--- a/downloads/DeepTimeBio_Lab.Training_Plan.v1.7.docx
+++ b/downloads/DeepTimeBio_Lab.Training_Plan.v1.7.docx
@@ -1,6 +1,6 @@
 
 <file path=word/document.xml><?xml version="1.0" encoding="utf-8"?>
-<w:document xmlns:wpc="http://schemas.microsoft.com/office/word/2010/wordprocessingCanvas" xmlns:cx="http://schemas.microsoft.com/office/drawing/2014/chartex" xmlns:cx1="http://schemas.microsoft.com/office/drawing/2015/9/8/chartex" xmlns:cx2="http://schemas.microsoft.com/office/drawing/2015/10/21/chartex" xmlns:cx3="http://schemas.microsoft.com/office/drawing/2016/5/9/chartex" xmlns:cx4="http://schemas.microsoft.com/office/drawing/2016/5/10/chartex" xmlns:cx5="http://schemas.microsoft.com/office/drawing/2016/5/11/chartex" xmlns:cx6="http://schemas.microsoft.com/office/drawing/2016/5/12/chartex" xmlns:cx7="http://schemas.microsoft.com/office/drawing/2016/5/13/chartex" xmlns:cx8="http://schemas.microsoft.com/office/drawing/2016/5/14/chartex" xmlns:mc="http://schemas.openxmlformats.org/markup-compatibility/2006" xmlns:aink="http://schemas.microsoft.com/office/drawing/2016/ink" xmlns:am3d="http://schemas.microsoft.com/office/drawing/2017/model3d" xmlns:o="urn:schemas-microsoft-com:office:office" xmlns:oel="http://schemas.microsoft.com/office/2019/extlst" xmlns:r="http://schemas.openxmlformats.org/officeDocument/2006/relationships" xmlns:m="http://schemas.openxmlformats.org/officeDocument/2006/math" xmlns:v="urn:schemas-microsoft-com:vml" xmlns:wp14="http://schemas.microsoft.com/office/word/2010/wordprocessingDrawing" xmlns:wp="http://schemas.openxmlformats.org/drawingml/2006/wordprocessingDrawing" xmlns:w10="urn:schemas-microsoft-com:office:word" xmlns:w="http://schemas.openxmlformats.org/wordprocessingml/2006/main" xmlns:w14="http://schemas.microsoft.com/office/word/2010/wordml" xmlns:w15="http://schemas.microsoft.com/office/word/2012/wordml" xmlns:w16cex="http://schemas.microsoft.com/office/word/2018/wordml/cex" xmlns:w16cid="http://schemas.microsoft.com/office/word/2016/wordml/cid" xmlns:w16="http://schemas.microsoft.com/office/word/2018/wordml" xmlns:w16du="http://schemas.microsoft.com/office/word/2023/wordml/word16du" xmlns:w16sdtdh="http://schemas.microsoft.com/office/word/2020/wordml/sdtdatahash" xmlns:w16se="http://schemas.microsoft.com/office/word/2015/wordml/symex" xmlns:wpg="http://schemas.microsoft.com/office/word/2010/wordprocessingGroup" xmlns:wpi="http://schemas.microsoft.com/office/word/2010/wordprocessingInk" xmlns:wne="http://schemas.microsoft.com/office/word/2006/wordml" xmlns:wps="http://schemas.microsoft.com/office/word/2010/wordprocessingShape" mc:Ignorable="w14 w15 w16se w16cid w16 w16cex w16sdtdh w16du wp14">
+<w:document xmlns:wpc="http://schemas.microsoft.com/office/word/2010/wordprocessingCanvas" xmlns:cx="http://schemas.microsoft.com/office/drawing/2014/chartex" xmlns:cx1="http://schemas.microsoft.com/office/drawing/2015/9/8/chartex" xmlns:cx2="http://schemas.microsoft.com/office/drawing/2015/10/21/chartex" xmlns:cx3="http://schemas.microsoft.com/office/drawing/2016/5/9/chartex" xmlns:cx4="http://schemas.microsoft.com/office/drawing/2016/5/10/chartex" xmlns:cx5="http://schemas.microsoft.com/office/drawing/2016/5/11/chartex" xmlns:cx6="http://schemas.microsoft.com/office/drawing/2016/5/12/chartex" xmlns:cx7="http://schemas.microsoft.com/office/drawing/2016/5/13/chartex" xmlns:cx8="http://schemas.microsoft.com/office/drawing/2016/5/14/chartex" xmlns:mc="http://schemas.openxmlformats.org/markup-compatibility/2006" xmlns:aink="http://schemas.microsoft.com/office/drawing/2016/ink" xmlns:am3d="http://schemas.microsoft.com/office/drawing/2017/model3d" xmlns:o="urn:schemas-microsoft-com:office:office" xmlns:oel="http://schemas.microsoft.com/office/2019/extlst" xmlns:r="http://schemas.openxmlformats.org/officeDocument/2006/relationships" xmlns:m="http://schemas.openxmlformats.org/officeDocument/2006/math" xmlns:v="urn:schemas-microsoft-com:vml" xmlns:wp14="http://schemas.microsoft.com/office/word/2010/wordprocessingDrawing" xmlns:wp="http://schemas.openxmlformats.org/drawingml/2006/wordprocessingDrawing" xmlns:w10="urn:schemas-microsoft-com:office:word" xmlns:w="http://schemas.openxmlformats.org/wordprocessingml/2006/main" xmlns:w14="http://schemas.microsoft.com/office/word/2010/wordml" xmlns:w15="http://schemas.microsoft.com/office/word/2012/wordml" xmlns:w16cex="http://schemas.microsoft.com/office/word/2018/wordml/cex" xmlns:w16cid="http://schemas.microsoft.com/office/word/2016/wordml/cid" xmlns:w16="http://schemas.microsoft.com/office/word/2018/wordml" xmlns:w16du="http://schemas.microsoft.com/office/word/2023/wordml/word16du" xmlns:w16sdtdh="http://schemas.microsoft.com/office/word/2020/wordml/sdtdatahash" xmlns:w16sdtfl="http://schemas.microsoft.com/office/word/2024/wordml/sdtformatlock" xmlns:w16se="http://schemas.microsoft.com/office/word/2015/wordml/symex" xmlns:wpg="http://schemas.microsoft.com/office/word/2010/wordprocessingGroup" xmlns:wpi="http://schemas.microsoft.com/office/word/2010/wordprocessingInk" xmlns:wne="http://schemas.microsoft.com/office/word/2006/wordml" xmlns:wps="http://schemas.microsoft.com/office/word/2010/wordprocessingShape" mc:Ignorable="w14 w15 w16se w16cid w16 w16cex w16sdtdh w16sdtfl w16du wp14">
   <w:body>
     <w:tbl>
       <w:tblPr>
@@ -44,17 +44,7 @@
                 <w:sz w:val="22"/>
                 <w:szCs w:val="22"/>
               </w:rPr>
-              <w:t>Deep Time Biology</w:t>
-            </w:r>
-            <w:r>
-              <w:rPr>
-                <w:rFonts w:ascii="Roboto" w:hAnsi="Roboto" w:cs="Calibri"/>
-                <w:b/>
-                <w:noProof/>
-                <w:sz w:val="22"/>
-                <w:szCs w:val="22"/>
-              </w:rPr>
-              <w:t xml:space="preserve"> Lab</w:t>
+              <w:t>Deep Time Biology Lab</w:t>
             </w:r>
           </w:p>
           <w:p>
@@ -73,63 +63,45 @@
                 <w:sz w:val="18"/>
                 <w:szCs w:val="18"/>
               </w:rPr>
-              <w:t xml:space="preserve">Department of </w:t>
-            </w:r>
-            <w:r>
+              <w:t>Department of Earth Sciences</w:t>
+            </w:r>
+          </w:p>
+          <w:p>
+            <w:pPr>
               <w:rPr>
                 <w:rFonts w:ascii="Roboto" w:hAnsi="Roboto"/>
                 <w:noProof/>
                 <w:sz w:val="18"/>
                 <w:szCs w:val="18"/>
               </w:rPr>
-              <w:t>Earth Sciences</w:t>
-            </w:r>
-          </w:p>
-          <w:p>
-            <w:pPr>
+            </w:pPr>
+            <w:r>
               <w:rPr>
                 <w:rFonts w:ascii="Roboto" w:hAnsi="Roboto"/>
                 <w:noProof/>
                 <w:sz w:val="18"/>
                 <w:szCs w:val="18"/>
               </w:rPr>
-            </w:pPr>
-            <w:r>
+              <w:t>Montana State University</w:t>
+            </w:r>
+          </w:p>
+          <w:p>
+            <w:pPr>
               <w:rPr>
                 <w:rFonts w:ascii="Roboto" w:hAnsi="Roboto"/>
                 <w:noProof/>
                 <w:sz w:val="18"/>
                 <w:szCs w:val="18"/>
               </w:rPr>
-              <w:t>Montana State University</w:t>
-            </w:r>
-          </w:p>
-          <w:p>
-            <w:pPr>
+            </w:pPr>
+            <w:r>
               <w:rPr>
                 <w:rFonts w:ascii="Roboto" w:hAnsi="Roboto"/>
                 <w:noProof/>
                 <w:sz w:val="18"/>
                 <w:szCs w:val="18"/>
               </w:rPr>
-            </w:pPr>
-            <w:r>
-              <w:rPr>
-                <w:rFonts w:ascii="Roboto" w:hAnsi="Roboto"/>
-                <w:noProof/>
-                <w:sz w:val="18"/>
-                <w:szCs w:val="18"/>
-              </w:rPr>
-              <w:t>Bozeman, Montana, 5971</w:t>
-            </w:r>
-            <w:r>
-              <w:rPr>
-                <w:rFonts w:ascii="Roboto" w:hAnsi="Roboto"/>
-                <w:noProof/>
-                <w:sz w:val="18"/>
-                <w:szCs w:val="18"/>
-              </w:rPr>
-              <w:t>7</w:t>
+              <w:t>Bozeman, Montana, 59717</w:t>
             </w:r>
           </w:p>
           <w:p>
@@ -160,16 +132,7 @@
                 <w:sz w:val="18"/>
                 <w:szCs w:val="18"/>
               </w:rPr>
-              <w:t xml:space="preserve"> </w:t>
-            </w:r>
-            <w:r>
-              <w:rPr>
-                <w:rFonts w:ascii="Roboto" w:hAnsi="Roboto"/>
-                <w:noProof/>
-                <w:sz w:val="18"/>
-                <w:szCs w:val="18"/>
-              </w:rPr>
-              <w:t xml:space="preserve">| </w:t>
+              <w:t xml:space="preserve"> | </w:t>
             </w:r>
             <w:hyperlink r:id="rId8" w:history="1">
               <w:r>
@@ -218,18 +181,7 @@
           <w:sz w:val="48"/>
           <w:szCs w:val="48"/>
         </w:rPr>
-        <w:t>Training Plan &amp; Goals</w:t>
-      </w:r>
-      <w:r>
-        <w:rPr>
-          <w:rFonts w:ascii="Roboto" w:hAnsi="Roboto" w:cs="Calibri"/>
-          <w:b/>
-          <w:noProof/>
-          <w:color w:val="BFBFBF" w:themeColor="background1" w:themeShade="BF"/>
-          <w:sz w:val="48"/>
-          <w:szCs w:val="48"/>
-        </w:rPr>
-        <w:t xml:space="preserve"> </w:t>
+        <w:t xml:space="preserve">Training Plan &amp; Goals </w:t>
       </w:r>
     </w:p>
     <w:p>
@@ -330,40 +282,7 @@
           <w:sz w:val="28"/>
           <w:szCs w:val="28"/>
         </w:rPr>
-        <w:t xml:space="preserve">Why </w:t>
-      </w:r>
-      <w:r>
-        <w:rPr>
-          <w:rFonts w:ascii="Roboto" w:hAnsi="Roboto"/>
-          <w:b/>
-          <w:noProof/>
-          <w:color w:val="000000"/>
-          <w:sz w:val="28"/>
-          <w:szCs w:val="28"/>
-        </w:rPr>
-        <w:t>Training</w:t>
-      </w:r>
-      <w:r>
-        <w:rPr>
-          <w:rFonts w:ascii="Roboto" w:hAnsi="Roboto"/>
-          <w:b/>
-          <w:noProof/>
-          <w:color w:val="000000"/>
-          <w:sz w:val="28"/>
-          <w:szCs w:val="28"/>
-        </w:rPr>
-        <w:t xml:space="preserve"> Plan</w:t>
-      </w:r>
-      <w:r>
-        <w:rPr>
-          <w:rFonts w:ascii="Roboto" w:hAnsi="Roboto"/>
-          <w:b/>
-          <w:noProof/>
-          <w:color w:val="000000"/>
-          <w:sz w:val="28"/>
-          <w:szCs w:val="28"/>
-        </w:rPr>
-        <w:t>s?</w:t>
+        <w:t>Why Training Plans?</w:t>
       </w:r>
     </w:p>
     <w:p>
@@ -393,7 +312,7 @@
           <w:sz w:val="24"/>
           <w:szCs w:val="24"/>
         </w:rPr>
-        <w:t xml:space="preserve">Research is </w:t>
+        <w:t xml:space="preserve">Research is hard because, even if you are part of a team, you are expected to work independently to a degree that may be foreign and daunting. You will need perseverance, discipline, and a plan to succeed. A 2005 Sigma Xi survey found that US postdocs who created training plans were ~30% more likely to publish first-author papers. </w:t>
       </w:r>
       <w:r>
         <w:rPr>
@@ -403,127 +322,7 @@
           <w:sz w:val="24"/>
           <w:szCs w:val="24"/>
         </w:rPr>
-        <w:t>hard</w:t>
-      </w:r>
-      <w:r>
-        <w:rPr>
-          <w:rFonts w:ascii="Roboto" w:hAnsi="Roboto"/>
-          <w:noProof/>
-          <w:color w:val="000000"/>
-          <w:sz w:val="24"/>
-          <w:szCs w:val="24"/>
-        </w:rPr>
-        <w:t xml:space="preserve"> because, even if you are part of a team, you are expected to work independently to </w:t>
-      </w:r>
-      <w:r>
-        <w:rPr>
-          <w:rFonts w:ascii="Roboto" w:hAnsi="Roboto"/>
-          <w:noProof/>
-          <w:color w:val="000000"/>
-          <w:sz w:val="24"/>
-          <w:szCs w:val="24"/>
-        </w:rPr>
-        <w:t>a</w:t>
-      </w:r>
-      <w:r>
-        <w:rPr>
-          <w:rFonts w:ascii="Roboto" w:hAnsi="Roboto"/>
-          <w:noProof/>
-          <w:color w:val="000000"/>
-          <w:sz w:val="24"/>
-          <w:szCs w:val="24"/>
-        </w:rPr>
-        <w:t xml:space="preserve"> degree that may be </w:t>
-      </w:r>
-      <w:r>
-        <w:rPr>
-          <w:rFonts w:ascii="Roboto" w:hAnsi="Roboto"/>
-          <w:noProof/>
-          <w:color w:val="000000"/>
-          <w:sz w:val="24"/>
-          <w:szCs w:val="24"/>
-        </w:rPr>
-        <w:t xml:space="preserve">foreign and </w:t>
-      </w:r>
-      <w:r>
-        <w:rPr>
-          <w:rFonts w:ascii="Roboto" w:hAnsi="Roboto"/>
-          <w:noProof/>
-          <w:color w:val="000000"/>
-          <w:sz w:val="24"/>
-          <w:szCs w:val="24"/>
-        </w:rPr>
-        <w:t xml:space="preserve">daunting. You will need </w:t>
-      </w:r>
-      <w:r>
-        <w:rPr>
-          <w:rFonts w:ascii="Roboto" w:hAnsi="Roboto"/>
-          <w:noProof/>
-          <w:color w:val="000000"/>
-          <w:sz w:val="24"/>
-          <w:szCs w:val="24"/>
-        </w:rPr>
-        <w:t>perseverance</w:t>
-      </w:r>
-      <w:r>
-        <w:rPr>
-          <w:rFonts w:ascii="Roboto" w:hAnsi="Roboto"/>
-          <w:noProof/>
-          <w:color w:val="000000"/>
-          <w:sz w:val="24"/>
-          <w:szCs w:val="24"/>
-        </w:rPr>
-        <w:t>, discipline</w:t>
-      </w:r>
-      <w:r>
-        <w:rPr>
-          <w:rFonts w:ascii="Roboto" w:hAnsi="Roboto"/>
-          <w:noProof/>
-          <w:color w:val="000000"/>
-          <w:sz w:val="24"/>
-          <w:szCs w:val="24"/>
-        </w:rPr>
-        <w:t>, and a plan</w:t>
-      </w:r>
-      <w:r>
-        <w:rPr>
-          <w:rFonts w:ascii="Roboto" w:hAnsi="Roboto"/>
-          <w:noProof/>
-          <w:color w:val="000000"/>
-          <w:sz w:val="24"/>
-          <w:szCs w:val="24"/>
-        </w:rPr>
-        <w:t xml:space="preserve"> to succeed. </w:t>
-      </w:r>
-      <w:r>
-        <w:rPr>
-          <w:rFonts w:ascii="Roboto" w:hAnsi="Roboto"/>
-          <w:noProof/>
-          <w:color w:val="000000"/>
-          <w:sz w:val="24"/>
-          <w:szCs w:val="24"/>
-        </w:rPr>
-        <w:t>A</w:t>
-      </w:r>
-      <w:r>
-        <w:rPr>
-          <w:rFonts w:ascii="Roboto" w:hAnsi="Roboto"/>
-          <w:noProof/>
-          <w:color w:val="000000"/>
-          <w:sz w:val="24"/>
-          <w:szCs w:val="24"/>
-        </w:rPr>
-        <w:t xml:space="preserve"> 2005 Sigma Xi survey found that US postdocs who</w:t>
-      </w:r>
-      <w:r>
-        <w:rPr>
-          <w:rFonts w:ascii="Roboto" w:hAnsi="Roboto"/>
-          <w:noProof/>
-          <w:color w:val="000000"/>
-          <w:sz w:val="24"/>
-          <w:szCs w:val="24"/>
-        </w:rPr>
-        <w:t xml:space="preserve"> created training plans were ~30% more likely to publish first-author papers. </w:t>
+        <w:t xml:space="preserve">This is important, because only 10% of PhDs get jobs in their field.  </w:t>
       </w:r>
       <w:r>
         <w:rPr>
@@ -617,7 +416,7 @@
           <w:sz w:val="24"/>
           <w:szCs w:val="24"/>
         </w:rPr>
-        <w:t>To reach your goals</w:t>
+        <w:t xml:space="preserve">To reach your goals, you must understand how competitive the </w:t>
       </w:r>
       <w:r>
         <w:rPr>
@@ -627,7 +426,7 @@
           <w:sz w:val="24"/>
           <w:szCs w:val="24"/>
         </w:rPr>
-        <w:t>,</w:t>
+        <w:t>job</w:t>
       </w:r>
       <w:r>
         <w:rPr>
@@ -637,77 +436,7 @@
           <w:sz w:val="24"/>
           <w:szCs w:val="24"/>
         </w:rPr>
-        <w:t xml:space="preserve"> you must u</w:t>
-      </w:r>
-      <w:r>
-        <w:rPr>
-          <w:rFonts w:ascii="Roboto" w:hAnsi="Roboto"/>
-          <w:noProof/>
-          <w:color w:val="000000"/>
-          <w:sz w:val="24"/>
-          <w:szCs w:val="24"/>
-        </w:rPr>
-        <w:t xml:space="preserve">nderstand </w:t>
-      </w:r>
-      <w:r>
-        <w:rPr>
-          <w:rFonts w:ascii="Roboto" w:hAnsi="Roboto"/>
-          <w:noProof/>
-          <w:color w:val="000000"/>
-          <w:sz w:val="24"/>
-          <w:szCs w:val="24"/>
-        </w:rPr>
-        <w:t>how competitive the jobs market really is (only ~ 15% of Ph</w:t>
-      </w:r>
-      <w:r>
-        <w:rPr>
-          <w:rFonts w:ascii="Roboto" w:hAnsi="Roboto"/>
-          <w:noProof/>
-          <w:color w:val="000000"/>
-          <w:sz w:val="24"/>
-          <w:szCs w:val="24"/>
-        </w:rPr>
-        <w:t>.D.</w:t>
-      </w:r>
-      <w:r>
-        <w:rPr>
-          <w:rFonts w:ascii="Roboto" w:hAnsi="Roboto"/>
-          <w:noProof/>
-          <w:color w:val="000000"/>
-          <w:sz w:val="24"/>
-          <w:szCs w:val="24"/>
-        </w:rPr>
-        <w:t xml:space="preserve">’s obtain a tenure-track faculty position). With that said, my </w:t>
-      </w:r>
-      <w:r>
-        <w:rPr>
-          <w:rFonts w:ascii="Roboto" w:hAnsi="Roboto"/>
-          <w:noProof/>
-          <w:color w:val="000000"/>
-          <w:sz w:val="24"/>
-          <w:szCs w:val="24"/>
-        </w:rPr>
-        <w:t xml:space="preserve">basic </w:t>
-      </w:r>
-      <w:r>
-        <w:rPr>
-          <w:rFonts w:ascii="Roboto" w:hAnsi="Roboto"/>
-          <w:noProof/>
-          <w:color w:val="000000"/>
-          <w:sz w:val="24"/>
-          <w:szCs w:val="24"/>
-        </w:rPr>
-        <w:t>advice is to</w:t>
-      </w:r>
-      <w:r>
-        <w:rPr>
-          <w:rFonts w:ascii="Roboto" w:hAnsi="Roboto"/>
-          <w:noProof/>
-          <w:color w:val="000000"/>
-          <w:sz w:val="24"/>
-          <w:szCs w:val="24"/>
-        </w:rPr>
-        <w:t>:</w:t>
+        <w:t xml:space="preserve"> market really is (only ~ 15% of Ph.D.s obtain a tenure-track faculty position). With that said, my basic advice is to:</w:t>
       </w:r>
     </w:p>
     <w:p>
@@ -715,7 +444,7 @@
         <w:pStyle w:val="ListParagraph"/>
         <w:numPr>
           <w:ilvl w:val="0"/>
-          <w:numId w:val="5"/>
+          <w:numId w:val="13"/>
         </w:numPr>
         <w:pBdr>
           <w:top w:val="nil"/>
@@ -742,57 +471,7 @@
           <w:sz w:val="24"/>
           <w:szCs w:val="24"/>
         </w:rPr>
-        <w:t>E</w:t>
-      </w:r>
-      <w:r>
-        <w:rPr>
-          <w:rFonts w:ascii="Roboto" w:hAnsi="Roboto"/>
-          <w:noProof/>
-          <w:color w:val="000000"/>
-          <w:sz w:val="24"/>
-          <w:szCs w:val="24"/>
-        </w:rPr>
-        <w:t xml:space="preserve">mbody the demeanor and output of your seniors (dress, act, behave, and perform </w:t>
-      </w:r>
-      <w:r>
-        <w:rPr>
-          <w:rFonts w:ascii="Roboto" w:hAnsi="Roboto"/>
-          <w:noProof/>
-          <w:color w:val="000000"/>
-          <w:sz w:val="24"/>
-          <w:szCs w:val="24"/>
-        </w:rPr>
-        <w:t xml:space="preserve">like someone </w:t>
-      </w:r>
-      <w:r>
-        <w:rPr>
-          <w:rFonts w:ascii="Roboto" w:hAnsi="Roboto"/>
-          <w:noProof/>
-          <w:color w:val="000000"/>
-          <w:sz w:val="24"/>
-          <w:szCs w:val="24"/>
-        </w:rPr>
-        <w:t xml:space="preserve">in the next </w:t>
-      </w:r>
-      <w:r>
-        <w:rPr>
-          <w:rFonts w:ascii="Roboto" w:hAnsi="Roboto"/>
-          <w:noProof/>
-          <w:color w:val="000000"/>
-          <w:sz w:val="24"/>
-          <w:szCs w:val="24"/>
-        </w:rPr>
-        <w:t xml:space="preserve">career </w:t>
-      </w:r>
-      <w:r>
-        <w:rPr>
-          <w:rFonts w:ascii="Roboto" w:hAnsi="Roboto"/>
-          <w:noProof/>
-          <w:color w:val="000000"/>
-          <w:sz w:val="24"/>
-          <w:szCs w:val="24"/>
-        </w:rPr>
-        <w:t>stage).</w:t>
+        <w:t>Embody the demeanor and output of your seniors (dress, act, behave, and perform like someone in the next career stage).</w:t>
       </w:r>
     </w:p>
     <w:p>
@@ -800,7 +479,7 @@
         <w:pStyle w:val="ListParagraph"/>
         <w:numPr>
           <w:ilvl w:val="0"/>
-          <w:numId w:val="5"/>
+          <w:numId w:val="13"/>
         </w:numPr>
         <w:pBdr>
           <w:top w:val="nil"/>
@@ -827,117 +506,7 @@
           <w:sz w:val="24"/>
           <w:szCs w:val="24"/>
         </w:rPr>
-        <w:t>I</w:t>
-      </w:r>
-      <w:r>
-        <w:rPr>
-          <w:rFonts w:ascii="Roboto" w:hAnsi="Roboto"/>
-          <w:noProof/>
-          <w:color w:val="000000"/>
-          <w:sz w:val="24"/>
-          <w:szCs w:val="24"/>
-        </w:rPr>
-        <w:t>nspiration comes from action – start working hard</w:t>
-      </w:r>
-      <w:r>
-        <w:rPr>
-          <w:rFonts w:ascii="Roboto" w:hAnsi="Roboto"/>
-          <w:noProof/>
-          <w:color w:val="000000"/>
-          <w:sz w:val="24"/>
-          <w:szCs w:val="24"/>
-        </w:rPr>
-        <w:t xml:space="preserve"> (and fake i</w:t>
-      </w:r>
-      <w:r>
-        <w:rPr>
-          <w:rFonts w:ascii="Roboto" w:hAnsi="Roboto"/>
-          <w:noProof/>
-          <w:color w:val="000000"/>
-          <w:sz w:val="24"/>
-          <w:szCs w:val="24"/>
-        </w:rPr>
-        <w:t>t; because we all do!</w:t>
-      </w:r>
-      <w:r>
-        <w:rPr>
-          <w:rFonts w:ascii="Roboto" w:hAnsi="Roboto"/>
-          <w:noProof/>
-          <w:color w:val="000000"/>
-          <w:sz w:val="24"/>
-          <w:szCs w:val="24"/>
-        </w:rPr>
-        <w:t>)</w:t>
-      </w:r>
-      <w:r>
-        <w:rPr>
-          <w:rFonts w:ascii="Roboto" w:hAnsi="Roboto"/>
-          <w:noProof/>
-          <w:color w:val="000000"/>
-          <w:sz w:val="24"/>
-          <w:szCs w:val="24"/>
-        </w:rPr>
-        <w:t>,</w:t>
-      </w:r>
-      <w:r>
-        <w:rPr>
-          <w:rFonts w:ascii="Roboto" w:hAnsi="Roboto"/>
-          <w:noProof/>
-          <w:color w:val="000000"/>
-          <w:sz w:val="24"/>
-          <w:szCs w:val="24"/>
-        </w:rPr>
-        <w:t xml:space="preserve"> and you will find inspiration and creativity all around. It doe</w:t>
-      </w:r>
-      <w:r>
-        <w:rPr>
-          <w:rFonts w:ascii="Roboto" w:hAnsi="Roboto"/>
-          <w:noProof/>
-          <w:color w:val="000000"/>
-          <w:sz w:val="24"/>
-          <w:szCs w:val="24"/>
-        </w:rPr>
-        <w:t>sn’</w:t>
-      </w:r>
-      <w:r>
-        <w:rPr>
-          <w:rFonts w:ascii="Roboto" w:hAnsi="Roboto"/>
-          <w:noProof/>
-          <w:color w:val="000000"/>
-          <w:sz w:val="24"/>
-          <w:szCs w:val="24"/>
-        </w:rPr>
-        <w:t>t work in reverse</w:t>
-      </w:r>
-      <w:r>
-        <w:rPr>
-          <w:rFonts w:ascii="Roboto" w:hAnsi="Roboto"/>
-          <w:noProof/>
-          <w:color w:val="000000"/>
-          <w:sz w:val="24"/>
-          <w:szCs w:val="24"/>
-        </w:rPr>
-        <w:t xml:space="preserve"> – if you wait for inspiration</w:t>
-      </w:r>
-      <w:r>
-        <w:rPr>
-          <w:rFonts w:ascii="Roboto" w:hAnsi="Roboto"/>
-          <w:noProof/>
-          <w:color w:val="000000"/>
-          <w:sz w:val="24"/>
-          <w:szCs w:val="24"/>
-        </w:rPr>
-        <w:t xml:space="preserve"> before working, it will never come</w:t>
-      </w:r>
-      <w:r>
-        <w:rPr>
-          <w:rFonts w:ascii="Roboto" w:hAnsi="Roboto"/>
-          <w:noProof/>
-          <w:color w:val="000000"/>
-          <w:sz w:val="24"/>
-          <w:szCs w:val="24"/>
-        </w:rPr>
-        <w:t>.</w:t>
+        <w:t>Inspiration comes from action – start working hard (and fake it; because we all do!), and you will find inspiration and creativity all around. It doesn’t work in reverse – if you wait for inspiration before working, it will never come.</w:t>
       </w:r>
     </w:p>
     <w:p>
@@ -945,7 +514,7 @@
         <w:pStyle w:val="ListParagraph"/>
         <w:numPr>
           <w:ilvl w:val="0"/>
-          <w:numId w:val="5"/>
+          <w:numId w:val="13"/>
         </w:numPr>
         <w:pBdr>
           <w:top w:val="nil"/>
@@ -972,37 +541,7 @@
           <w:sz w:val="24"/>
           <w:szCs w:val="24"/>
         </w:rPr>
-        <w:t>Identify specific goals. For example, b</w:t>
-      </w:r>
-      <w:r>
-        <w:rPr>
-          <w:rFonts w:ascii="Roboto" w:hAnsi="Roboto"/>
-          <w:noProof/>
-          <w:color w:val="000000"/>
-          <w:sz w:val="24"/>
-          <w:szCs w:val="24"/>
-        </w:rPr>
-        <w:t>efore you leave our lab</w:t>
-      </w:r>
-      <w:r>
-        <w:rPr>
-          <w:rFonts w:ascii="Roboto" w:hAnsi="Roboto"/>
-          <w:noProof/>
-          <w:color w:val="000000"/>
-          <w:sz w:val="24"/>
-          <w:szCs w:val="24"/>
-        </w:rPr>
-        <w:t>,</w:t>
-      </w:r>
-      <w:r>
-        <w:rPr>
-          <w:rFonts w:ascii="Roboto" w:hAnsi="Roboto"/>
-          <w:noProof/>
-          <w:color w:val="000000"/>
-          <w:sz w:val="24"/>
-          <w:szCs w:val="24"/>
-        </w:rPr>
-        <w:t xml:space="preserve"> you should also aim to:</w:t>
+        <w:t>Identify specific goals. For example, before you leave our lab, you should also aim to:</w:t>
       </w:r>
     </w:p>
     <w:tbl>
@@ -1316,27 +855,7 @@
                 <w:sz w:val="24"/>
                 <w:szCs w:val="24"/>
               </w:rPr>
-              <w:t xml:space="preserve">1+ </w:t>
-            </w:r>
-            <w:r>
-              <w:rPr>
-                <w:rFonts w:ascii="Roboto" w:hAnsi="Roboto"/>
-                <w:noProof/>
-                <w:color w:val="000000"/>
-                <w:sz w:val="24"/>
-                <w:szCs w:val="24"/>
-              </w:rPr>
-              <w:t xml:space="preserve">major </w:t>
-            </w:r>
-            <w:r>
-              <w:rPr>
-                <w:rFonts w:ascii="Roboto" w:hAnsi="Roboto"/>
-                <w:noProof/>
-                <w:color w:val="000000"/>
-                <w:sz w:val="24"/>
-                <w:szCs w:val="24"/>
-              </w:rPr>
-              <w:t>sources</w:t>
+              <w:t>1+ major sources</w:t>
             </w:r>
           </w:p>
         </w:tc>
@@ -2047,17 +1566,7 @@
                 <w:sz w:val="24"/>
                 <w:szCs w:val="24"/>
               </w:rPr>
-              <w:t>1</w:t>
-            </w:r>
-            <w:r>
-              <w:rPr>
-                <w:rFonts w:ascii="Roboto" w:hAnsi="Roboto"/>
-                <w:noProof/>
-                <w:color w:val="000000"/>
-                <w:sz w:val="24"/>
-                <w:szCs w:val="24"/>
-              </w:rPr>
-              <w:t>+ committees</w:t>
+              <w:t>1+ committees</w:t>
             </w:r>
           </w:p>
         </w:tc>
@@ -2092,17 +1601,7 @@
                 <w:sz w:val="24"/>
                 <w:szCs w:val="24"/>
               </w:rPr>
-              <w:t>1</w:t>
-            </w:r>
-            <w:r>
-              <w:rPr>
-                <w:rFonts w:ascii="Roboto" w:hAnsi="Roboto"/>
-                <w:noProof/>
-                <w:color w:val="000000"/>
-                <w:sz w:val="24"/>
-                <w:szCs w:val="24"/>
-              </w:rPr>
-              <w:t>+ committees</w:t>
+              <w:t>1+ committees</w:t>
             </w:r>
           </w:p>
         </w:tc>
@@ -2138,40 +1637,7 @@
           <w:sz w:val="24"/>
           <w:szCs w:val="24"/>
         </w:rPr>
-        <w:t>PhD</w:t>
-      </w:r>
-      <w:r>
-        <w:rPr>
-          <w:rFonts w:ascii="Roboto" w:hAnsi="Roboto"/>
-          <w:b/>
-          <w:bCs/>
-          <w:noProof/>
-          <w:sz w:val="24"/>
-          <w:szCs w:val="24"/>
-        </w:rPr>
-        <w:t xml:space="preserve"> </w:t>
-      </w:r>
-      <w:r>
-        <w:rPr>
-          <w:rFonts w:ascii="Roboto" w:hAnsi="Roboto"/>
-          <w:b/>
-          <w:bCs/>
-          <w:noProof/>
-          <w:sz w:val="24"/>
-          <w:szCs w:val="24"/>
-        </w:rPr>
-        <w:t>Goals</w:t>
-      </w:r>
-      <w:r>
-        <w:rPr>
-          <w:rFonts w:ascii="Roboto" w:hAnsi="Roboto"/>
-          <w:b/>
-          <w:bCs/>
-          <w:noProof/>
-          <w:sz w:val="24"/>
-          <w:szCs w:val="24"/>
-        </w:rPr>
-        <w:t xml:space="preserve"> by Semester</w:t>
+        <w:t>PhD Goals by Semester</w:t>
       </w:r>
     </w:p>
     <w:tbl>
@@ -2263,7 +1729,25 @@
                 <w:sz w:val="24"/>
                 <w:szCs w:val="24"/>
               </w:rPr>
-              <w:t>Enroll in the two credit Graduate Seminar for all incoming students</w:t>
+              <w:t>Enroll in the two</w:t>
+            </w:r>
+            <w:r>
+              <w:rPr>
+                <w:rFonts w:ascii="Roboto" w:hAnsi="Roboto"/>
+                <w:noProof/>
+                <w:sz w:val="24"/>
+                <w:szCs w:val="24"/>
+              </w:rPr>
+              <w:t>-credit</w:t>
+            </w:r>
+            <w:r>
+              <w:rPr>
+                <w:rFonts w:ascii="Roboto" w:hAnsi="Roboto"/>
+                <w:noProof/>
+                <w:sz w:val="24"/>
+                <w:szCs w:val="24"/>
+              </w:rPr>
+              <w:t xml:space="preserve"> Graduate Seminar for all incoming students</w:t>
             </w:r>
           </w:p>
         </w:tc>
@@ -2326,16 +1810,7 @@
                 <w:sz w:val="24"/>
                 <w:szCs w:val="24"/>
               </w:rPr>
-              <w:t>Identify</w:t>
-            </w:r>
-            <w:r>
-              <w:rPr>
-                <w:rFonts w:ascii="Roboto" w:hAnsi="Roboto"/>
-                <w:noProof/>
-                <w:sz w:val="24"/>
-                <w:szCs w:val="24"/>
-              </w:rPr>
-              <w:t xml:space="preserve"> major research (thesis) goals</w:t>
+              <w:t>Identify major research (thesis) goals</w:t>
             </w:r>
           </w:p>
           <w:p>
@@ -2490,34 +1965,7 @@
                 <w:sz w:val="24"/>
                 <w:szCs w:val="24"/>
               </w:rPr>
-              <w:t xml:space="preserve">Submit a Thesis Proposal </w:t>
-            </w:r>
-            <w:r>
-              <w:rPr>
-                <w:rFonts w:ascii="Roboto" w:hAnsi="Roboto"/>
-                <w:noProof/>
-                <w:sz w:val="24"/>
-                <w:szCs w:val="24"/>
-              </w:rPr>
-              <w:t xml:space="preserve">(NSF formatted) </w:t>
-            </w:r>
-            <w:r>
-              <w:rPr>
-                <w:rFonts w:ascii="Roboto" w:hAnsi="Roboto"/>
-                <w:noProof/>
-                <w:sz w:val="24"/>
-                <w:szCs w:val="24"/>
-              </w:rPr>
-              <w:t xml:space="preserve">with approval </w:t>
-            </w:r>
-            <w:r>
-              <w:rPr>
-                <w:rFonts w:ascii="Roboto" w:hAnsi="Roboto"/>
-                <w:noProof/>
-                <w:sz w:val="24"/>
-                <w:szCs w:val="24"/>
-              </w:rPr>
-              <w:t>from me</w:t>
+              <w:t>Submit a Thesis Proposal (NSF formatted) with approval from me</w:t>
             </w:r>
           </w:p>
         </w:tc>
@@ -2614,25 +2062,7 @@
                 <w:sz w:val="24"/>
                 <w:szCs w:val="24"/>
               </w:rPr>
-              <w:t>Hold a committee meeting (</w:t>
-            </w:r>
-            <w:r>
-              <w:rPr>
-                <w:rFonts w:ascii="Roboto" w:hAnsi="Roboto"/>
-                <w:noProof/>
-                <w:sz w:val="24"/>
-                <w:szCs w:val="24"/>
-              </w:rPr>
-              <w:t xml:space="preserve">once </w:t>
-            </w:r>
-            <w:r>
-              <w:rPr>
-                <w:rFonts w:ascii="Roboto" w:hAnsi="Roboto"/>
-                <w:noProof/>
-                <w:sz w:val="24"/>
-                <w:szCs w:val="24"/>
-              </w:rPr>
-              <w:t>each semester after 2</w:t>
+              <w:t>Hold a committee meeting (once each semester after 2</w:t>
             </w:r>
             <w:r>
               <w:rPr>
@@ -2871,34 +2301,7 @@
                 <w:sz w:val="24"/>
                 <w:szCs w:val="24"/>
               </w:rPr>
-              <w:t>Apply for Advanced Degree</w:t>
-            </w:r>
-            <w:r>
-              <w:rPr>
-                <w:rFonts w:ascii="Roboto" w:hAnsi="Roboto"/>
-                <w:noProof/>
-                <w:sz w:val="24"/>
-                <w:szCs w:val="24"/>
-              </w:rPr>
-              <w:t>,</w:t>
-            </w:r>
-            <w:r>
-              <w:rPr>
-                <w:rFonts w:ascii="Roboto" w:hAnsi="Roboto"/>
-                <w:noProof/>
-                <w:sz w:val="24"/>
-                <w:szCs w:val="24"/>
-              </w:rPr>
-              <w:t xml:space="preserve"> Graduate School (before 3rd week</w:t>
-            </w:r>
-            <w:r>
-              <w:rPr>
-                <w:rFonts w:ascii="Roboto" w:hAnsi="Roboto"/>
-                <w:noProof/>
-                <w:sz w:val="24"/>
-                <w:szCs w:val="24"/>
-              </w:rPr>
-              <w:t>, last semester)</w:t>
+              <w:t>Apply for Advanced Degree, Graduate School (before 3rd week, last semester)</w:t>
             </w:r>
           </w:p>
         </w:tc>
@@ -3071,61 +2474,7 @@
                 <w:sz w:val="24"/>
                 <w:szCs w:val="24"/>
               </w:rPr>
-              <w:t xml:space="preserve">Submit </w:t>
-            </w:r>
-            <w:r>
-              <w:rPr>
-                <w:rFonts w:ascii="Roboto" w:hAnsi="Roboto"/>
-                <w:noProof/>
-                <w:sz w:val="24"/>
-                <w:szCs w:val="24"/>
-              </w:rPr>
-              <w:t xml:space="preserve">Electronic Thesis Form </w:t>
-            </w:r>
-            <w:r>
-              <w:rPr>
-                <w:rFonts w:ascii="Roboto" w:hAnsi="Roboto"/>
-                <w:noProof/>
-                <w:sz w:val="24"/>
-                <w:szCs w:val="24"/>
-              </w:rPr>
-              <w:t>&amp;</w:t>
-            </w:r>
-            <w:r>
-              <w:rPr>
-                <w:rFonts w:ascii="Roboto" w:hAnsi="Roboto"/>
-                <w:noProof/>
-                <w:sz w:val="24"/>
-                <w:szCs w:val="24"/>
-              </w:rPr>
-              <w:t xml:space="preserve"> thesis </w:t>
-            </w:r>
-            <w:r>
-              <w:rPr>
-                <w:rFonts w:ascii="Roboto" w:hAnsi="Roboto"/>
-                <w:noProof/>
-                <w:sz w:val="24"/>
-                <w:szCs w:val="24"/>
-              </w:rPr>
-              <w:t>at least</w:t>
-            </w:r>
-            <w:r>
-              <w:rPr>
-                <w:rFonts w:ascii="Roboto" w:hAnsi="Roboto"/>
-                <w:noProof/>
-                <w:sz w:val="24"/>
-                <w:szCs w:val="24"/>
-              </w:rPr>
-              <w:t xml:space="preserve"> 14 days before end of ter</w:t>
-            </w:r>
-            <w:r>
-              <w:rPr>
-                <w:rFonts w:ascii="Roboto" w:hAnsi="Roboto"/>
-                <w:noProof/>
-                <w:sz w:val="24"/>
-                <w:szCs w:val="24"/>
-              </w:rPr>
-              <w:t>m</w:t>
+              <w:t>Submit Electronic Thesis Form &amp; thesis at least 14 days before end of term</w:t>
             </w:r>
           </w:p>
         </w:tc>
@@ -3154,9 +2503,10 @@
           <w:sz w:val="28"/>
           <w:szCs w:val="28"/>
         </w:rPr>
-        <w:lastRenderedPageBreak/>
-        <w:t xml:space="preserve">Part </w:t>
+        <w:t>Part 1. Clarify Yo</w:t>
       </w:r>
+      <w:bookmarkStart w:id="1" w:name="30j0zll" w:colFirst="0" w:colLast="0"/>
+      <w:bookmarkEnd w:id="1"/>
       <w:r>
         <w:rPr>
           <w:rFonts w:ascii="Roboto" w:hAnsi="Roboto"/>
@@ -3165,99 +2515,7 @@
           <w:sz w:val="28"/>
           <w:szCs w:val="28"/>
         </w:rPr>
-        <w:t>1.</w:t>
-      </w:r>
-      <w:r>
-        <w:rPr>
-          <w:rFonts w:ascii="Roboto" w:hAnsi="Roboto"/>
-          <w:b/>
-          <w:noProof/>
-          <w:sz w:val="28"/>
-          <w:szCs w:val="28"/>
-        </w:rPr>
-        <w:t xml:space="preserve"> </w:t>
-      </w:r>
-      <w:r>
-        <w:rPr>
-          <w:rFonts w:ascii="Roboto" w:hAnsi="Roboto"/>
-          <w:b/>
-          <w:noProof/>
-          <w:sz w:val="28"/>
-          <w:szCs w:val="28"/>
-        </w:rPr>
-        <w:t>Clarify</w:t>
-      </w:r>
-      <w:r>
-        <w:rPr>
-          <w:rFonts w:ascii="Roboto" w:hAnsi="Roboto"/>
-          <w:b/>
-          <w:noProof/>
-          <w:sz w:val="28"/>
-          <w:szCs w:val="28"/>
-        </w:rPr>
-        <w:t xml:space="preserve"> </w:t>
-      </w:r>
-      <w:r>
-        <w:rPr>
-          <w:rFonts w:ascii="Roboto" w:hAnsi="Roboto"/>
-          <w:b/>
-          <w:noProof/>
-          <w:sz w:val="28"/>
-          <w:szCs w:val="28"/>
-        </w:rPr>
-        <w:t>Yo</w:t>
-      </w:r>
-      <w:bookmarkStart w:id="1" w:name="30j0zll" w:colFirst="0" w:colLast="0"/>
-      <w:bookmarkEnd w:id="1"/>
-      <w:r>
-        <w:rPr>
-          <w:rFonts w:ascii="Roboto" w:hAnsi="Roboto"/>
-          <w:b/>
-          <w:noProof/>
-          <w:sz w:val="28"/>
-          <w:szCs w:val="28"/>
-        </w:rPr>
-        <w:t xml:space="preserve">ur Goals </w:t>
-      </w:r>
-      <w:r>
-        <w:rPr>
-          <w:rFonts w:ascii="Roboto" w:hAnsi="Roboto"/>
-          <w:b/>
-          <w:noProof/>
-          <w:sz w:val="28"/>
-          <w:szCs w:val="28"/>
-        </w:rPr>
-        <w:t>&amp;</w:t>
-      </w:r>
-      <w:r>
-        <w:rPr>
-          <w:rFonts w:ascii="Roboto" w:hAnsi="Roboto"/>
-          <w:b/>
-          <w:noProof/>
-          <w:sz w:val="28"/>
-          <w:szCs w:val="28"/>
-        </w:rPr>
-        <w:t xml:space="preserve"> Evaluate Your Progress </w:t>
-      </w:r>
-      <w:r>
-        <w:rPr>
-          <w:rFonts w:ascii="Roboto" w:hAnsi="Roboto"/>
-          <w:b/>
-          <w:noProof/>
-          <w:sz w:val="28"/>
-          <w:szCs w:val="28"/>
-        </w:rPr>
-        <w:t>Last</w:t>
-      </w:r>
-      <w:r>
-        <w:rPr>
-          <w:rFonts w:ascii="Roboto" w:hAnsi="Roboto"/>
-          <w:b/>
-          <w:noProof/>
-          <w:sz w:val="28"/>
-          <w:szCs w:val="28"/>
-        </w:rPr>
-        <w:t xml:space="preserve"> Year</w:t>
+        <w:t>ur Goals &amp; Evaluate Your Progress Last Year</w:t>
       </w:r>
     </w:p>
     <w:tbl>
@@ -3527,17 +2785,7 @@
                 <w:sz w:val="24"/>
                 <w:szCs w:val="24"/>
               </w:rPr>
-              <w:t>L</w:t>
-            </w:r>
-            <w:r>
-              <w:rPr>
-                <w:rFonts w:ascii="Roboto" w:hAnsi="Roboto"/>
-                <w:noProof/>
-                <w:color w:val="000000"/>
-                <w:sz w:val="24"/>
-                <w:szCs w:val="24"/>
-              </w:rPr>
-              <w:t>ong-term career goal</w:t>
+              <w:t>Long-term career goal</w:t>
             </w:r>
           </w:p>
         </w:tc>
@@ -3647,12 +2895,12 @@
       <w:tblPr>
         <w:tblW w:w="10080" w:type="dxa"/>
         <w:tblBorders>
-          <w:top w:val="single" w:sz="4" w:space="0" w:color="808080"/>
-          <w:left w:val="single" w:sz="4" w:space="0" w:color="808080"/>
-          <w:bottom w:val="single" w:sz="4" w:space="0" w:color="808080"/>
-          <w:right w:val="single" w:sz="4" w:space="0" w:color="808080"/>
-          <w:insideH w:val="single" w:sz="4" w:space="0" w:color="808080"/>
-          <w:insideV w:val="single" w:sz="4" w:space="0" w:color="808080"/>
+          <w:top w:val="single" w:sz="4" w:space="0" w:color="808080" w:themeColor="background1" w:themeShade="80"/>
+          <w:left w:val="single" w:sz="4" w:space="0" w:color="808080" w:themeColor="background1" w:themeShade="80"/>
+          <w:bottom w:val="single" w:sz="4" w:space="0" w:color="808080" w:themeColor="background1" w:themeShade="80"/>
+          <w:right w:val="single" w:sz="4" w:space="0" w:color="808080" w:themeColor="background1" w:themeShade="80"/>
+          <w:insideH w:val="single" w:sz="4" w:space="0" w:color="808080" w:themeColor="background1" w:themeShade="80"/>
+          <w:insideV w:val="single" w:sz="4" w:space="0" w:color="808080" w:themeColor="background1" w:themeShade="80"/>
         </w:tblBorders>
         <w:tblLayout w:type="fixed"/>
         <w:tblLook w:val="0400" w:firstRow="0" w:lastRow="0" w:firstColumn="0" w:lastColumn="0" w:noHBand="0" w:noVBand="1"/>
@@ -3696,37 +2944,7 @@
                 <w:sz w:val="24"/>
                 <w:szCs w:val="24"/>
               </w:rPr>
-              <w:t>Status</w:t>
-            </w:r>
-            <w:r>
-              <w:rPr>
-                <w:rFonts w:ascii="Roboto" w:hAnsi="Roboto"/>
-                <w:noProof/>
-                <w:color w:val="000000"/>
-                <w:sz w:val="24"/>
-                <w:szCs w:val="24"/>
-              </w:rPr>
-              <w:t xml:space="preserve"> of your </w:t>
-            </w:r>
-            <w:r>
-              <w:rPr>
-                <w:rFonts w:ascii="Roboto" w:hAnsi="Roboto"/>
-                <w:noProof/>
-                <w:color w:val="000000"/>
-                <w:sz w:val="24"/>
-                <w:szCs w:val="24"/>
-              </w:rPr>
-              <w:t xml:space="preserve">current </w:t>
-            </w:r>
-            <w:r>
-              <w:rPr>
-                <w:rFonts w:ascii="Roboto" w:hAnsi="Roboto"/>
-                <w:noProof/>
-                <w:color w:val="000000"/>
-                <w:sz w:val="24"/>
-                <w:szCs w:val="24"/>
-              </w:rPr>
-              <w:t>research project</w:t>
+              <w:t>Status of your current research project</w:t>
             </w:r>
           </w:p>
         </w:tc>
@@ -3764,28 +2982,12 @@
               </w:rPr>
             </w:pPr>
           </w:p>
-          <w:p>
-            <w:pPr>
-              <w:tabs>
-                <w:tab w:val="left" w:pos="8488"/>
-                <w:tab w:val="left" w:pos="10177"/>
-              </w:tabs>
-              <w:ind w:right="-20"/>
-              <w:rPr>
-                <w:rFonts w:ascii="Roboto" w:hAnsi="Roboto"/>
-                <w:noProof/>
-                <w:sz w:val="24"/>
-                <w:szCs w:val="24"/>
-              </w:rPr>
-            </w:pPr>
-          </w:p>
         </w:tc>
       </w:tr>
       <w:tr>
         <w:tc>
           <w:tcPr>
             <w:tcW w:w="3055" w:type="dxa"/>
-            <w:vMerge w:val="restart"/>
             <w:vAlign w:val="center"/>
           </w:tcPr>
           <w:p>
@@ -3817,57 +3019,7 @@
                 <w:sz w:val="24"/>
                 <w:szCs w:val="24"/>
               </w:rPr>
-              <w:t>M</w:t>
-            </w:r>
-            <w:r>
-              <w:rPr>
-                <w:rFonts w:ascii="Roboto" w:hAnsi="Roboto"/>
-                <w:noProof/>
-                <w:color w:val="000000"/>
-                <w:sz w:val="24"/>
-                <w:szCs w:val="24"/>
-              </w:rPr>
-              <w:t xml:space="preserve">ajor </w:t>
-            </w:r>
-            <w:r>
-              <w:rPr>
-                <w:rFonts w:ascii="Roboto" w:hAnsi="Roboto"/>
-                <w:noProof/>
-                <w:color w:val="000000"/>
-                <w:sz w:val="24"/>
-                <w:szCs w:val="24"/>
-              </w:rPr>
-              <w:t>accomplishments</w:t>
-            </w:r>
-            <w:r>
-              <w:rPr>
-                <w:rFonts w:ascii="Roboto" w:hAnsi="Roboto"/>
-                <w:noProof/>
-                <w:color w:val="000000"/>
-                <w:sz w:val="24"/>
-                <w:szCs w:val="24"/>
-              </w:rPr>
-              <w:t xml:space="preserve"> in the past year (pubs, grants, service, teachin</w:t>
-            </w:r>
-            <w:r>
-              <w:rPr>
-                <w:rFonts w:ascii="Roboto" w:hAnsi="Roboto"/>
-                <w:noProof/>
-                <w:color w:val="000000"/>
-                <w:sz w:val="24"/>
-                <w:szCs w:val="24"/>
-              </w:rPr>
-              <w:t>g</w:t>
-            </w:r>
-            <w:r>
-              <w:rPr>
-                <w:rFonts w:ascii="Roboto" w:hAnsi="Roboto"/>
-                <w:noProof/>
-                <w:color w:val="000000"/>
-                <w:sz w:val="24"/>
-                <w:szCs w:val="24"/>
-              </w:rPr>
-              <w:t>)?</w:t>
+              <w:t>Major accomplishments in the past year (pubs, grants, service, teaching)?</w:t>
             </w:r>
           </w:p>
         </w:tc>
@@ -3885,19 +3037,8 @@
               <w:rPr>
                 <w:rFonts w:ascii="Roboto" w:hAnsi="Roboto"/>
                 <w:noProof/>
-                <w:sz w:val="24"/>
-                <w:szCs w:val="24"/>
-              </w:rPr>
-            </w:pPr>
-            <w:r>
-              <w:rPr>
-                <w:rFonts w:ascii="Roboto" w:hAnsi="Roboto"/>
-                <w:noProof/>
-                <w:sz w:val="24"/>
-                <w:szCs w:val="24"/>
-              </w:rPr>
-              <w:t>1.</w:t>
-            </w:r>
+              </w:rPr>
+            </w:pPr>
           </w:p>
         </w:tc>
       </w:tr>
@@ -3905,136 +3046,6 @@
         <w:tc>
           <w:tcPr>
             <w:tcW w:w="3055" w:type="dxa"/>
-            <w:vMerge/>
-            <w:vAlign w:val="center"/>
-          </w:tcPr>
-          <w:p>
-            <w:pPr>
-              <w:pBdr>
-                <w:top w:val="nil"/>
-                <w:left w:val="nil"/>
-                <w:bottom w:val="nil"/>
-                <w:right w:val="nil"/>
-                <w:between w:val="nil"/>
-              </w:pBdr>
-              <w:tabs>
-                <w:tab w:val="left" w:pos="10087"/>
-              </w:tabs>
-              <w:ind w:right="-20"/>
-              <w:rPr>
-                <w:rFonts w:ascii="Roboto" w:hAnsi="Roboto"/>
-                <w:noProof/>
-                <w:color w:val="000000"/>
-                <w:sz w:val="24"/>
-                <w:szCs w:val="24"/>
-              </w:rPr>
-            </w:pPr>
-          </w:p>
-        </w:tc>
-        <w:tc>
-          <w:tcPr>
-            <w:tcW w:w="7025" w:type="dxa"/>
-          </w:tcPr>
-          <w:p>
-            <w:pPr>
-              <w:tabs>
-                <w:tab w:val="left" w:pos="8488"/>
-                <w:tab w:val="left" w:pos="10177"/>
-              </w:tabs>
-              <w:ind w:right="-20"/>
-              <w:rPr>
-                <w:rFonts w:ascii="Roboto" w:hAnsi="Roboto"/>
-                <w:noProof/>
-                <w:sz w:val="24"/>
-                <w:szCs w:val="24"/>
-              </w:rPr>
-            </w:pPr>
-            <w:r>
-              <w:rPr>
-                <w:rFonts w:ascii="Roboto" w:hAnsi="Roboto"/>
-                <w:noProof/>
-                <w:sz w:val="24"/>
-                <w:szCs w:val="24"/>
-              </w:rPr>
-              <w:t>2.</w:t>
-            </w:r>
-          </w:p>
-        </w:tc>
-      </w:tr>
-      <w:tr>
-        <w:tc>
-          <w:tcPr>
-            <w:tcW w:w="3055" w:type="dxa"/>
-            <w:vMerge/>
-            <w:vAlign w:val="center"/>
-          </w:tcPr>
-          <w:p>
-            <w:pPr>
-              <w:pBdr>
-                <w:top w:val="nil"/>
-                <w:left w:val="nil"/>
-                <w:bottom w:val="nil"/>
-                <w:right w:val="nil"/>
-                <w:between w:val="nil"/>
-              </w:pBdr>
-              <w:tabs>
-                <w:tab w:val="left" w:pos="10087"/>
-              </w:tabs>
-              <w:ind w:right="-20"/>
-              <w:rPr>
-                <w:rFonts w:ascii="Roboto" w:hAnsi="Roboto"/>
-                <w:noProof/>
-                <w:color w:val="000000"/>
-                <w:sz w:val="24"/>
-                <w:szCs w:val="24"/>
-              </w:rPr>
-            </w:pPr>
-          </w:p>
-        </w:tc>
-        <w:tc>
-          <w:tcPr>
-            <w:tcW w:w="7025" w:type="dxa"/>
-          </w:tcPr>
-          <w:p>
-            <w:pPr>
-              <w:tabs>
-                <w:tab w:val="left" w:pos="8488"/>
-                <w:tab w:val="left" w:pos="10177"/>
-              </w:tabs>
-              <w:ind w:right="-20"/>
-              <w:rPr>
-                <w:rFonts w:ascii="Roboto" w:hAnsi="Roboto"/>
-                <w:noProof/>
-                <w:sz w:val="24"/>
-                <w:szCs w:val="24"/>
-              </w:rPr>
-            </w:pPr>
-            <w:r>
-              <w:rPr>
-                <w:rFonts w:ascii="Roboto" w:hAnsi="Roboto"/>
-                <w:noProof/>
-                <w:sz w:val="24"/>
-                <w:szCs w:val="24"/>
-              </w:rPr>
-              <w:t>3</w:t>
-            </w:r>
-            <w:r>
-              <w:rPr>
-                <w:rFonts w:ascii="Roboto" w:hAnsi="Roboto"/>
-                <w:noProof/>
-                <w:sz w:val="24"/>
-                <w:szCs w:val="24"/>
-              </w:rPr>
-              <w:t>.</w:t>
-            </w:r>
-          </w:p>
-        </w:tc>
-      </w:tr>
-      <w:tr>
-        <w:tc>
-          <w:tcPr>
-            <w:tcW w:w="3055" w:type="dxa"/>
-            <w:vMerge w:val="restart"/>
             <w:vAlign w:val="center"/>
           </w:tcPr>
           <w:p>
@@ -4063,27 +3074,7 @@
                 <w:sz w:val="24"/>
                 <w:szCs w:val="24"/>
               </w:rPr>
-              <w:t>Which goals did you</w:t>
-            </w:r>
-            <w:r>
-              <w:rPr>
-                <w:rFonts w:ascii="Roboto" w:hAnsi="Roboto"/>
-                <w:noProof/>
-                <w:color w:val="000000"/>
-                <w:sz w:val="24"/>
-                <w:szCs w:val="24"/>
-              </w:rPr>
-              <w:t xml:space="preserve"> </w:t>
-            </w:r>
-            <w:r>
-              <w:rPr>
-                <w:rFonts w:ascii="Roboto" w:hAnsi="Roboto"/>
-                <w:noProof/>
-                <w:color w:val="000000"/>
-                <w:sz w:val="24"/>
-                <w:szCs w:val="24"/>
-              </w:rPr>
-              <w:t>miss, why, and how to improve?</w:t>
+              <w:t>Which goals did you miss, why, and how to improve?</w:t>
             </w:r>
           </w:p>
         </w:tc>
@@ -4101,19 +3092,8 @@
               <w:rPr>
                 <w:rFonts w:ascii="Roboto" w:hAnsi="Roboto"/>
                 <w:noProof/>
-                <w:sz w:val="24"/>
-                <w:szCs w:val="24"/>
-              </w:rPr>
-            </w:pPr>
-            <w:r>
-              <w:rPr>
-                <w:rFonts w:ascii="Roboto" w:hAnsi="Roboto"/>
-                <w:noProof/>
-                <w:sz w:val="24"/>
-                <w:szCs w:val="24"/>
-              </w:rPr>
-              <w:t>1.</w:t>
-            </w:r>
+              </w:rPr>
+            </w:pPr>
           </w:p>
         </w:tc>
       </w:tr>
@@ -4121,121 +3101,6 @@
         <w:tc>
           <w:tcPr>
             <w:tcW w:w="3055" w:type="dxa"/>
-            <w:vMerge/>
-            <w:vAlign w:val="center"/>
-          </w:tcPr>
-          <w:p>
-            <w:pPr>
-              <w:pBdr>
-                <w:top w:val="nil"/>
-                <w:left w:val="nil"/>
-                <w:bottom w:val="nil"/>
-                <w:right w:val="nil"/>
-                <w:between w:val="nil"/>
-              </w:pBdr>
-              <w:ind w:right="-20"/>
-              <w:rPr>
-                <w:rFonts w:ascii="Roboto" w:hAnsi="Roboto"/>
-                <w:noProof/>
-                <w:color w:val="000000"/>
-                <w:sz w:val="24"/>
-                <w:szCs w:val="24"/>
-              </w:rPr>
-            </w:pPr>
-          </w:p>
-        </w:tc>
-        <w:tc>
-          <w:tcPr>
-            <w:tcW w:w="7025" w:type="dxa"/>
-          </w:tcPr>
-          <w:p>
-            <w:pPr>
-              <w:tabs>
-                <w:tab w:val="left" w:pos="8488"/>
-                <w:tab w:val="left" w:pos="10177"/>
-              </w:tabs>
-              <w:ind w:right="-20"/>
-              <w:rPr>
-                <w:rFonts w:ascii="Roboto" w:hAnsi="Roboto"/>
-                <w:noProof/>
-                <w:sz w:val="24"/>
-                <w:szCs w:val="24"/>
-              </w:rPr>
-            </w:pPr>
-            <w:r>
-              <w:rPr>
-                <w:rFonts w:ascii="Roboto" w:hAnsi="Roboto"/>
-                <w:noProof/>
-                <w:sz w:val="24"/>
-                <w:szCs w:val="24"/>
-              </w:rPr>
-              <w:t>2.</w:t>
-            </w:r>
-          </w:p>
-        </w:tc>
-      </w:tr>
-      <w:tr>
-        <w:tc>
-          <w:tcPr>
-            <w:tcW w:w="3055" w:type="dxa"/>
-            <w:vMerge/>
-            <w:vAlign w:val="center"/>
-          </w:tcPr>
-          <w:p>
-            <w:pPr>
-              <w:pBdr>
-                <w:top w:val="nil"/>
-                <w:left w:val="nil"/>
-                <w:bottom w:val="nil"/>
-                <w:right w:val="nil"/>
-                <w:between w:val="nil"/>
-              </w:pBdr>
-              <w:ind w:right="-20"/>
-              <w:rPr>
-                <w:rFonts w:ascii="Roboto" w:hAnsi="Roboto"/>
-                <w:noProof/>
-                <w:color w:val="000000"/>
-                <w:sz w:val="24"/>
-                <w:szCs w:val="24"/>
-              </w:rPr>
-            </w:pPr>
-          </w:p>
-        </w:tc>
-        <w:tc>
-          <w:tcPr>
-            <w:tcW w:w="7025" w:type="dxa"/>
-          </w:tcPr>
-          <w:p>
-            <w:pPr>
-              <w:tabs>
-                <w:tab w:val="left" w:pos="8488"/>
-                <w:tab w:val="left" w:pos="10177"/>
-              </w:tabs>
-              <w:ind w:right="-20"/>
-              <w:rPr>
-                <w:rFonts w:ascii="Roboto" w:hAnsi="Roboto"/>
-                <w:noProof/>
-                <w:sz w:val="24"/>
-                <w:szCs w:val="24"/>
-              </w:rPr>
-            </w:pPr>
-            <w:r>
-              <w:rPr>
-                <w:rFonts w:ascii="Roboto" w:hAnsi="Roboto"/>
-                <w:noProof/>
-                <w:sz w:val="24"/>
-                <w:szCs w:val="24"/>
-              </w:rPr>
-              <w:t>3.</w:t>
-            </w:r>
-          </w:p>
-        </w:tc>
-      </w:tr>
-      <w:tr>
-        <w:tc>
-          <w:tcPr>
-            <w:tcW w:w="3055" w:type="dxa"/>
-            <w:vMerge w:val="restart"/>
             <w:vAlign w:val="center"/>
           </w:tcPr>
           <w:p>
@@ -4287,27 +3152,18 @@
               <w:rPr>
                 <w:rFonts w:ascii="Roboto" w:hAnsi="Roboto"/>
                 <w:noProof/>
-                <w:sz w:val="24"/>
-                <w:szCs w:val="24"/>
-              </w:rPr>
-            </w:pPr>
-            <w:r>
-              <w:rPr>
-                <w:rFonts w:ascii="Roboto" w:hAnsi="Roboto"/>
-                <w:noProof/>
-                <w:sz w:val="24"/>
-                <w:szCs w:val="24"/>
-              </w:rPr>
-              <w:t>1.</w:t>
-            </w:r>
+              </w:rPr>
+            </w:pPr>
           </w:p>
         </w:tc>
       </w:tr>
       <w:tr>
+        <w:trPr>
+          <w:trHeight w:val="989"/>
+        </w:trPr>
         <w:tc>
           <w:tcPr>
             <w:tcW w:w="3055" w:type="dxa"/>
-            <w:vMerge/>
             <w:vAlign w:val="center"/>
           </w:tcPr>
           <w:p>
@@ -4331,6 +3187,16 @@
                 <w:szCs w:val="24"/>
               </w:rPr>
             </w:pPr>
+            <w:r>
+              <w:rPr>
+                <w:rFonts w:ascii="Roboto" w:hAnsi="Roboto"/>
+                <w:noProof/>
+                <w:color w:val="000000"/>
+                <w:sz w:val="24"/>
+                <w:szCs w:val="24"/>
+              </w:rPr>
+              <w:t>Mentor’s evaluation for the past year</w:t>
+            </w:r>
           </w:p>
         </w:tc>
         <w:tc>
@@ -4351,52 +3217,7 @@
                 <w:szCs w:val="24"/>
               </w:rPr>
             </w:pPr>
-            <w:r>
-              <w:rPr>
-                <w:rFonts w:ascii="Roboto" w:hAnsi="Roboto"/>
-                <w:noProof/>
-                <w:sz w:val="24"/>
-                <w:szCs w:val="24"/>
-              </w:rPr>
-              <w:t>2.</w:t>
-            </w:r>
-          </w:p>
-        </w:tc>
-      </w:tr>
-      <w:tr>
-        <w:tc>
-          <w:tcPr>
-            <w:tcW w:w="3055" w:type="dxa"/>
-            <w:vMerge/>
-            <w:vAlign w:val="center"/>
-          </w:tcPr>
-          <w:p>
-            <w:pPr>
-              <w:pBdr>
-                <w:top w:val="nil"/>
-                <w:left w:val="nil"/>
-                <w:bottom w:val="nil"/>
-                <w:right w:val="nil"/>
-                <w:between w:val="nil"/>
-              </w:pBdr>
-              <w:tabs>
-                <w:tab w:val="left" w:pos="10077"/>
-              </w:tabs>
-              <w:ind w:right="-20"/>
-              <w:rPr>
-                <w:rFonts w:ascii="Roboto" w:hAnsi="Roboto"/>
-                <w:noProof/>
-                <w:color w:val="000000"/>
-                <w:sz w:val="24"/>
-                <w:szCs w:val="24"/>
-              </w:rPr>
-            </w:pPr>
-          </w:p>
-        </w:tc>
-        <w:tc>
-          <w:tcPr>
-            <w:tcW w:w="7025" w:type="dxa"/>
-          </w:tcPr>
+          </w:p>
           <w:p>
             <w:pPr>
               <w:tabs>
@@ -4411,104 +3232,7 @@
                 <w:szCs w:val="24"/>
               </w:rPr>
             </w:pPr>
-            <w:r>
-              <w:rPr>
-                <w:rFonts w:ascii="Roboto" w:hAnsi="Roboto"/>
-                <w:noProof/>
-                <w:sz w:val="24"/>
-                <w:szCs w:val="24"/>
-              </w:rPr>
-              <w:t>3.</w:t>
-            </w:r>
-          </w:p>
-        </w:tc>
-      </w:tr>
-      <w:tr>
-        <w:trPr>
-          <w:trHeight w:val="989"/>
-        </w:trPr>
-        <w:tc>
-          <w:tcPr>
-            <w:tcW w:w="3055" w:type="dxa"/>
-            <w:vAlign w:val="center"/>
-          </w:tcPr>
-          <w:p>
-            <w:pPr>
-              <w:pBdr>
-                <w:top w:val="nil"/>
-                <w:left w:val="nil"/>
-                <w:bottom w:val="nil"/>
-                <w:right w:val="nil"/>
-                <w:between w:val="nil"/>
-              </w:pBdr>
-              <w:tabs>
-                <w:tab w:val="left" w:pos="10077"/>
-              </w:tabs>
-              <w:ind w:right="-20"/>
-              <w:rPr>
-                <w:rFonts w:ascii="Roboto" w:hAnsi="Roboto"/>
-                <w:noProof/>
-                <w:color w:val="000000"/>
-                <w:sz w:val="24"/>
-                <w:szCs w:val="24"/>
-              </w:rPr>
-            </w:pPr>
-            <w:r>
-              <w:rPr>
-                <w:rFonts w:ascii="Roboto" w:hAnsi="Roboto"/>
-                <w:noProof/>
-                <w:color w:val="000000"/>
-                <w:sz w:val="24"/>
-                <w:szCs w:val="24"/>
-              </w:rPr>
-              <w:t>M</w:t>
-            </w:r>
-            <w:r>
-              <w:rPr>
-                <w:rFonts w:ascii="Roboto" w:hAnsi="Roboto"/>
-                <w:noProof/>
-                <w:color w:val="000000"/>
-                <w:sz w:val="24"/>
-                <w:szCs w:val="24"/>
-              </w:rPr>
-              <w:t xml:space="preserve">entor’s </w:t>
-            </w:r>
-            <w:r>
-              <w:rPr>
-                <w:rFonts w:ascii="Roboto" w:hAnsi="Roboto"/>
-                <w:noProof/>
-                <w:color w:val="000000"/>
-                <w:sz w:val="24"/>
-                <w:szCs w:val="24"/>
-              </w:rPr>
-              <w:t>e</w:t>
-            </w:r>
-            <w:r>
-              <w:rPr>
-                <w:rFonts w:ascii="Roboto" w:hAnsi="Roboto"/>
-                <w:noProof/>
-                <w:color w:val="000000"/>
-                <w:sz w:val="24"/>
-                <w:szCs w:val="24"/>
-              </w:rPr>
-              <w:t>valuation</w:t>
-            </w:r>
-            <w:r>
-              <w:rPr>
-                <w:rFonts w:ascii="Roboto" w:hAnsi="Roboto"/>
-                <w:noProof/>
-                <w:color w:val="000000"/>
-                <w:sz w:val="24"/>
-                <w:szCs w:val="24"/>
-              </w:rPr>
-              <w:t xml:space="preserve"> for the past year</w:t>
-            </w:r>
-          </w:p>
-        </w:tc>
-        <w:tc>
-          <w:tcPr>
-            <w:tcW w:w="7025" w:type="dxa"/>
-          </w:tcPr>
+          </w:p>
           <w:p>
             <w:pPr>
               <w:tabs>
@@ -4539,36 +3263,6 @@
               </w:rPr>
             </w:pPr>
           </w:p>
-          <w:p>
-            <w:pPr>
-              <w:tabs>
-                <w:tab w:val="left" w:pos="8488"/>
-                <w:tab w:val="left" w:pos="10177"/>
-              </w:tabs>
-              <w:ind w:right="-20"/>
-              <w:rPr>
-                <w:rFonts w:ascii="Roboto" w:hAnsi="Roboto"/>
-                <w:noProof/>
-                <w:sz w:val="24"/>
-                <w:szCs w:val="24"/>
-              </w:rPr>
-            </w:pPr>
-          </w:p>
-          <w:p>
-            <w:pPr>
-              <w:tabs>
-                <w:tab w:val="left" w:pos="8488"/>
-                <w:tab w:val="left" w:pos="10177"/>
-              </w:tabs>
-              <w:ind w:right="-20"/>
-              <w:rPr>
-                <w:rFonts w:ascii="Roboto" w:hAnsi="Roboto"/>
-                <w:noProof/>
-                <w:sz w:val="24"/>
-                <w:szCs w:val="24"/>
-              </w:rPr>
-            </w:pPr>
-          </w:p>
         </w:tc>
       </w:tr>
     </w:tbl>
@@ -4619,52 +3313,7 @@
           <w:sz w:val="28"/>
           <w:szCs w:val="28"/>
         </w:rPr>
-        <w:t xml:space="preserve">art </w:t>
-      </w:r>
-      <w:r>
-        <w:rPr>
-          <w:rFonts w:ascii="Roboto" w:hAnsi="Roboto"/>
-          <w:noProof/>
-          <w:sz w:val="28"/>
-          <w:szCs w:val="28"/>
-        </w:rPr>
-        <w:t>2.</w:t>
-      </w:r>
-      <w:r>
-        <w:rPr>
-          <w:rFonts w:ascii="Roboto" w:hAnsi="Roboto"/>
-          <w:noProof/>
-          <w:sz w:val="28"/>
-          <w:szCs w:val="28"/>
-        </w:rPr>
-        <w:t xml:space="preserve"> Set </w:t>
-      </w:r>
-      <w:r>
-        <w:rPr>
-          <w:rFonts w:ascii="Roboto" w:hAnsi="Roboto"/>
-          <w:noProof/>
-          <w:sz w:val="28"/>
-          <w:szCs w:val="28"/>
-        </w:rPr>
-        <w:t xml:space="preserve">Goals </w:t>
-      </w:r>
-      <w:r>
-        <w:rPr>
-          <w:rFonts w:ascii="Roboto" w:hAnsi="Roboto"/>
-          <w:noProof/>
-          <w:sz w:val="28"/>
-          <w:szCs w:val="28"/>
-        </w:rPr>
-        <w:t>&amp;</w:t>
-      </w:r>
-      <w:r>
-        <w:rPr>
-          <w:rFonts w:ascii="Roboto" w:hAnsi="Roboto"/>
-          <w:noProof/>
-          <w:sz w:val="28"/>
-          <w:szCs w:val="28"/>
-        </w:rPr>
-        <w:t xml:space="preserve"> Learning Objectives For Next Year</w:t>
+        <w:t>art 2. Set Goals &amp; Learning Objectives For Next Year</w:t>
       </w:r>
     </w:p>
     <w:p>
@@ -4685,19 +3334,37 @@
           <w:sz w:val="24"/>
           <w:szCs w:val="24"/>
         </w:rPr>
-        <w:t>Considering your self- and mentor assessment, set goals for the coming year.</w:t>
+        <w:t>Considering your self- and mentor</w:t>
+      </w:r>
+      <w:r>
+        <w:rPr>
+          <w:rFonts w:ascii="Roboto" w:hAnsi="Roboto"/>
+          <w:noProof/>
+          <w:sz w:val="24"/>
+          <w:szCs w:val="24"/>
+        </w:rPr>
+        <w:t>-</w:t>
+      </w:r>
+      <w:r>
+        <w:rPr>
+          <w:rFonts w:ascii="Roboto" w:hAnsi="Roboto"/>
+          <w:noProof/>
+          <w:sz w:val="24"/>
+          <w:szCs w:val="24"/>
+        </w:rPr>
+        <w:t>assessment, set goals for the coming year.</w:t>
       </w:r>
     </w:p>
     <w:tbl>
       <w:tblPr>
         <w:tblW w:w="10075" w:type="dxa"/>
         <w:tblBorders>
-          <w:top w:val="single" w:sz="4" w:space="0" w:color="808080"/>
-          <w:left w:val="single" w:sz="4" w:space="0" w:color="808080"/>
-          <w:bottom w:val="single" w:sz="4" w:space="0" w:color="808080"/>
-          <w:right w:val="single" w:sz="4" w:space="0" w:color="808080"/>
-          <w:insideH w:val="single" w:sz="4" w:space="0" w:color="808080"/>
-          <w:insideV w:val="single" w:sz="4" w:space="0" w:color="808080"/>
+          <w:top w:val="single" w:sz="4" w:space="0" w:color="808080" w:themeColor="background1" w:themeShade="80"/>
+          <w:left w:val="single" w:sz="4" w:space="0" w:color="808080" w:themeColor="background1" w:themeShade="80"/>
+          <w:bottom w:val="single" w:sz="4" w:space="0" w:color="808080" w:themeColor="background1" w:themeShade="80"/>
+          <w:right w:val="single" w:sz="4" w:space="0" w:color="808080" w:themeColor="background1" w:themeShade="80"/>
+          <w:insideH w:val="single" w:sz="4" w:space="0" w:color="808080" w:themeColor="background1" w:themeShade="80"/>
+          <w:insideV w:val="single" w:sz="4" w:space="0" w:color="808080" w:themeColor="background1" w:themeShade="80"/>
         </w:tblBorders>
         <w:tblLayout w:type="fixed"/>
         <w:tblLook w:val="0400" w:firstRow="0" w:lastRow="0" w:firstColumn="0" w:lastColumn="0" w:noHBand="0" w:noVBand="1"/>
@@ -4765,17 +3432,7 @@
                 <w:sz w:val="24"/>
                 <w:szCs w:val="24"/>
               </w:rPr>
-              <w:t>Description</w:t>
-            </w:r>
-            <w:r>
-              <w:rPr>
-                <w:rFonts w:ascii="Roboto" w:hAnsi="Roboto"/>
-                <w:b/>
-                <w:noProof/>
-                <w:sz w:val="24"/>
-                <w:szCs w:val="24"/>
-              </w:rPr>
-              <w:t xml:space="preserve"> of specific metrics for goal</w:t>
+              <w:t>Description of specific metrics for goal</w:t>
             </w:r>
           </w:p>
         </w:tc>
@@ -4784,7 +3441,6 @@
         <w:tc>
           <w:tcPr>
             <w:tcW w:w="3055" w:type="dxa"/>
-            <w:vMerge w:val="restart"/>
             <w:vAlign w:val="center"/>
           </w:tcPr>
           <w:p>
@@ -4817,61 +3473,7 @@
                 <w:sz w:val="24"/>
                 <w:szCs w:val="24"/>
               </w:rPr>
-              <w:t xml:space="preserve"> </w:t>
-            </w:r>
-            <w:r>
-              <w:rPr>
-                <w:rFonts w:ascii="Roboto" w:hAnsi="Roboto"/>
-                <w:noProof/>
-                <w:sz w:val="24"/>
-                <w:szCs w:val="24"/>
-              </w:rPr>
-              <w:t>Objectives</w:t>
-            </w:r>
-            <w:r>
-              <w:rPr>
-                <w:rFonts w:ascii="Roboto" w:hAnsi="Roboto"/>
-                <w:noProof/>
-                <w:sz w:val="24"/>
-                <w:szCs w:val="24"/>
-              </w:rPr>
-              <w:t xml:space="preserve"> </w:t>
-            </w:r>
-            <w:r>
-              <w:rPr>
-                <w:rFonts w:ascii="Roboto" w:hAnsi="Roboto"/>
-                <w:noProof/>
-                <w:sz w:val="24"/>
-                <w:szCs w:val="24"/>
-              </w:rPr>
-              <w:t>to</w:t>
-            </w:r>
-            <w:r>
-              <w:rPr>
-                <w:rFonts w:ascii="Roboto" w:hAnsi="Roboto"/>
-                <w:noProof/>
-                <w:sz w:val="24"/>
-                <w:szCs w:val="24"/>
-              </w:rPr>
-              <w:t xml:space="preserve"> address </w:t>
-            </w:r>
-            <w:r>
-              <w:rPr>
-                <w:rFonts w:ascii="Roboto" w:hAnsi="Roboto"/>
-                <w:noProof/>
-                <w:sz w:val="24"/>
-                <w:szCs w:val="24"/>
-              </w:rPr>
-              <w:t>this</w:t>
-            </w:r>
-            <w:r>
-              <w:rPr>
-                <w:rFonts w:ascii="Roboto" w:hAnsi="Roboto"/>
-                <w:noProof/>
-                <w:sz w:val="24"/>
-                <w:szCs w:val="24"/>
-              </w:rPr>
-              <w:t xml:space="preserve"> year (order of priority)</w:t>
+              <w:t xml:space="preserve"> Objectives to address this year (order of priority)</w:t>
             </w:r>
           </w:p>
         </w:tc>
@@ -4889,19 +3491,8 @@
               <w:rPr>
                 <w:rFonts w:ascii="Roboto" w:hAnsi="Roboto"/>
                 <w:noProof/>
-                <w:sz w:val="24"/>
-                <w:szCs w:val="24"/>
-              </w:rPr>
-            </w:pPr>
-            <w:r>
-              <w:rPr>
-                <w:rFonts w:ascii="Roboto" w:hAnsi="Roboto"/>
-                <w:noProof/>
-                <w:sz w:val="24"/>
-                <w:szCs w:val="24"/>
-              </w:rPr>
-              <w:t>1.</w:t>
-            </w:r>
+              </w:rPr>
+            </w:pPr>
           </w:p>
         </w:tc>
       </w:tr>
@@ -4909,13 +3500,12 @@
         <w:tc>
           <w:tcPr>
             <w:tcW w:w="3055" w:type="dxa"/>
-            <w:vMerge/>
             <w:vAlign w:val="center"/>
           </w:tcPr>
           <w:p>
             <w:pPr>
               <w:tabs>
-                <w:tab w:val="left" w:pos="10087"/>
+                <w:tab w:val="left" w:pos="10108"/>
               </w:tabs>
               <w:ind w:right="-20"/>
               <w:rPr>
@@ -4926,6 +3516,39 @@
                 <w:szCs w:val="24"/>
               </w:rPr>
             </w:pPr>
+            <w:r>
+              <w:rPr>
+                <w:rFonts w:ascii="Roboto" w:hAnsi="Roboto"/>
+                <w:b/>
+                <w:noProof/>
+                <w:sz w:val="24"/>
+                <w:szCs w:val="24"/>
+              </w:rPr>
+              <w:t>Knowledge/skills:</w:t>
+            </w:r>
+          </w:p>
+          <w:p>
+            <w:pPr>
+              <w:tabs>
+                <w:tab w:val="left" w:pos="10108"/>
+              </w:tabs>
+              <w:ind w:right="-20"/>
+              <w:rPr>
+                <w:rFonts w:ascii="Roboto" w:hAnsi="Roboto"/>
+                <w:noProof/>
+                <w:sz w:val="24"/>
+                <w:szCs w:val="24"/>
+              </w:rPr>
+            </w:pPr>
+            <w:r>
+              <w:rPr>
+                <w:rFonts w:ascii="Roboto" w:hAnsi="Roboto"/>
+                <w:noProof/>
+                <w:sz w:val="24"/>
+                <w:szCs w:val="24"/>
+              </w:rPr>
+              <w:t>What subjects/skills will you improve?</w:t>
+            </w:r>
           </w:p>
         </w:tc>
         <w:tc>
@@ -4942,19 +3565,8 @@
               <w:rPr>
                 <w:rFonts w:ascii="Roboto" w:hAnsi="Roboto"/>
                 <w:noProof/>
-                <w:sz w:val="24"/>
-                <w:szCs w:val="24"/>
-              </w:rPr>
-            </w:pPr>
-            <w:r>
-              <w:rPr>
-                <w:rFonts w:ascii="Roboto" w:hAnsi="Roboto"/>
-                <w:noProof/>
-                <w:sz w:val="24"/>
-                <w:szCs w:val="24"/>
-              </w:rPr>
-              <w:t>2.</w:t>
-            </w:r>
+              </w:rPr>
+            </w:pPr>
           </w:p>
         </w:tc>
       </w:tr>
@@ -4962,23 +3574,37 @@
         <w:tc>
           <w:tcPr>
             <w:tcW w:w="3055" w:type="dxa"/>
-            <w:vMerge/>
             <w:vAlign w:val="center"/>
           </w:tcPr>
           <w:p>
             <w:pPr>
-              <w:tabs>
-                <w:tab w:val="left" w:pos="10087"/>
-              </w:tabs>
               <w:ind w:right="-20"/>
               <w:rPr>
                 <w:rFonts w:ascii="Roboto" w:hAnsi="Roboto"/>
+                <w:noProof/>
+                <w:sz w:val="24"/>
+                <w:szCs w:val="24"/>
+              </w:rPr>
+            </w:pPr>
+            <w:r>
+              <w:rPr>
+                <w:rFonts w:ascii="Roboto" w:hAnsi="Roboto"/>
                 <w:b/>
                 <w:noProof/>
                 <w:sz w:val="24"/>
                 <w:szCs w:val="24"/>
               </w:rPr>
-            </w:pPr>
+              <w:t>Writing:</w:t>
+            </w:r>
+            <w:r>
+              <w:rPr>
+                <w:rFonts w:ascii="Roboto" w:hAnsi="Roboto"/>
+                <w:noProof/>
+                <w:sz w:val="24"/>
+                <w:szCs w:val="24"/>
+              </w:rPr>
+              <w:t xml:space="preserve"> What will you write this year (papers, grants, fellowships)?</w:t>
+            </w:r>
           </w:p>
         </w:tc>
         <w:tc>
@@ -4995,19 +3621,8 @@
               <w:rPr>
                 <w:rFonts w:ascii="Roboto" w:hAnsi="Roboto"/>
                 <w:noProof/>
-                <w:sz w:val="24"/>
-                <w:szCs w:val="24"/>
-              </w:rPr>
-            </w:pPr>
-            <w:r>
-              <w:rPr>
-                <w:rFonts w:ascii="Roboto" w:hAnsi="Roboto"/>
-                <w:noProof/>
-                <w:sz w:val="24"/>
-                <w:szCs w:val="24"/>
-              </w:rPr>
-              <w:t>3.</w:t>
-            </w:r>
+              </w:rPr>
+            </w:pPr>
           </w:p>
         </w:tc>
       </w:tr>
@@ -5015,14 +3630,10 @@
         <w:tc>
           <w:tcPr>
             <w:tcW w:w="3055" w:type="dxa"/>
-            <w:vMerge w:val="restart"/>
             <w:vAlign w:val="center"/>
           </w:tcPr>
           <w:p>
             <w:pPr>
-              <w:tabs>
-                <w:tab w:val="left" w:pos="10108"/>
-              </w:tabs>
               <w:ind w:right="-20"/>
               <w:rPr>
                 <w:rFonts w:ascii="Roboto" w:hAnsi="Roboto"/>
@@ -5040,113 +3651,16 @@
                 <w:sz w:val="24"/>
                 <w:szCs w:val="24"/>
               </w:rPr>
-              <w:t>Knowledge</w:t>
-            </w:r>
-            <w:r>
-              <w:rPr>
-                <w:rFonts w:ascii="Roboto" w:hAnsi="Roboto"/>
-                <w:b/>
-                <w:noProof/>
-                <w:sz w:val="24"/>
-                <w:szCs w:val="24"/>
-              </w:rPr>
-              <w:t>/skills</w:t>
-            </w:r>
-            <w:r>
-              <w:rPr>
-                <w:rFonts w:ascii="Roboto" w:hAnsi="Roboto"/>
-                <w:b/>
-                <w:noProof/>
-                <w:sz w:val="24"/>
-                <w:szCs w:val="24"/>
-              </w:rPr>
-              <w:t>:</w:t>
-            </w:r>
-          </w:p>
-          <w:p>
-            <w:pPr>
-              <w:tabs>
-                <w:tab w:val="left" w:pos="10108"/>
-              </w:tabs>
-              <w:ind w:right="-20"/>
-              <w:rPr>
-                <w:rFonts w:ascii="Roboto" w:hAnsi="Roboto"/>
-                <w:noProof/>
-                <w:sz w:val="24"/>
-                <w:szCs w:val="24"/>
-              </w:rPr>
-            </w:pPr>
-            <w:r>
-              <w:rPr>
-                <w:rFonts w:ascii="Roboto" w:hAnsi="Roboto"/>
-                <w:noProof/>
-                <w:sz w:val="24"/>
-                <w:szCs w:val="24"/>
-              </w:rPr>
-              <w:t>What subjects</w:t>
-            </w:r>
-            <w:r>
-              <w:rPr>
-                <w:rFonts w:ascii="Roboto" w:hAnsi="Roboto"/>
-                <w:noProof/>
-                <w:sz w:val="24"/>
-                <w:szCs w:val="24"/>
-              </w:rPr>
-              <w:t>/skills</w:t>
-            </w:r>
-            <w:r>
-              <w:rPr>
-                <w:rFonts w:ascii="Roboto" w:hAnsi="Roboto"/>
-                <w:noProof/>
-                <w:sz w:val="24"/>
-                <w:szCs w:val="24"/>
-              </w:rPr>
-              <w:t xml:space="preserve"> </w:t>
-            </w:r>
-            <w:r>
-              <w:rPr>
-                <w:rFonts w:ascii="Roboto" w:hAnsi="Roboto"/>
-                <w:noProof/>
-                <w:sz w:val="24"/>
-                <w:szCs w:val="24"/>
-              </w:rPr>
-              <w:t>will</w:t>
-            </w:r>
-            <w:r>
-              <w:rPr>
-                <w:rFonts w:ascii="Roboto" w:hAnsi="Roboto"/>
-                <w:noProof/>
-                <w:sz w:val="24"/>
-                <w:szCs w:val="24"/>
-              </w:rPr>
-              <w:t xml:space="preserve"> you</w:t>
-            </w:r>
-            <w:r>
-              <w:rPr>
-                <w:rFonts w:ascii="Roboto" w:hAnsi="Roboto"/>
-                <w:noProof/>
-                <w:sz w:val="24"/>
-                <w:szCs w:val="24"/>
-              </w:rPr>
-              <w:t xml:space="preserve"> </w:t>
-            </w:r>
-            <w:r>
-              <w:rPr>
-                <w:rFonts w:ascii="Roboto" w:hAnsi="Roboto"/>
-                <w:noProof/>
-                <w:sz w:val="24"/>
-                <w:szCs w:val="24"/>
-              </w:rPr>
-              <w:t>improve</w:t>
-            </w:r>
-            <w:r>
-              <w:rPr>
-                <w:rFonts w:ascii="Roboto" w:hAnsi="Roboto"/>
-                <w:noProof/>
-                <w:sz w:val="24"/>
-                <w:szCs w:val="24"/>
-              </w:rPr>
-              <w:t>?</w:t>
+              <w:t xml:space="preserve">Organization: </w:t>
+            </w:r>
+            <w:r>
+              <w:rPr>
+                <w:rFonts w:ascii="Roboto" w:hAnsi="Roboto"/>
+                <w:noProof/>
+                <w:sz w:val="24"/>
+                <w:szCs w:val="24"/>
+              </w:rPr>
+              <w:t>How will you improve time management this year?</w:t>
             </w:r>
           </w:p>
         </w:tc>
@@ -5164,19 +3678,8 @@
               <w:rPr>
                 <w:rFonts w:ascii="Roboto" w:hAnsi="Roboto"/>
                 <w:noProof/>
-                <w:sz w:val="24"/>
-                <w:szCs w:val="24"/>
-              </w:rPr>
-            </w:pPr>
-            <w:r>
-              <w:rPr>
-                <w:rFonts w:ascii="Roboto" w:hAnsi="Roboto"/>
-                <w:noProof/>
-                <w:sz w:val="24"/>
-                <w:szCs w:val="24"/>
-              </w:rPr>
-              <w:t>1.</w:t>
-            </w:r>
+              </w:rPr>
+            </w:pPr>
           </w:p>
         </w:tc>
       </w:tr>
@@ -5184,11 +3687,13 @@
         <w:tc>
           <w:tcPr>
             <w:tcW w:w="3055" w:type="dxa"/>
-            <w:vMerge/>
             <w:vAlign w:val="center"/>
           </w:tcPr>
           <w:p>
             <w:pPr>
+              <w:tabs>
+                <w:tab w:val="left" w:pos="10077"/>
+              </w:tabs>
               <w:ind w:right="-20"/>
               <w:rPr>
                 <w:rFonts w:ascii="Roboto" w:hAnsi="Roboto"/>
@@ -5197,6 +3702,25 @@
                 <w:szCs w:val="24"/>
               </w:rPr>
             </w:pPr>
+            <w:r>
+              <w:rPr>
+                <w:rFonts w:ascii="Roboto" w:hAnsi="Roboto"/>
+                <w:b/>
+                <w:noProof/>
+                <w:sz w:val="24"/>
+                <w:szCs w:val="24"/>
+              </w:rPr>
+              <w:t>Career &amp; networking:</w:t>
+            </w:r>
+            <w:r>
+              <w:rPr>
+                <w:rFonts w:ascii="Roboto" w:hAnsi="Roboto"/>
+                <w:noProof/>
+                <w:sz w:val="24"/>
+                <w:szCs w:val="24"/>
+              </w:rPr>
+              <w:t xml:space="preserve"> How will you advance toward your career goals?</w:t>
+            </w:r>
           </w:p>
         </w:tc>
         <w:tc>
@@ -5213,19 +3737,8 @@
               <w:rPr>
                 <w:rFonts w:ascii="Roboto" w:hAnsi="Roboto"/>
                 <w:noProof/>
-                <w:sz w:val="24"/>
-                <w:szCs w:val="24"/>
-              </w:rPr>
-            </w:pPr>
-            <w:r>
-              <w:rPr>
-                <w:rFonts w:ascii="Roboto" w:hAnsi="Roboto"/>
-                <w:noProof/>
-                <w:sz w:val="24"/>
-                <w:szCs w:val="24"/>
-              </w:rPr>
-              <w:t>2.</w:t>
-            </w:r>
+              </w:rPr>
+            </w:pPr>
           </w:p>
         </w:tc>
       </w:tr>
@@ -5233,19 +3746,41 @@
         <w:tc>
           <w:tcPr>
             <w:tcW w:w="3055" w:type="dxa"/>
-            <w:vMerge/>
             <w:vAlign w:val="center"/>
           </w:tcPr>
           <w:p>
             <w:pPr>
+              <w:tabs>
+                <w:tab w:val="left" w:pos="10077"/>
+              </w:tabs>
               <w:ind w:right="-20"/>
               <w:rPr>
                 <w:rFonts w:ascii="Roboto" w:hAnsi="Roboto"/>
-                <w:noProof/>
-                <w:sz w:val="24"/>
-                <w:szCs w:val="24"/>
-              </w:rPr>
-            </w:pPr>
+                <w:b/>
+                <w:noProof/>
+                <w:sz w:val="24"/>
+                <w:szCs w:val="24"/>
+              </w:rPr>
+            </w:pPr>
+            <w:r>
+              <w:rPr>
+                <w:rFonts w:ascii="Roboto" w:hAnsi="Roboto"/>
+                <w:b/>
+                <w:noProof/>
+                <w:sz w:val="24"/>
+                <w:szCs w:val="24"/>
+              </w:rPr>
+              <w:t>Program Hoops:</w:t>
+            </w:r>
+            <w:r>
+              <w:rPr>
+                <w:rFonts w:ascii="Roboto" w:hAnsi="Roboto"/>
+                <w:noProof/>
+                <w:sz w:val="24"/>
+                <w:szCs w:val="24"/>
+              </w:rPr>
+              <w:t xml:space="preserve"> What curriculum hurdles will you complete this year?</w:t>
+            </w:r>
           </w:p>
         </w:tc>
         <w:tc>
@@ -5262,863 +3797,28 @@
               <w:rPr>
                 <w:rFonts w:ascii="Roboto" w:hAnsi="Roboto"/>
                 <w:noProof/>
-                <w:sz w:val="24"/>
-                <w:szCs w:val="24"/>
-              </w:rPr>
-            </w:pPr>
-            <w:r>
-              <w:rPr>
-                <w:rFonts w:ascii="Roboto" w:hAnsi="Roboto"/>
-                <w:noProof/>
-                <w:sz w:val="24"/>
-                <w:szCs w:val="24"/>
-              </w:rPr>
-              <w:t>3.</w:t>
-            </w:r>
-          </w:p>
-        </w:tc>
-      </w:tr>
-      <w:tr>
-        <w:tc>
-          <w:tcPr>
-            <w:tcW w:w="3055" w:type="dxa"/>
-            <w:vMerge w:val="restart"/>
-            <w:vAlign w:val="center"/>
-          </w:tcPr>
-          <w:p>
-            <w:pPr>
-              <w:ind w:right="-20"/>
-              <w:rPr>
-                <w:rFonts w:ascii="Roboto" w:hAnsi="Roboto"/>
-                <w:noProof/>
-                <w:sz w:val="24"/>
-                <w:szCs w:val="24"/>
-              </w:rPr>
-            </w:pPr>
-            <w:r>
-              <w:rPr>
-                <w:rFonts w:ascii="Roboto" w:hAnsi="Roboto"/>
-                <w:b/>
-                <w:noProof/>
-                <w:sz w:val="24"/>
-                <w:szCs w:val="24"/>
-              </w:rPr>
-              <w:t>Writing:</w:t>
-            </w:r>
-            <w:r>
-              <w:rPr>
-                <w:rFonts w:ascii="Roboto" w:hAnsi="Roboto"/>
-                <w:noProof/>
-                <w:sz w:val="24"/>
-                <w:szCs w:val="24"/>
-              </w:rPr>
-              <w:t xml:space="preserve"> What </w:t>
-            </w:r>
-            <w:r>
-              <w:rPr>
-                <w:rFonts w:ascii="Roboto" w:hAnsi="Roboto"/>
-                <w:noProof/>
-                <w:sz w:val="24"/>
-                <w:szCs w:val="24"/>
-              </w:rPr>
-              <w:t>will</w:t>
-            </w:r>
-            <w:r>
-              <w:rPr>
-                <w:rFonts w:ascii="Roboto" w:hAnsi="Roboto"/>
-                <w:noProof/>
-                <w:sz w:val="24"/>
-                <w:szCs w:val="24"/>
-              </w:rPr>
-              <w:t xml:space="preserve"> you write this year (papers, grants, fellowships)?</w:t>
-            </w:r>
-          </w:p>
-        </w:tc>
-        <w:tc>
-          <w:tcPr>
-            <w:tcW w:w="7020" w:type="dxa"/>
-          </w:tcPr>
-          <w:p>
-            <w:pPr>
-              <w:tabs>
-                <w:tab w:val="left" w:pos="8488"/>
-                <w:tab w:val="left" w:pos="10177"/>
-              </w:tabs>
-              <w:ind w:right="-20"/>
-              <w:rPr>
-                <w:rFonts w:ascii="Roboto" w:hAnsi="Roboto"/>
-                <w:noProof/>
-                <w:sz w:val="24"/>
-                <w:szCs w:val="24"/>
-              </w:rPr>
-            </w:pPr>
-            <w:r>
-              <w:rPr>
-                <w:rFonts w:ascii="Roboto" w:hAnsi="Roboto"/>
-                <w:noProof/>
-                <w:sz w:val="24"/>
-                <w:szCs w:val="24"/>
-              </w:rPr>
-              <w:t>1.</w:t>
-            </w:r>
-          </w:p>
-        </w:tc>
-      </w:tr>
-      <w:tr>
-        <w:tc>
-          <w:tcPr>
-            <w:tcW w:w="3055" w:type="dxa"/>
-            <w:vMerge/>
-            <w:vAlign w:val="center"/>
-          </w:tcPr>
-          <w:p>
-            <w:pPr>
-              <w:ind w:right="-20"/>
-              <w:rPr>
-                <w:rFonts w:ascii="Roboto" w:hAnsi="Roboto"/>
-                <w:b/>
-                <w:noProof/>
-                <w:sz w:val="24"/>
-                <w:szCs w:val="24"/>
-              </w:rPr>
-            </w:pPr>
-          </w:p>
-        </w:tc>
-        <w:tc>
-          <w:tcPr>
-            <w:tcW w:w="7020" w:type="dxa"/>
-          </w:tcPr>
-          <w:p>
-            <w:pPr>
-              <w:tabs>
-                <w:tab w:val="left" w:pos="8488"/>
-                <w:tab w:val="left" w:pos="10177"/>
-              </w:tabs>
-              <w:ind w:right="-20"/>
-              <w:rPr>
-                <w:rFonts w:ascii="Roboto" w:hAnsi="Roboto"/>
-                <w:noProof/>
-                <w:sz w:val="24"/>
-                <w:szCs w:val="24"/>
-              </w:rPr>
-            </w:pPr>
-            <w:r>
-              <w:rPr>
-                <w:rFonts w:ascii="Roboto" w:hAnsi="Roboto"/>
-                <w:noProof/>
-                <w:sz w:val="24"/>
-                <w:szCs w:val="24"/>
-              </w:rPr>
-              <w:t>2.</w:t>
-            </w:r>
-          </w:p>
-        </w:tc>
-      </w:tr>
-      <w:tr>
-        <w:tc>
-          <w:tcPr>
-            <w:tcW w:w="3055" w:type="dxa"/>
-            <w:vMerge/>
-            <w:vAlign w:val="center"/>
-          </w:tcPr>
-          <w:p>
-            <w:pPr>
-              <w:ind w:right="-20"/>
-              <w:rPr>
-                <w:rFonts w:ascii="Roboto" w:hAnsi="Roboto"/>
-                <w:b/>
-                <w:noProof/>
-                <w:sz w:val="24"/>
-                <w:szCs w:val="24"/>
-              </w:rPr>
-            </w:pPr>
-          </w:p>
-        </w:tc>
-        <w:tc>
-          <w:tcPr>
-            <w:tcW w:w="7020" w:type="dxa"/>
-          </w:tcPr>
-          <w:p>
-            <w:pPr>
-              <w:tabs>
-                <w:tab w:val="left" w:pos="8488"/>
-                <w:tab w:val="left" w:pos="10177"/>
-              </w:tabs>
-              <w:ind w:right="-20"/>
-              <w:rPr>
-                <w:rFonts w:ascii="Roboto" w:hAnsi="Roboto"/>
-                <w:noProof/>
-                <w:sz w:val="24"/>
-                <w:szCs w:val="24"/>
-              </w:rPr>
-            </w:pPr>
-            <w:r>
-              <w:rPr>
-                <w:rFonts w:ascii="Roboto" w:hAnsi="Roboto"/>
-                <w:noProof/>
-                <w:sz w:val="24"/>
-                <w:szCs w:val="24"/>
-              </w:rPr>
-              <w:t>3</w:t>
-            </w:r>
-            <w:r>
-              <w:rPr>
-                <w:rFonts w:ascii="Roboto" w:hAnsi="Roboto"/>
-                <w:noProof/>
-                <w:sz w:val="24"/>
-                <w:szCs w:val="24"/>
-              </w:rPr>
-              <w:t>.</w:t>
-            </w:r>
-          </w:p>
-        </w:tc>
-      </w:tr>
-      <w:tr>
-        <w:tc>
-          <w:tcPr>
-            <w:tcW w:w="3055" w:type="dxa"/>
-            <w:vMerge w:val="restart"/>
-            <w:vAlign w:val="center"/>
-          </w:tcPr>
-          <w:p>
-            <w:pPr>
-              <w:ind w:right="-20"/>
-              <w:rPr>
-                <w:rFonts w:ascii="Roboto" w:hAnsi="Roboto"/>
-                <w:b/>
-                <w:noProof/>
-                <w:sz w:val="24"/>
-                <w:szCs w:val="24"/>
-              </w:rPr>
-            </w:pPr>
-            <w:r>
-              <w:rPr>
-                <w:rFonts w:ascii="Roboto" w:hAnsi="Roboto"/>
-                <w:b/>
-                <w:noProof/>
-                <w:sz w:val="24"/>
-                <w:szCs w:val="24"/>
-              </w:rPr>
-              <w:t>Organization</w:t>
-            </w:r>
-            <w:r>
-              <w:rPr>
-                <w:rFonts w:ascii="Roboto" w:hAnsi="Roboto"/>
-                <w:b/>
-                <w:noProof/>
-                <w:sz w:val="24"/>
-                <w:szCs w:val="24"/>
-              </w:rPr>
-              <w:t xml:space="preserve">: </w:t>
-            </w:r>
-            <w:r>
-              <w:rPr>
-                <w:rFonts w:ascii="Roboto" w:hAnsi="Roboto"/>
-                <w:noProof/>
-                <w:sz w:val="24"/>
-                <w:szCs w:val="24"/>
-              </w:rPr>
-              <w:t xml:space="preserve">How </w:t>
-            </w:r>
-            <w:r>
-              <w:rPr>
-                <w:rFonts w:ascii="Roboto" w:hAnsi="Roboto"/>
-                <w:noProof/>
-                <w:sz w:val="24"/>
-                <w:szCs w:val="24"/>
-              </w:rPr>
-              <w:t>will</w:t>
-            </w:r>
-            <w:r>
-              <w:rPr>
-                <w:rFonts w:ascii="Roboto" w:hAnsi="Roboto"/>
-                <w:noProof/>
-                <w:sz w:val="24"/>
-                <w:szCs w:val="24"/>
-              </w:rPr>
-              <w:t xml:space="preserve"> you improve</w:t>
-            </w:r>
-            <w:r>
-              <w:rPr>
-                <w:rFonts w:ascii="Roboto" w:hAnsi="Roboto"/>
-                <w:noProof/>
-                <w:sz w:val="24"/>
-                <w:szCs w:val="24"/>
-              </w:rPr>
-              <w:t xml:space="preserve"> </w:t>
-            </w:r>
-            <w:r>
-              <w:rPr>
-                <w:rFonts w:ascii="Roboto" w:hAnsi="Roboto"/>
-                <w:noProof/>
-                <w:sz w:val="24"/>
-                <w:szCs w:val="24"/>
-              </w:rPr>
-              <w:t xml:space="preserve">time </w:t>
-            </w:r>
-            <w:r>
-              <w:rPr>
-                <w:rFonts w:ascii="Roboto" w:hAnsi="Roboto"/>
-                <w:noProof/>
-                <w:sz w:val="24"/>
-                <w:szCs w:val="24"/>
-              </w:rPr>
-              <w:t xml:space="preserve">management </w:t>
-            </w:r>
-            <w:r>
-              <w:rPr>
-                <w:rFonts w:ascii="Roboto" w:hAnsi="Roboto"/>
-                <w:noProof/>
-                <w:sz w:val="24"/>
-                <w:szCs w:val="24"/>
-              </w:rPr>
-              <w:t>this year</w:t>
-            </w:r>
-            <w:r>
-              <w:rPr>
-                <w:rFonts w:ascii="Roboto" w:hAnsi="Roboto"/>
-                <w:noProof/>
-                <w:sz w:val="24"/>
-                <w:szCs w:val="24"/>
-              </w:rPr>
-              <w:t>?</w:t>
-            </w:r>
-          </w:p>
-        </w:tc>
-        <w:tc>
-          <w:tcPr>
-            <w:tcW w:w="7020" w:type="dxa"/>
-          </w:tcPr>
-          <w:p>
-            <w:pPr>
-              <w:tabs>
-                <w:tab w:val="left" w:pos="8488"/>
-                <w:tab w:val="left" w:pos="10177"/>
-              </w:tabs>
-              <w:ind w:right="-20"/>
-              <w:rPr>
-                <w:rFonts w:ascii="Roboto" w:hAnsi="Roboto"/>
-                <w:noProof/>
-                <w:sz w:val="24"/>
-                <w:szCs w:val="24"/>
-              </w:rPr>
-            </w:pPr>
-            <w:r>
-              <w:rPr>
-                <w:rFonts w:ascii="Roboto" w:hAnsi="Roboto"/>
-                <w:noProof/>
-                <w:sz w:val="24"/>
-                <w:szCs w:val="24"/>
-              </w:rPr>
-              <w:t>1.</w:t>
-            </w:r>
-          </w:p>
-        </w:tc>
-      </w:tr>
-      <w:tr>
-        <w:tc>
-          <w:tcPr>
-            <w:tcW w:w="3055" w:type="dxa"/>
-            <w:vMerge/>
-            <w:vAlign w:val="center"/>
-          </w:tcPr>
-          <w:p>
-            <w:pPr>
-              <w:ind w:right="-20"/>
-              <w:rPr>
-                <w:rFonts w:ascii="Roboto" w:hAnsi="Roboto"/>
-                <w:b/>
-                <w:noProof/>
-                <w:sz w:val="24"/>
-                <w:szCs w:val="24"/>
-              </w:rPr>
-            </w:pPr>
-          </w:p>
-        </w:tc>
-        <w:tc>
-          <w:tcPr>
-            <w:tcW w:w="7020" w:type="dxa"/>
-          </w:tcPr>
-          <w:p>
-            <w:pPr>
-              <w:tabs>
-                <w:tab w:val="left" w:pos="8488"/>
-                <w:tab w:val="left" w:pos="10177"/>
-              </w:tabs>
-              <w:ind w:right="-20"/>
-              <w:rPr>
-                <w:rFonts w:ascii="Roboto" w:hAnsi="Roboto"/>
-                <w:noProof/>
-                <w:sz w:val="24"/>
-                <w:szCs w:val="24"/>
-              </w:rPr>
-            </w:pPr>
-            <w:r>
-              <w:rPr>
-                <w:rFonts w:ascii="Roboto" w:hAnsi="Roboto"/>
-                <w:noProof/>
-                <w:sz w:val="24"/>
-                <w:szCs w:val="24"/>
-              </w:rPr>
-              <w:t>2.</w:t>
-            </w:r>
-          </w:p>
-        </w:tc>
-      </w:tr>
-      <w:tr>
-        <w:tc>
-          <w:tcPr>
-            <w:tcW w:w="3055" w:type="dxa"/>
-            <w:vMerge/>
-            <w:vAlign w:val="center"/>
-          </w:tcPr>
-          <w:p>
-            <w:pPr>
-              <w:ind w:right="-20"/>
-              <w:rPr>
-                <w:rFonts w:ascii="Roboto" w:hAnsi="Roboto"/>
-                <w:b/>
-                <w:noProof/>
-                <w:sz w:val="24"/>
-                <w:szCs w:val="24"/>
-              </w:rPr>
-            </w:pPr>
-          </w:p>
-        </w:tc>
-        <w:tc>
-          <w:tcPr>
-            <w:tcW w:w="7020" w:type="dxa"/>
-          </w:tcPr>
-          <w:p>
-            <w:pPr>
-              <w:tabs>
-                <w:tab w:val="left" w:pos="8488"/>
-                <w:tab w:val="left" w:pos="10177"/>
-              </w:tabs>
-              <w:ind w:right="-20"/>
-              <w:rPr>
-                <w:rFonts w:ascii="Roboto" w:hAnsi="Roboto"/>
-                <w:noProof/>
-                <w:sz w:val="24"/>
-                <w:szCs w:val="24"/>
-              </w:rPr>
-            </w:pPr>
-            <w:r>
-              <w:rPr>
-                <w:rFonts w:ascii="Roboto" w:hAnsi="Roboto"/>
-                <w:noProof/>
-                <w:sz w:val="24"/>
-                <w:szCs w:val="24"/>
-              </w:rPr>
-              <w:t>3.</w:t>
-            </w:r>
-          </w:p>
-        </w:tc>
-      </w:tr>
-      <w:tr>
-        <w:tc>
-          <w:tcPr>
-            <w:tcW w:w="3055" w:type="dxa"/>
-            <w:vMerge w:val="restart"/>
-            <w:vAlign w:val="center"/>
-          </w:tcPr>
-          <w:p>
-            <w:pPr>
-              <w:tabs>
-                <w:tab w:val="left" w:pos="10077"/>
-              </w:tabs>
-              <w:ind w:right="-20"/>
-              <w:rPr>
-                <w:rFonts w:ascii="Roboto" w:hAnsi="Roboto"/>
-                <w:noProof/>
-                <w:sz w:val="24"/>
-                <w:szCs w:val="24"/>
-              </w:rPr>
-            </w:pPr>
-            <w:r>
-              <w:rPr>
-                <w:rFonts w:ascii="Roboto" w:hAnsi="Roboto"/>
-                <w:b/>
-                <w:noProof/>
-                <w:sz w:val="24"/>
-                <w:szCs w:val="24"/>
-              </w:rPr>
-              <w:t xml:space="preserve">Career </w:t>
-            </w:r>
-            <w:r>
-              <w:rPr>
-                <w:rFonts w:ascii="Roboto" w:hAnsi="Roboto"/>
-                <w:b/>
-                <w:noProof/>
-                <w:sz w:val="24"/>
-                <w:szCs w:val="24"/>
-              </w:rPr>
-              <w:t>&amp; networking</w:t>
-            </w:r>
-            <w:r>
-              <w:rPr>
-                <w:rFonts w:ascii="Roboto" w:hAnsi="Roboto"/>
-                <w:b/>
-                <w:noProof/>
-                <w:sz w:val="24"/>
-                <w:szCs w:val="24"/>
-              </w:rPr>
-              <w:t>:</w:t>
-            </w:r>
-            <w:r>
-              <w:rPr>
-                <w:rFonts w:ascii="Roboto" w:hAnsi="Roboto"/>
-                <w:noProof/>
-                <w:sz w:val="24"/>
-                <w:szCs w:val="24"/>
-              </w:rPr>
-              <w:t xml:space="preserve"> </w:t>
-            </w:r>
-            <w:r>
-              <w:rPr>
-                <w:rFonts w:ascii="Roboto" w:hAnsi="Roboto"/>
-                <w:noProof/>
-                <w:sz w:val="24"/>
-                <w:szCs w:val="24"/>
-              </w:rPr>
-              <w:t>How will you advance toward your career goals?</w:t>
-            </w:r>
-          </w:p>
-        </w:tc>
-        <w:tc>
-          <w:tcPr>
-            <w:tcW w:w="7020" w:type="dxa"/>
-          </w:tcPr>
-          <w:p>
-            <w:pPr>
-              <w:tabs>
-                <w:tab w:val="left" w:pos="8488"/>
-                <w:tab w:val="left" w:pos="10177"/>
-              </w:tabs>
-              <w:ind w:right="-20"/>
-              <w:rPr>
-                <w:rFonts w:ascii="Roboto" w:hAnsi="Roboto"/>
-                <w:noProof/>
-                <w:sz w:val="24"/>
-                <w:szCs w:val="24"/>
-              </w:rPr>
-            </w:pPr>
-            <w:r>
-              <w:rPr>
-                <w:rFonts w:ascii="Roboto" w:hAnsi="Roboto"/>
-                <w:noProof/>
-                <w:sz w:val="24"/>
-                <w:szCs w:val="24"/>
-              </w:rPr>
-              <w:t>1.</w:t>
-            </w:r>
-          </w:p>
-        </w:tc>
-      </w:tr>
-      <w:tr>
-        <w:tc>
-          <w:tcPr>
-            <w:tcW w:w="3055" w:type="dxa"/>
-            <w:vMerge/>
-            <w:vAlign w:val="center"/>
-          </w:tcPr>
-          <w:p>
-            <w:pPr>
-              <w:tabs>
-                <w:tab w:val="left" w:pos="10077"/>
-              </w:tabs>
-              <w:ind w:right="-20"/>
-              <w:rPr>
-                <w:rFonts w:ascii="Roboto" w:hAnsi="Roboto"/>
-                <w:b/>
-                <w:noProof/>
-                <w:sz w:val="24"/>
-                <w:szCs w:val="24"/>
-              </w:rPr>
-            </w:pPr>
-          </w:p>
-        </w:tc>
-        <w:tc>
-          <w:tcPr>
-            <w:tcW w:w="7020" w:type="dxa"/>
-          </w:tcPr>
-          <w:p>
-            <w:pPr>
-              <w:tabs>
-                <w:tab w:val="left" w:pos="8488"/>
-                <w:tab w:val="left" w:pos="10177"/>
-              </w:tabs>
-              <w:ind w:right="-20"/>
-              <w:rPr>
-                <w:rFonts w:ascii="Roboto" w:hAnsi="Roboto"/>
-                <w:noProof/>
-                <w:sz w:val="24"/>
-                <w:szCs w:val="24"/>
-              </w:rPr>
-            </w:pPr>
-            <w:r>
-              <w:rPr>
-                <w:rFonts w:ascii="Roboto" w:hAnsi="Roboto"/>
-                <w:noProof/>
-                <w:sz w:val="24"/>
-                <w:szCs w:val="24"/>
-              </w:rPr>
-              <w:t>2.</w:t>
-            </w:r>
-          </w:p>
-        </w:tc>
-      </w:tr>
-      <w:tr>
-        <w:tc>
-          <w:tcPr>
-            <w:tcW w:w="3055" w:type="dxa"/>
-            <w:vMerge/>
-            <w:vAlign w:val="center"/>
-          </w:tcPr>
-          <w:p>
-            <w:pPr>
-              <w:tabs>
-                <w:tab w:val="left" w:pos="10077"/>
-              </w:tabs>
-              <w:ind w:right="-20"/>
-              <w:rPr>
-                <w:rFonts w:ascii="Roboto" w:hAnsi="Roboto"/>
-                <w:b/>
-                <w:noProof/>
-                <w:sz w:val="24"/>
-                <w:szCs w:val="24"/>
-              </w:rPr>
-            </w:pPr>
-          </w:p>
-        </w:tc>
-        <w:tc>
-          <w:tcPr>
-            <w:tcW w:w="7020" w:type="dxa"/>
-          </w:tcPr>
-          <w:p>
-            <w:pPr>
-              <w:tabs>
-                <w:tab w:val="left" w:pos="8488"/>
-                <w:tab w:val="left" w:pos="10177"/>
-              </w:tabs>
-              <w:ind w:right="-20"/>
-              <w:rPr>
-                <w:rFonts w:ascii="Roboto" w:hAnsi="Roboto"/>
-                <w:noProof/>
-                <w:sz w:val="24"/>
-                <w:szCs w:val="24"/>
-              </w:rPr>
-            </w:pPr>
-            <w:r>
-              <w:rPr>
-                <w:rFonts w:ascii="Roboto" w:hAnsi="Roboto"/>
-                <w:noProof/>
-                <w:sz w:val="24"/>
-                <w:szCs w:val="24"/>
-              </w:rPr>
-              <w:t>3.</w:t>
-            </w:r>
-          </w:p>
-        </w:tc>
-      </w:tr>
-      <w:tr>
-        <w:tc>
-          <w:tcPr>
-            <w:tcW w:w="3055" w:type="dxa"/>
-            <w:vMerge w:val="restart"/>
-            <w:vAlign w:val="center"/>
-          </w:tcPr>
-          <w:p>
-            <w:pPr>
-              <w:tabs>
-                <w:tab w:val="left" w:pos="10077"/>
-              </w:tabs>
-              <w:ind w:right="-20"/>
-              <w:rPr>
-                <w:rFonts w:ascii="Roboto" w:hAnsi="Roboto"/>
-                <w:b/>
-                <w:noProof/>
-                <w:sz w:val="24"/>
-                <w:szCs w:val="24"/>
-              </w:rPr>
-            </w:pPr>
-            <w:r>
-              <w:rPr>
-                <w:rFonts w:ascii="Roboto" w:hAnsi="Roboto"/>
-                <w:b/>
-                <w:noProof/>
-                <w:sz w:val="24"/>
-                <w:szCs w:val="24"/>
-              </w:rPr>
-              <w:t>Program Hoops</w:t>
-            </w:r>
-            <w:r>
-              <w:rPr>
-                <w:rFonts w:ascii="Roboto" w:hAnsi="Roboto"/>
-                <w:b/>
-                <w:noProof/>
-                <w:sz w:val="24"/>
-                <w:szCs w:val="24"/>
-              </w:rPr>
-              <w:t>:</w:t>
-            </w:r>
-            <w:r>
-              <w:rPr>
-                <w:rFonts w:ascii="Roboto" w:hAnsi="Roboto"/>
-                <w:noProof/>
-                <w:sz w:val="24"/>
-                <w:szCs w:val="24"/>
-              </w:rPr>
-              <w:t xml:space="preserve"> </w:t>
-            </w:r>
-            <w:r>
-              <w:rPr>
-                <w:rFonts w:ascii="Roboto" w:hAnsi="Roboto"/>
-                <w:noProof/>
-                <w:sz w:val="24"/>
-                <w:szCs w:val="24"/>
-              </w:rPr>
-              <w:t>What curriculum hurdles will you complete this year?</w:t>
-            </w:r>
-          </w:p>
-        </w:tc>
-        <w:tc>
-          <w:tcPr>
-            <w:tcW w:w="7020" w:type="dxa"/>
-          </w:tcPr>
-          <w:p>
-            <w:pPr>
-              <w:tabs>
-                <w:tab w:val="left" w:pos="8488"/>
-                <w:tab w:val="left" w:pos="10177"/>
-              </w:tabs>
-              <w:ind w:right="-20"/>
-              <w:rPr>
-                <w:rFonts w:ascii="Roboto" w:hAnsi="Roboto"/>
-                <w:noProof/>
-                <w:sz w:val="24"/>
-                <w:szCs w:val="24"/>
-              </w:rPr>
-            </w:pPr>
-            <w:r>
-              <w:rPr>
-                <w:rFonts w:ascii="Roboto" w:hAnsi="Roboto"/>
-                <w:noProof/>
-                <w:sz w:val="24"/>
-                <w:szCs w:val="24"/>
-              </w:rPr>
-              <w:t>1.</w:t>
-            </w:r>
-          </w:p>
-        </w:tc>
-      </w:tr>
-      <w:tr>
-        <w:tc>
-          <w:tcPr>
-            <w:tcW w:w="3055" w:type="dxa"/>
-            <w:vMerge/>
-            <w:vAlign w:val="center"/>
-          </w:tcPr>
-          <w:p>
-            <w:pPr>
-              <w:tabs>
-                <w:tab w:val="left" w:pos="10077"/>
-              </w:tabs>
-              <w:ind w:right="-20"/>
-              <w:rPr>
-                <w:rFonts w:ascii="Roboto" w:hAnsi="Roboto"/>
-                <w:b/>
-                <w:noProof/>
-                <w:sz w:val="24"/>
-                <w:szCs w:val="24"/>
-              </w:rPr>
-            </w:pPr>
-          </w:p>
-        </w:tc>
-        <w:tc>
-          <w:tcPr>
-            <w:tcW w:w="7020" w:type="dxa"/>
-          </w:tcPr>
-          <w:p>
-            <w:pPr>
-              <w:tabs>
-                <w:tab w:val="left" w:pos="8488"/>
-                <w:tab w:val="left" w:pos="10177"/>
-              </w:tabs>
-              <w:ind w:right="-20"/>
-              <w:rPr>
-                <w:rFonts w:ascii="Roboto" w:hAnsi="Roboto"/>
-                <w:noProof/>
-                <w:sz w:val="24"/>
-                <w:szCs w:val="24"/>
-              </w:rPr>
-            </w:pPr>
-            <w:r>
-              <w:rPr>
-                <w:rFonts w:ascii="Roboto" w:hAnsi="Roboto"/>
-                <w:noProof/>
-                <w:sz w:val="24"/>
-                <w:szCs w:val="24"/>
-              </w:rPr>
-              <w:t>2.</w:t>
-            </w:r>
-          </w:p>
-        </w:tc>
-      </w:tr>
-      <w:tr>
-        <w:tc>
-          <w:tcPr>
-            <w:tcW w:w="3055" w:type="dxa"/>
-            <w:vMerge/>
-            <w:vAlign w:val="center"/>
-          </w:tcPr>
-          <w:p>
-            <w:pPr>
-              <w:tabs>
-                <w:tab w:val="left" w:pos="10077"/>
-              </w:tabs>
-              <w:ind w:right="-20"/>
-              <w:rPr>
-                <w:rFonts w:ascii="Roboto" w:hAnsi="Roboto"/>
-                <w:b/>
-                <w:noProof/>
-                <w:sz w:val="24"/>
-                <w:szCs w:val="24"/>
-              </w:rPr>
-            </w:pPr>
-          </w:p>
-        </w:tc>
-        <w:tc>
-          <w:tcPr>
-            <w:tcW w:w="7020" w:type="dxa"/>
-          </w:tcPr>
-          <w:p>
-            <w:pPr>
-              <w:tabs>
-                <w:tab w:val="left" w:pos="8488"/>
-                <w:tab w:val="left" w:pos="10177"/>
-              </w:tabs>
-              <w:ind w:right="-20"/>
-              <w:rPr>
-                <w:rFonts w:ascii="Roboto" w:hAnsi="Roboto"/>
-                <w:noProof/>
-                <w:sz w:val="24"/>
-                <w:szCs w:val="24"/>
-              </w:rPr>
-            </w:pPr>
-            <w:r>
-              <w:rPr>
-                <w:rFonts w:ascii="Roboto" w:hAnsi="Roboto"/>
-                <w:noProof/>
-                <w:sz w:val="24"/>
-                <w:szCs w:val="24"/>
-              </w:rPr>
-              <w:t>3.</w:t>
-            </w:r>
+              </w:rPr>
+            </w:pPr>
           </w:p>
         </w:tc>
       </w:tr>
     </w:tbl>
+    <w:p>
+      <w:pPr>
+        <w:pStyle w:val="Heading1"/>
+        <w:ind w:left="0" w:right="-20"/>
+        <w:rPr>
+          <w:rFonts w:ascii="Roboto" w:hAnsi="Roboto"/>
+          <w:noProof/>
+          <w:sz w:val="28"/>
+          <w:szCs w:val="28"/>
+        </w:rPr>
+      </w:pPr>
+      <w:bookmarkStart w:id="6" w:name="_1t3h5sf" w:colFirst="0" w:colLast="0"/>
+      <w:bookmarkStart w:id="7" w:name="_3dy6vkm" w:colFirst="0" w:colLast="0"/>
+      <w:bookmarkEnd w:id="6"/>
+      <w:bookmarkEnd w:id="7"/>
+    </w:p>
     <w:p>
       <w:pPr>
         <w:pStyle w:val="Heading1"/>
@@ -6131,10 +3831,6 @@
           <w:szCs w:val="28"/>
         </w:rPr>
       </w:pPr>
-      <w:bookmarkStart w:id="6" w:name="_1t3h5sf" w:colFirst="0" w:colLast="0"/>
-      <w:bookmarkStart w:id="7" w:name="_3dy6vkm" w:colFirst="0" w:colLast="0"/>
-      <w:bookmarkEnd w:id="6"/>
-      <w:bookmarkEnd w:id="7"/>
       <w:r>
         <w:rPr>
           <w:rFonts w:ascii="Roboto" w:hAnsi="Roboto"/>
@@ -6143,43 +3839,7 @@
           <w:szCs w:val="28"/>
         </w:rPr>
         <w:lastRenderedPageBreak/>
-        <w:t xml:space="preserve">Part </w:t>
-      </w:r>
-      <w:r>
-        <w:rPr>
-          <w:rFonts w:ascii="Roboto" w:hAnsi="Roboto"/>
-          <w:noProof/>
-          <w:sz w:val="28"/>
-          <w:szCs w:val="28"/>
-        </w:rPr>
-        <w:t>3.</w:t>
-      </w:r>
-      <w:r>
-        <w:rPr>
-          <w:rFonts w:ascii="Roboto" w:hAnsi="Roboto"/>
-          <w:noProof/>
-          <w:sz w:val="28"/>
-          <w:szCs w:val="28"/>
-        </w:rPr>
-        <w:t xml:space="preserve"> Implement </w:t>
-      </w:r>
-      <w:r>
-        <w:rPr>
-          <w:rFonts w:ascii="Roboto" w:hAnsi="Roboto"/>
-          <w:noProof/>
-          <w:sz w:val="28"/>
-          <w:szCs w:val="28"/>
-        </w:rPr>
-        <w:t xml:space="preserve">Your </w:t>
-      </w:r>
-      <w:r>
-        <w:rPr>
-          <w:rFonts w:ascii="Roboto" w:hAnsi="Roboto"/>
-          <w:noProof/>
-          <w:sz w:val="28"/>
-          <w:szCs w:val="28"/>
-        </w:rPr>
-        <w:t>Training Plan</w:t>
+        <w:t>Part 3. Implement Your Training Plan</w:t>
       </w:r>
     </w:p>
     <w:p>
@@ -6212,77 +3872,7 @@
           <w:sz w:val="24"/>
           <w:szCs w:val="24"/>
         </w:rPr>
-        <w:t>Discuss and edit this plan with input from your mentor(s)</w:t>
-      </w:r>
-      <w:r>
-        <w:rPr>
-          <w:rFonts w:ascii="Roboto" w:hAnsi="Roboto"/>
-          <w:noProof/>
-          <w:color w:val="000000"/>
-          <w:sz w:val="24"/>
-          <w:szCs w:val="24"/>
-        </w:rPr>
-        <w:t xml:space="preserve">. </w:t>
-      </w:r>
-      <w:r>
-        <w:rPr>
-          <w:rFonts w:ascii="Roboto" w:hAnsi="Roboto"/>
-          <w:noProof/>
-          <w:color w:val="000000"/>
-          <w:sz w:val="24"/>
-          <w:szCs w:val="24"/>
-        </w:rPr>
-        <w:t>In your calendar</w:t>
-      </w:r>
-      <w:r>
-        <w:rPr>
-          <w:rFonts w:ascii="Roboto" w:hAnsi="Roboto"/>
-          <w:noProof/>
-          <w:color w:val="000000"/>
-          <w:sz w:val="24"/>
-          <w:szCs w:val="24"/>
-        </w:rPr>
-        <w:t xml:space="preserve"> </w:t>
-      </w:r>
-      <w:r>
-        <w:rPr>
-          <w:rFonts w:ascii="Roboto" w:hAnsi="Roboto"/>
-          <w:noProof/>
-          <w:color w:val="000000"/>
-          <w:sz w:val="24"/>
-          <w:szCs w:val="24"/>
-        </w:rPr>
-        <w:t>(Google/Apple calendar, Outlook, etc.)</w:t>
-      </w:r>
-      <w:r>
-        <w:rPr>
-          <w:rFonts w:ascii="Roboto" w:hAnsi="Roboto"/>
-          <w:noProof/>
-          <w:color w:val="000000"/>
-          <w:sz w:val="24"/>
-          <w:szCs w:val="24"/>
-        </w:rPr>
-        <w:t xml:space="preserve"> </w:t>
-      </w:r>
-      <w:r>
-        <w:rPr>
-          <w:rFonts w:ascii="Roboto" w:hAnsi="Roboto"/>
-          <w:noProof/>
-          <w:color w:val="000000"/>
-          <w:sz w:val="24"/>
-          <w:szCs w:val="24"/>
-        </w:rPr>
-        <w:t>c</w:t>
-      </w:r>
-      <w:r>
-        <w:rPr>
-          <w:rFonts w:ascii="Roboto" w:hAnsi="Roboto"/>
-          <w:noProof/>
-          <w:color w:val="000000"/>
-          <w:sz w:val="24"/>
-          <w:szCs w:val="24"/>
-        </w:rPr>
-        <w:t>reate a month-by-month timeline</w:t>
+        <w:t>Discuss and edit this plan with input from your mentor(s). In your calendar (Google/Apple calendar, Outlook, etc.) create a month-by-month timeline</w:t>
       </w:r>
       <w:r>
         <w:rPr>
@@ -6303,117 +3893,7 @@
           <w:sz w:val="24"/>
           <w:szCs w:val="24"/>
         </w:rPr>
-        <w:t>for the next year</w:t>
-      </w:r>
-      <w:r>
-        <w:rPr>
-          <w:rFonts w:ascii="Roboto" w:hAnsi="Roboto"/>
-          <w:noProof/>
-          <w:color w:val="000000"/>
-          <w:sz w:val="24"/>
-          <w:szCs w:val="24"/>
-        </w:rPr>
-        <w:t xml:space="preserve"> for the goals</w:t>
-      </w:r>
-      <w:r>
-        <w:rPr>
-          <w:rFonts w:ascii="Roboto" w:hAnsi="Roboto"/>
-          <w:noProof/>
-          <w:color w:val="000000"/>
-          <w:sz w:val="24"/>
-          <w:szCs w:val="24"/>
-        </w:rPr>
-        <w:t xml:space="preserve"> you identified above.</w:t>
-      </w:r>
-      <w:r>
-        <w:rPr>
-          <w:rFonts w:ascii="Roboto" w:hAnsi="Roboto"/>
-          <w:noProof/>
-          <w:color w:val="000000"/>
-          <w:sz w:val="24"/>
-          <w:szCs w:val="24"/>
-        </w:rPr>
-        <w:t xml:space="preserve"> </w:t>
-      </w:r>
-      <w:r>
-        <w:rPr>
-          <w:rFonts w:ascii="Roboto" w:hAnsi="Roboto"/>
-          <w:noProof/>
-          <w:color w:val="000000"/>
-          <w:sz w:val="24"/>
-          <w:szCs w:val="24"/>
-        </w:rPr>
-        <w:t>Now c</w:t>
-      </w:r>
-      <w:r>
-        <w:rPr>
-          <w:rFonts w:ascii="Roboto" w:hAnsi="Roboto"/>
-          <w:noProof/>
-          <w:color w:val="000000"/>
-          <w:sz w:val="24"/>
-          <w:szCs w:val="24"/>
-        </w:rPr>
-        <w:t>reate a weekly schedule</w:t>
-      </w:r>
-      <w:r>
-        <w:rPr>
-          <w:rFonts w:ascii="Roboto" w:hAnsi="Roboto"/>
-          <w:noProof/>
-          <w:color w:val="000000"/>
-          <w:sz w:val="24"/>
-          <w:szCs w:val="24"/>
-        </w:rPr>
-        <w:t xml:space="preserve"> </w:t>
-      </w:r>
-      <w:r>
-        <w:rPr>
-          <w:rFonts w:ascii="Roboto" w:hAnsi="Roboto"/>
-          <w:noProof/>
-          <w:color w:val="000000"/>
-          <w:sz w:val="24"/>
-          <w:szCs w:val="24"/>
-        </w:rPr>
-        <w:t>t</w:t>
-      </w:r>
-      <w:r>
-        <w:rPr>
-          <w:rFonts w:ascii="Roboto" w:hAnsi="Roboto"/>
-          <w:noProof/>
-          <w:color w:val="000000"/>
-          <w:sz w:val="24"/>
-          <w:szCs w:val="24"/>
-        </w:rPr>
-        <w:t>hat will help you</w:t>
-      </w:r>
-      <w:r>
-        <w:rPr>
-          <w:rFonts w:ascii="Roboto" w:hAnsi="Roboto"/>
-          <w:noProof/>
-          <w:color w:val="000000"/>
-          <w:sz w:val="24"/>
-          <w:szCs w:val="24"/>
-        </w:rPr>
-        <w:t xml:space="preserve"> achieve your goals</w:t>
-      </w:r>
-      <w:r>
-        <w:rPr>
-          <w:rFonts w:ascii="Roboto" w:hAnsi="Roboto"/>
-          <w:noProof/>
-          <w:color w:val="000000"/>
-          <w:sz w:val="24"/>
-          <w:szCs w:val="24"/>
-        </w:rPr>
-        <w:t>. I</w:t>
-      </w:r>
-      <w:r>
-        <w:rPr>
-          <w:rFonts w:ascii="Roboto" w:hAnsi="Roboto"/>
-          <w:noProof/>
-          <w:color w:val="000000"/>
-          <w:sz w:val="24"/>
-          <w:szCs w:val="24"/>
-        </w:rPr>
-        <w:t>t’s ti</w:t>
+        <w:t>for the next year for the goals you identified above. Now create a weekly schedule that will help you achieve your goals. It’s ti</w:t>
       </w:r>
       <w:bookmarkStart w:id="8" w:name="1t3h5sf" w:colFirst="0" w:colLast="0"/>
       <w:bookmarkEnd w:id="8"/>
@@ -6471,17 +3951,7 @@
           <w:sz w:val="28"/>
           <w:szCs w:val="28"/>
         </w:rPr>
-        <w:t>Productivity</w:t>
-      </w:r>
-      <w:r>
-        <w:rPr>
-          <w:rFonts w:ascii="Roboto" w:hAnsi="Roboto"/>
-          <w:b/>
-          <w:noProof/>
-          <w:sz w:val="28"/>
-          <w:szCs w:val="28"/>
-        </w:rPr>
-        <w:t xml:space="preserve"> Advice</w:t>
+        <w:t>Productivity Advice</w:t>
       </w:r>
     </w:p>
     <w:p>
@@ -6489,7 +3959,7 @@
         <w:pStyle w:val="ListParagraph"/>
         <w:numPr>
           <w:ilvl w:val="0"/>
-          <w:numId w:val="6"/>
+          <w:numId w:val="14"/>
         </w:numPr>
         <w:ind w:hanging="360"/>
         <w:rPr>
@@ -6506,42 +3976,49 @@
           <w:sz w:val="24"/>
           <w:szCs w:val="24"/>
         </w:rPr>
-        <w:t>Do your most important work first</w:t>
+        <w:t>Do your most important work first each day</w:t>
       </w:r>
-      <w:r>
+    </w:p>
+    <w:p>
+      <w:pPr>
+        <w:pStyle w:val="ListParagraph"/>
+        <w:numPr>
+          <w:ilvl w:val="0"/>
+          <w:numId w:val="14"/>
+        </w:numPr>
+        <w:ind w:left="450" w:hanging="90"/>
         <w:rPr>
           <w:rFonts w:ascii="Roboto" w:hAnsi="Roboto"/>
           <w:noProof/>
           <w:sz w:val="24"/>
           <w:szCs w:val="24"/>
         </w:rPr>
-        <w:t xml:space="preserve"> each day</w:t>
-      </w:r>
-    </w:p>
-    <w:p>
-      <w:pPr>
-        <w:pStyle w:val="ListParagraph"/>
-        <w:numPr>
-          <w:ilvl w:val="0"/>
-          <w:numId w:val="6"/>
-        </w:numPr>
-        <w:ind w:left="450" w:hanging="90"/>
+      </w:pPr>
+      <w:r>
         <w:rPr>
           <w:rFonts w:ascii="Roboto" w:hAnsi="Roboto"/>
           <w:noProof/>
           <w:sz w:val="24"/>
           <w:szCs w:val="24"/>
         </w:rPr>
-      </w:pPr>
-      <w:r>
+        <w:t>Resist middling priorities (e.g., only check email morning and late afternoon)</w:t>
+      </w:r>
+    </w:p>
+    <w:p>
+      <w:pPr>
+        <w:pStyle w:val="ListParagraph"/>
+        <w:numPr>
+          <w:ilvl w:val="0"/>
+          <w:numId w:val="14"/>
+        </w:numPr>
+        <w:ind w:left="450" w:hanging="90"/>
         <w:rPr>
           <w:rFonts w:ascii="Roboto" w:hAnsi="Roboto"/>
           <w:noProof/>
           <w:sz w:val="24"/>
           <w:szCs w:val="24"/>
         </w:rPr>
-        <w:t>Resist middling priorities</w:t>
-      </w:r>
+      </w:pPr>
       <w:r>
         <w:rPr>
           <w:rFonts w:ascii="Roboto" w:hAnsi="Roboto"/>
@@ -6549,92 +4026,99 @@
           <w:sz w:val="24"/>
           <w:szCs w:val="24"/>
         </w:rPr>
-        <w:t xml:space="preserve"> (e.g., only check email morning and </w:t>
+        <w:t>Avoid task switching for deeper focus</w:t>
       </w:r>
-      <w:r>
+    </w:p>
+    <w:p>
+      <w:pPr>
+        <w:pStyle w:val="ListParagraph"/>
+        <w:numPr>
+          <w:ilvl w:val="0"/>
+          <w:numId w:val="14"/>
+        </w:numPr>
+        <w:ind w:left="450" w:hanging="90"/>
         <w:rPr>
           <w:rFonts w:ascii="Roboto" w:hAnsi="Roboto"/>
           <w:noProof/>
           <w:sz w:val="24"/>
           <w:szCs w:val="24"/>
         </w:rPr>
-        <w:t>late afternoon)</w:t>
-      </w:r>
-    </w:p>
-    <w:p>
-      <w:pPr>
-        <w:pStyle w:val="ListParagraph"/>
-        <w:numPr>
-          <w:ilvl w:val="0"/>
-          <w:numId w:val="6"/>
-        </w:numPr>
-        <w:ind w:left="450" w:hanging="90"/>
+      </w:pPr>
+      <w:r>
         <w:rPr>
           <w:rFonts w:ascii="Roboto" w:hAnsi="Roboto"/>
           <w:noProof/>
           <w:sz w:val="24"/>
           <w:szCs w:val="24"/>
         </w:rPr>
-      </w:pPr>
-      <w:r>
+        <w:t>Manage focus, not time</w:t>
+      </w:r>
+    </w:p>
+    <w:p>
+      <w:pPr>
+        <w:pStyle w:val="ListParagraph"/>
+        <w:numPr>
+          <w:ilvl w:val="0"/>
+          <w:numId w:val="14"/>
+        </w:numPr>
+        <w:ind w:hanging="360"/>
         <w:rPr>
           <w:rFonts w:ascii="Roboto" w:hAnsi="Roboto"/>
           <w:noProof/>
           <w:sz w:val="24"/>
           <w:szCs w:val="24"/>
         </w:rPr>
-        <w:t>Avoid task switching for deeper focus</w:t>
-      </w:r>
-    </w:p>
-    <w:p>
-      <w:pPr>
-        <w:pStyle w:val="ListParagraph"/>
-        <w:numPr>
-          <w:ilvl w:val="0"/>
-          <w:numId w:val="6"/>
-        </w:numPr>
-        <w:ind w:left="450" w:hanging="90"/>
+      </w:pPr>
+      <w:r>
         <w:rPr>
           <w:rFonts w:ascii="Roboto" w:hAnsi="Roboto"/>
           <w:noProof/>
           <w:sz w:val="24"/>
           <w:szCs w:val="24"/>
         </w:rPr>
-      </w:pPr>
-      <w:r>
+        <w:t>Obsess over quality</w:t>
+      </w:r>
+    </w:p>
+    <w:p>
+      <w:pPr>
+        <w:pStyle w:val="ListParagraph"/>
+        <w:numPr>
+          <w:ilvl w:val="0"/>
+          <w:numId w:val="14"/>
+        </w:numPr>
+        <w:ind w:hanging="360"/>
         <w:rPr>
           <w:rFonts w:ascii="Roboto" w:hAnsi="Roboto"/>
           <w:noProof/>
           <w:sz w:val="24"/>
           <w:szCs w:val="24"/>
         </w:rPr>
-        <w:t>Manage focus, not time</w:t>
-      </w:r>
-    </w:p>
-    <w:p>
-      <w:pPr>
-        <w:pStyle w:val="ListParagraph"/>
-        <w:numPr>
-          <w:ilvl w:val="0"/>
-          <w:numId w:val="6"/>
-        </w:numPr>
-        <w:ind w:hanging="360"/>
+      </w:pPr>
+      <w:r>
         <w:rPr>
           <w:rFonts w:ascii="Roboto" w:hAnsi="Roboto"/>
           <w:noProof/>
           <w:sz w:val="24"/>
           <w:szCs w:val="24"/>
         </w:rPr>
-      </w:pPr>
-      <w:r>
+        <w:t>Work at a natural pace (variable intensity from day to day)</w:t>
+      </w:r>
+    </w:p>
+    <w:p>
+      <w:pPr>
+        <w:pStyle w:val="ListParagraph"/>
+        <w:numPr>
+          <w:ilvl w:val="0"/>
+          <w:numId w:val="14"/>
+        </w:numPr>
+        <w:ind w:hanging="360"/>
         <w:rPr>
           <w:rFonts w:ascii="Roboto" w:hAnsi="Roboto"/>
           <w:noProof/>
           <w:sz w:val="24"/>
           <w:szCs w:val="24"/>
         </w:rPr>
-        <w:t>O</w:t>
-      </w:r>
+      </w:pPr>
       <w:r>
         <w:rPr>
           <w:rFonts w:ascii="Roboto" w:hAnsi="Roboto"/>
@@ -6642,17 +4126,24 @@
           <w:sz w:val="24"/>
           <w:szCs w:val="24"/>
         </w:rPr>
-        <w:t>bsess</w:t>
+        <w:t>Embrace what feels difficult</w:t>
       </w:r>
-      <w:r>
+    </w:p>
+    <w:p>
+      <w:pPr>
+        <w:pStyle w:val="ListParagraph"/>
+        <w:numPr>
+          <w:ilvl w:val="0"/>
+          <w:numId w:val="14"/>
+        </w:numPr>
+        <w:ind w:hanging="360"/>
         <w:rPr>
           <w:rFonts w:ascii="Roboto" w:hAnsi="Roboto"/>
           <w:noProof/>
           <w:sz w:val="24"/>
           <w:szCs w:val="24"/>
         </w:rPr>
-        <w:t xml:space="preserve"> </w:t>
-      </w:r>
+      </w:pPr>
       <w:r>
         <w:rPr>
           <w:rFonts w:ascii="Roboto" w:hAnsi="Roboto"/>
@@ -6660,133 +4151,31 @@
           <w:sz w:val="24"/>
           <w:szCs w:val="24"/>
         </w:rPr>
-        <w:t>over qualit</w:t>
+        <w:t>You will never really know what you are doing, so be bold now</w:t>
       </w:r>
-      <w:r>
+    </w:p>
+    <w:p>
+      <w:pPr>
+        <w:pStyle w:val="ListParagraph"/>
+        <w:numPr>
+          <w:ilvl w:val="0"/>
+          <w:numId w:val="14"/>
+        </w:numPr>
+        <w:ind w:hanging="360"/>
         <w:rPr>
           <w:rFonts w:ascii="Roboto" w:hAnsi="Roboto"/>
           <w:noProof/>
           <w:sz w:val="24"/>
           <w:szCs w:val="24"/>
         </w:rPr>
-        <w:t>y</w:t>
-      </w:r>
-    </w:p>
-    <w:p>
-      <w:pPr>
-        <w:pStyle w:val="ListParagraph"/>
-        <w:numPr>
-          <w:ilvl w:val="0"/>
-          <w:numId w:val="6"/>
-        </w:numPr>
-        <w:ind w:hanging="360"/>
+      </w:pPr>
+      <w:r>
         <w:rPr>
           <w:rFonts w:ascii="Roboto" w:hAnsi="Roboto"/>
           <w:noProof/>
           <w:sz w:val="24"/>
           <w:szCs w:val="24"/>
         </w:rPr>
-      </w:pPr>
-      <w:r>
-        <w:rPr>
-          <w:rFonts w:ascii="Roboto" w:hAnsi="Roboto"/>
-          <w:noProof/>
-          <w:sz w:val="24"/>
-          <w:szCs w:val="24"/>
-        </w:rPr>
-        <w:t>W</w:t>
-      </w:r>
-      <w:r>
-        <w:rPr>
-          <w:rFonts w:ascii="Roboto" w:hAnsi="Roboto"/>
-          <w:noProof/>
-          <w:sz w:val="24"/>
-          <w:szCs w:val="24"/>
-        </w:rPr>
-        <w:t>ork at a natural pace</w:t>
-      </w:r>
-      <w:r>
-        <w:rPr>
-          <w:rFonts w:ascii="Roboto" w:hAnsi="Roboto"/>
-          <w:noProof/>
-          <w:sz w:val="24"/>
-          <w:szCs w:val="24"/>
-        </w:rPr>
-        <w:t xml:space="preserve"> (variable intensity from day to day)</w:t>
-      </w:r>
-    </w:p>
-    <w:p>
-      <w:pPr>
-        <w:pStyle w:val="ListParagraph"/>
-        <w:numPr>
-          <w:ilvl w:val="0"/>
-          <w:numId w:val="6"/>
-        </w:numPr>
-        <w:ind w:hanging="360"/>
-        <w:rPr>
-          <w:rFonts w:ascii="Roboto" w:hAnsi="Roboto"/>
-          <w:noProof/>
-          <w:sz w:val="24"/>
-          <w:szCs w:val="24"/>
-        </w:rPr>
-      </w:pPr>
-      <w:r>
-        <w:rPr>
-          <w:rFonts w:ascii="Roboto" w:hAnsi="Roboto"/>
-          <w:noProof/>
-          <w:sz w:val="24"/>
-          <w:szCs w:val="24"/>
-        </w:rPr>
-        <w:t>Embrace what feels difficult</w:t>
-      </w:r>
-    </w:p>
-    <w:p>
-      <w:pPr>
-        <w:pStyle w:val="ListParagraph"/>
-        <w:numPr>
-          <w:ilvl w:val="0"/>
-          <w:numId w:val="6"/>
-        </w:numPr>
-        <w:ind w:hanging="360"/>
-        <w:rPr>
-          <w:rFonts w:ascii="Roboto" w:hAnsi="Roboto"/>
-          <w:noProof/>
-          <w:sz w:val="24"/>
-          <w:szCs w:val="24"/>
-        </w:rPr>
-      </w:pPr>
-      <w:r>
-        <w:rPr>
-          <w:rFonts w:ascii="Roboto" w:hAnsi="Roboto"/>
-          <w:noProof/>
-          <w:sz w:val="24"/>
-          <w:szCs w:val="24"/>
-        </w:rPr>
-        <w:t>You will never really know what you are doing, so be bold now</w:t>
-      </w:r>
-    </w:p>
-    <w:p>
-      <w:pPr>
-        <w:pStyle w:val="ListParagraph"/>
-        <w:numPr>
-          <w:ilvl w:val="0"/>
-          <w:numId w:val="6"/>
-        </w:numPr>
-        <w:ind w:hanging="360"/>
-        <w:rPr>
-          <w:rFonts w:ascii="Roboto" w:hAnsi="Roboto"/>
-          <w:noProof/>
-          <w:sz w:val="24"/>
-          <w:szCs w:val="24"/>
-        </w:rPr>
-      </w:pPr>
-      <w:r>
-        <w:rPr>
-          <w:rFonts w:ascii="Roboto" w:hAnsi="Roboto"/>
-          <w:noProof/>
-          <w:sz w:val="24"/>
-          <w:szCs w:val="24"/>
-        </w:rPr>
         <w:t>Accept who you are; no one cares what you're doing with your life</w:t>
       </w:r>
     </w:p>
@@ -6795,7 +4184,7 @@
         <w:pStyle w:val="ListParagraph"/>
         <w:numPr>
           <w:ilvl w:val="0"/>
-          <w:numId w:val="6"/>
+          <w:numId w:val="14"/>
         </w:numPr>
         <w:ind w:hanging="360"/>
         <w:rPr>
@@ -6828,7 +4217,7 @@
 </file>
 
 <file path=word/endnotes.xml><?xml version="1.0" encoding="utf-8"?>
-<w:endnotes xmlns:wpc="http://schemas.microsoft.com/office/word/2010/wordprocessingCanvas" xmlns:cx="http://schemas.microsoft.com/office/drawing/2014/chartex" xmlns:cx1="http://schemas.microsoft.com/office/drawing/2015/9/8/chartex" xmlns:cx2="http://schemas.microsoft.com/office/drawing/2015/10/21/chartex" xmlns:cx3="http://schemas.microsoft.com/office/drawing/2016/5/9/chartex" xmlns:cx4="http://schemas.microsoft.com/office/drawing/2016/5/10/chartex" xmlns:cx5="http://schemas.microsoft.com/office/drawing/2016/5/11/chartex" xmlns:cx6="http://schemas.microsoft.com/office/drawing/2016/5/12/chartex" xmlns:cx7="http://schemas.microsoft.com/office/drawing/2016/5/13/chartex" xmlns:cx8="http://schemas.microsoft.com/office/drawing/2016/5/14/chartex" xmlns:mc="http://schemas.openxmlformats.org/markup-compatibility/2006" xmlns:aink="http://schemas.microsoft.com/office/drawing/2016/ink" xmlns:am3d="http://schemas.microsoft.com/office/drawing/2017/model3d" xmlns:o="urn:schemas-microsoft-com:office:office" xmlns:oel="http://schemas.microsoft.com/office/2019/extlst" xmlns:r="http://schemas.openxmlformats.org/officeDocument/2006/relationships" xmlns:m="http://schemas.openxmlformats.org/officeDocument/2006/math" xmlns:v="urn:schemas-microsoft-com:vml" xmlns:wp14="http://schemas.microsoft.com/office/word/2010/wordprocessingDrawing" xmlns:wp="http://schemas.openxmlformats.org/drawingml/2006/wordprocessingDrawing" xmlns:w10="urn:schemas-microsoft-com:office:word" xmlns:w="http://schemas.openxmlformats.org/wordprocessingml/2006/main" xmlns:w14="http://schemas.microsoft.com/office/word/2010/wordml" xmlns:w15="http://schemas.microsoft.com/office/word/2012/wordml" xmlns:w16cex="http://schemas.microsoft.com/office/word/2018/wordml/cex" xmlns:w16cid="http://schemas.microsoft.com/office/word/2016/wordml/cid" xmlns:w16="http://schemas.microsoft.com/office/word/2018/wordml" xmlns:w16du="http://schemas.microsoft.com/office/word/2023/wordml/word16du" xmlns:w16sdtdh="http://schemas.microsoft.com/office/word/2020/wordml/sdtdatahash" xmlns:w16se="http://schemas.microsoft.com/office/word/2015/wordml/symex" xmlns:wpg="http://schemas.microsoft.com/office/word/2010/wordprocessingGroup" xmlns:wpi="http://schemas.microsoft.com/office/word/2010/wordprocessingInk" xmlns:wne="http://schemas.microsoft.com/office/word/2006/wordml" xmlns:wps="http://schemas.microsoft.com/office/word/2010/wordprocessingShape" mc:Ignorable="w14 w15 w16se w16cid w16 w16cex w16sdtdh w16du wp14">
+<w:endnotes xmlns:wpc="http://schemas.microsoft.com/office/word/2010/wordprocessingCanvas" xmlns:cx="http://schemas.microsoft.com/office/drawing/2014/chartex" xmlns:cx1="http://schemas.microsoft.com/office/drawing/2015/9/8/chartex" xmlns:cx2="http://schemas.microsoft.com/office/drawing/2015/10/21/chartex" xmlns:cx3="http://schemas.microsoft.com/office/drawing/2016/5/9/chartex" xmlns:cx4="http://schemas.microsoft.com/office/drawing/2016/5/10/chartex" xmlns:cx5="http://schemas.microsoft.com/office/drawing/2016/5/11/chartex" xmlns:cx6="http://schemas.microsoft.com/office/drawing/2016/5/12/chartex" xmlns:cx7="http://schemas.microsoft.com/office/drawing/2016/5/13/chartex" xmlns:cx8="http://schemas.microsoft.com/office/drawing/2016/5/14/chartex" xmlns:mc="http://schemas.openxmlformats.org/markup-compatibility/2006" xmlns:aink="http://schemas.microsoft.com/office/drawing/2016/ink" xmlns:am3d="http://schemas.microsoft.com/office/drawing/2017/model3d" xmlns:o="urn:schemas-microsoft-com:office:office" xmlns:oel="http://schemas.microsoft.com/office/2019/extlst" xmlns:r="http://schemas.openxmlformats.org/officeDocument/2006/relationships" xmlns:m="http://schemas.openxmlformats.org/officeDocument/2006/math" xmlns:v="urn:schemas-microsoft-com:vml" xmlns:wp14="http://schemas.microsoft.com/office/word/2010/wordprocessingDrawing" xmlns:wp="http://schemas.openxmlformats.org/drawingml/2006/wordprocessingDrawing" xmlns:w10="urn:schemas-microsoft-com:office:word" xmlns:w="http://schemas.openxmlformats.org/wordprocessingml/2006/main" xmlns:w14="http://schemas.microsoft.com/office/word/2010/wordml" xmlns:w15="http://schemas.microsoft.com/office/word/2012/wordml" xmlns:w16cex="http://schemas.microsoft.com/office/word/2018/wordml/cex" xmlns:w16cid="http://schemas.microsoft.com/office/word/2016/wordml/cid" xmlns:w16="http://schemas.microsoft.com/office/word/2018/wordml" xmlns:w16du="http://schemas.microsoft.com/office/word/2023/wordml/word16du" xmlns:w16sdtdh="http://schemas.microsoft.com/office/word/2020/wordml/sdtdatahash" xmlns:w16sdtfl="http://schemas.microsoft.com/office/word/2024/wordml/sdtformatlock" xmlns:w16se="http://schemas.microsoft.com/office/word/2015/wordml/symex" xmlns:wpg="http://schemas.microsoft.com/office/word/2010/wordprocessingGroup" xmlns:wpi="http://schemas.microsoft.com/office/word/2010/wordprocessingInk" xmlns:wne="http://schemas.microsoft.com/office/word/2006/wordml" xmlns:wps="http://schemas.microsoft.com/office/word/2010/wordprocessingShape" mc:Ignorable="w14 w15 w16se w16cid w16 w16cex w16sdtdh w16sdtfl w16du wp14">
   <w:endnote w:type="separator" w:id="-1">
     <w:p>
       <w:r>
@@ -6850,7 +4239,7 @@
 </file>
 
 <file path=word/footer1.xml><?xml version="1.0" encoding="utf-8"?>
-<w:ftr xmlns:wpc="http://schemas.microsoft.com/office/word/2010/wordprocessingCanvas" xmlns:cx="http://schemas.microsoft.com/office/drawing/2014/chartex" xmlns:cx1="http://schemas.microsoft.com/office/drawing/2015/9/8/chartex" xmlns:cx2="http://schemas.microsoft.com/office/drawing/2015/10/21/chartex" xmlns:cx3="http://schemas.microsoft.com/office/drawing/2016/5/9/chartex" xmlns:cx4="http://schemas.microsoft.com/office/drawing/2016/5/10/chartex" xmlns:cx5="http://schemas.microsoft.com/office/drawing/2016/5/11/chartex" xmlns:cx6="http://schemas.microsoft.com/office/drawing/2016/5/12/chartex" xmlns:cx7="http://schemas.microsoft.com/office/drawing/2016/5/13/chartex" xmlns:cx8="http://schemas.microsoft.com/office/drawing/2016/5/14/chartex" xmlns:mc="http://schemas.openxmlformats.org/markup-compatibility/2006" xmlns:aink="http://schemas.microsoft.com/office/drawing/2016/ink" xmlns:am3d="http://schemas.microsoft.com/office/drawing/2017/model3d" xmlns:o="urn:schemas-microsoft-com:office:office" xmlns:oel="http://schemas.microsoft.com/office/2019/extlst" xmlns:r="http://schemas.openxmlformats.org/officeDocument/2006/relationships" xmlns:m="http://schemas.openxmlformats.org/officeDocument/2006/math" xmlns:v="urn:schemas-microsoft-com:vml" xmlns:wp14="http://schemas.microsoft.com/office/word/2010/wordprocessingDrawing" xmlns:wp="http://schemas.openxmlformats.org/drawingml/2006/wordprocessingDrawing" xmlns:w10="urn:schemas-microsoft-com:office:word" xmlns:w="http://schemas.openxmlformats.org/wordprocessingml/2006/main" xmlns:w14="http://schemas.microsoft.com/office/word/2010/wordml" xmlns:w15="http://schemas.microsoft.com/office/word/2012/wordml" xmlns:w16cex="http://schemas.microsoft.com/office/word/2018/wordml/cex" xmlns:w16cid="http://schemas.microsoft.com/office/word/2016/wordml/cid" xmlns:w16="http://schemas.microsoft.com/office/word/2018/wordml" xmlns:w16du="http://schemas.microsoft.com/office/word/2023/wordml/word16du" xmlns:w16sdtdh="http://schemas.microsoft.com/office/word/2020/wordml/sdtdatahash" xmlns:w16se="http://schemas.microsoft.com/office/word/2015/wordml/symex" xmlns:wpg="http://schemas.microsoft.com/office/word/2010/wordprocessingGroup" xmlns:wpi="http://schemas.microsoft.com/office/word/2010/wordprocessingInk" xmlns:wne="http://schemas.microsoft.com/office/word/2006/wordml" xmlns:wps="http://schemas.microsoft.com/office/word/2010/wordprocessingShape" mc:Ignorable="w14 w15 w16se w16cid w16 w16cex w16sdtdh w16du wp14">
+<w:ftr xmlns:wpc="http://schemas.microsoft.com/office/word/2010/wordprocessingCanvas" xmlns:cx="http://schemas.microsoft.com/office/drawing/2014/chartex" xmlns:cx1="http://schemas.microsoft.com/office/drawing/2015/9/8/chartex" xmlns:cx2="http://schemas.microsoft.com/office/drawing/2015/10/21/chartex" xmlns:cx3="http://schemas.microsoft.com/office/drawing/2016/5/9/chartex" xmlns:cx4="http://schemas.microsoft.com/office/drawing/2016/5/10/chartex" xmlns:cx5="http://schemas.microsoft.com/office/drawing/2016/5/11/chartex" xmlns:cx6="http://schemas.microsoft.com/office/drawing/2016/5/12/chartex" xmlns:cx7="http://schemas.microsoft.com/office/drawing/2016/5/13/chartex" xmlns:cx8="http://schemas.microsoft.com/office/drawing/2016/5/14/chartex" xmlns:mc="http://schemas.openxmlformats.org/markup-compatibility/2006" xmlns:aink="http://schemas.microsoft.com/office/drawing/2016/ink" xmlns:am3d="http://schemas.microsoft.com/office/drawing/2017/model3d" xmlns:o="urn:schemas-microsoft-com:office:office" xmlns:oel="http://schemas.microsoft.com/office/2019/extlst" xmlns:r="http://schemas.openxmlformats.org/officeDocument/2006/relationships" xmlns:m="http://schemas.openxmlformats.org/officeDocument/2006/math" xmlns:v="urn:schemas-microsoft-com:vml" xmlns:wp14="http://schemas.microsoft.com/office/word/2010/wordprocessingDrawing" xmlns:wp="http://schemas.openxmlformats.org/drawingml/2006/wordprocessingDrawing" xmlns:w10="urn:schemas-microsoft-com:office:word" xmlns:w="http://schemas.openxmlformats.org/wordprocessingml/2006/main" xmlns:w14="http://schemas.microsoft.com/office/word/2010/wordml" xmlns:w15="http://schemas.microsoft.com/office/word/2012/wordml" xmlns:w16cex="http://schemas.microsoft.com/office/word/2018/wordml/cex" xmlns:w16cid="http://schemas.microsoft.com/office/word/2016/wordml/cid" xmlns:w16="http://schemas.microsoft.com/office/word/2018/wordml" xmlns:w16du="http://schemas.microsoft.com/office/word/2023/wordml/word16du" xmlns:w16sdtdh="http://schemas.microsoft.com/office/word/2020/wordml/sdtdatahash" xmlns:w16sdtfl="http://schemas.microsoft.com/office/word/2024/wordml/sdtformatlock" xmlns:w16se="http://schemas.microsoft.com/office/word/2015/wordml/symex" xmlns:wpg="http://schemas.microsoft.com/office/word/2010/wordprocessingGroup" xmlns:wpi="http://schemas.microsoft.com/office/word/2010/wordprocessingInk" xmlns:wne="http://schemas.microsoft.com/office/word/2006/wordml" xmlns:wps="http://schemas.microsoft.com/office/word/2010/wordprocessingShape" mc:Ignorable="w14 w15 w16se w16cid w16 w16cex w16sdtdh w16sdtfl w16du wp14">
   <w:p>
     <w:pPr>
       <w:pBdr>
@@ -6932,7 +4321,7 @@
 </file>
 
 <file path=word/footnotes.xml><?xml version="1.0" encoding="utf-8"?>
-<w:footnotes xmlns:wpc="http://schemas.microsoft.com/office/word/2010/wordprocessingCanvas" xmlns:cx="http://schemas.microsoft.com/office/drawing/2014/chartex" xmlns:cx1="http://schemas.microsoft.com/office/drawing/2015/9/8/chartex" xmlns:cx2="http://schemas.microsoft.com/office/drawing/2015/10/21/chartex" xmlns:cx3="http://schemas.microsoft.com/office/drawing/2016/5/9/chartex" xmlns:cx4="http://schemas.microsoft.com/office/drawing/2016/5/10/chartex" xmlns:cx5="http://schemas.microsoft.com/office/drawing/2016/5/11/chartex" xmlns:cx6="http://schemas.microsoft.com/office/drawing/2016/5/12/chartex" xmlns:cx7="http://schemas.microsoft.com/office/drawing/2016/5/13/chartex" xmlns:cx8="http://schemas.microsoft.com/office/drawing/2016/5/14/chartex" xmlns:mc="http://schemas.openxmlformats.org/markup-compatibility/2006" xmlns:aink="http://schemas.microsoft.com/office/drawing/2016/ink" xmlns:am3d="http://schemas.microsoft.com/office/drawing/2017/model3d" xmlns:o="urn:schemas-microsoft-com:office:office" xmlns:oel="http://schemas.microsoft.com/office/2019/extlst" xmlns:r="http://schemas.openxmlformats.org/officeDocument/2006/relationships" xmlns:m="http://schemas.openxmlformats.org/officeDocument/2006/math" xmlns:v="urn:schemas-microsoft-com:vml" xmlns:wp14="http://schemas.microsoft.com/office/word/2010/wordprocessingDrawing" xmlns:wp="http://schemas.openxmlformats.org/drawingml/2006/wordprocessingDrawing" xmlns:w10="urn:schemas-microsoft-com:office:word" xmlns:w="http://schemas.openxmlformats.org/wordprocessingml/2006/main" xmlns:w14="http://schemas.microsoft.com/office/word/2010/wordml" xmlns:w15="http://schemas.microsoft.com/office/word/2012/wordml" xmlns:w16cex="http://schemas.microsoft.com/office/word/2018/wordml/cex" xmlns:w16cid="http://schemas.microsoft.com/office/word/2016/wordml/cid" xmlns:w16="http://schemas.microsoft.com/office/word/2018/wordml" xmlns:w16du="http://schemas.microsoft.com/office/word/2023/wordml/word16du" xmlns:w16sdtdh="http://schemas.microsoft.com/office/word/2020/wordml/sdtdatahash" xmlns:w16se="http://schemas.microsoft.com/office/word/2015/wordml/symex" xmlns:wpg="http://schemas.microsoft.com/office/word/2010/wordprocessingGroup" xmlns:wpi="http://schemas.microsoft.com/office/word/2010/wordprocessingInk" xmlns:wne="http://schemas.microsoft.com/office/word/2006/wordml" xmlns:wps="http://schemas.microsoft.com/office/word/2010/wordprocessingShape" mc:Ignorable="w14 w15 w16se w16cid w16 w16cex w16sdtdh w16du wp14">
+<w:footnotes xmlns:wpc="http://schemas.microsoft.com/office/word/2010/wordprocessingCanvas" xmlns:cx="http://schemas.microsoft.com/office/drawing/2014/chartex" xmlns:cx1="http://schemas.microsoft.com/office/drawing/2015/9/8/chartex" xmlns:cx2="http://schemas.microsoft.com/office/drawing/2015/10/21/chartex" xmlns:cx3="http://schemas.microsoft.com/office/drawing/2016/5/9/chartex" xmlns:cx4="http://schemas.microsoft.com/office/drawing/2016/5/10/chartex" xmlns:cx5="http://schemas.microsoft.com/office/drawing/2016/5/11/chartex" xmlns:cx6="http://schemas.microsoft.com/office/drawing/2016/5/12/chartex" xmlns:cx7="http://schemas.microsoft.com/office/drawing/2016/5/13/chartex" xmlns:cx8="http://schemas.microsoft.com/office/drawing/2016/5/14/chartex" xmlns:mc="http://schemas.openxmlformats.org/markup-compatibility/2006" xmlns:aink="http://schemas.microsoft.com/office/drawing/2016/ink" xmlns:am3d="http://schemas.microsoft.com/office/drawing/2017/model3d" xmlns:o="urn:schemas-microsoft-com:office:office" xmlns:oel="http://schemas.microsoft.com/office/2019/extlst" xmlns:r="http://schemas.openxmlformats.org/officeDocument/2006/relationships" xmlns:m="http://schemas.openxmlformats.org/officeDocument/2006/math" xmlns:v="urn:schemas-microsoft-com:vml" xmlns:wp14="http://schemas.microsoft.com/office/word/2010/wordprocessingDrawing" xmlns:wp="http://schemas.openxmlformats.org/drawingml/2006/wordprocessingDrawing" xmlns:w10="urn:schemas-microsoft-com:office:word" xmlns:w="http://schemas.openxmlformats.org/wordprocessingml/2006/main" xmlns:w14="http://schemas.microsoft.com/office/word/2010/wordml" xmlns:w15="http://schemas.microsoft.com/office/word/2012/wordml" xmlns:w16cex="http://schemas.microsoft.com/office/word/2018/wordml/cex" xmlns:w16cid="http://schemas.microsoft.com/office/word/2016/wordml/cid" xmlns:w16="http://schemas.microsoft.com/office/word/2018/wordml" xmlns:w16du="http://schemas.microsoft.com/office/word/2023/wordml/word16du" xmlns:w16sdtdh="http://schemas.microsoft.com/office/word/2020/wordml/sdtdatahash" xmlns:w16sdtfl="http://schemas.microsoft.com/office/word/2024/wordml/sdtformatlock" xmlns:w16se="http://schemas.microsoft.com/office/word/2015/wordml/symex" xmlns:wpg="http://schemas.microsoft.com/office/word/2010/wordprocessingGroup" xmlns:wpi="http://schemas.microsoft.com/office/word/2010/wordprocessingInk" xmlns:wne="http://schemas.microsoft.com/office/word/2006/wordml" xmlns:wps="http://schemas.microsoft.com/office/word/2010/wordprocessingShape" mc:Ignorable="w14 w15 w16se w16cid w16 w16cex w16sdtdh w16sdtfl w16du wp14">
   <w:footnote w:type="separator" w:id="-1">
     <w:p>
       <w:r>
@@ -6954,7 +4343,7 @@
 </file>
 
 <file path=word/numbering.xml><?xml version="1.0" encoding="utf-8"?>
-<w:numbering xmlns:wpc="http://schemas.microsoft.com/office/word/2010/wordprocessingCanvas" xmlns:cx="http://schemas.microsoft.com/office/drawing/2014/chartex" xmlns:cx1="http://schemas.microsoft.com/office/drawing/2015/9/8/chartex" xmlns:cx2="http://schemas.microsoft.com/office/drawing/2015/10/21/chartex" xmlns:cx3="http://schemas.microsoft.com/office/drawing/2016/5/9/chartex" xmlns:cx4="http://schemas.microsoft.com/office/drawing/2016/5/10/chartex" xmlns:cx5="http://schemas.microsoft.com/office/drawing/2016/5/11/chartex" xmlns:cx6="http://schemas.microsoft.com/office/drawing/2016/5/12/chartex" xmlns:cx7="http://schemas.microsoft.com/office/drawing/2016/5/13/chartex" xmlns:cx8="http://schemas.microsoft.com/office/drawing/2016/5/14/chartex" xmlns:mc="http://schemas.openxmlformats.org/markup-compatibility/2006" xmlns:aink="http://schemas.microsoft.com/office/drawing/2016/ink" xmlns:am3d="http://schemas.microsoft.com/office/drawing/2017/model3d" xmlns:o="urn:schemas-microsoft-com:office:office" xmlns:oel="http://schemas.microsoft.com/office/2019/extlst" xmlns:r="http://schemas.openxmlformats.org/officeDocument/2006/relationships" xmlns:m="http://schemas.openxmlformats.org/officeDocument/2006/math" xmlns:v="urn:schemas-microsoft-com:vml" xmlns:wp14="http://schemas.microsoft.com/office/word/2010/wordprocessingDrawing" xmlns:wp="http://schemas.openxmlformats.org/drawingml/2006/wordprocessingDrawing" xmlns:w10="urn:schemas-microsoft-com:office:word" xmlns:w="http://schemas.openxmlformats.org/wordprocessingml/2006/main" xmlns:w14="http://schemas.microsoft.com/office/word/2010/wordml" xmlns:w15="http://schemas.microsoft.com/office/word/2012/wordml" xmlns:w16cex="http://schemas.microsoft.com/office/word/2018/wordml/cex" xmlns:w16cid="http://schemas.microsoft.com/office/word/2016/wordml/cid" xmlns:w16="http://schemas.microsoft.com/office/word/2018/wordml" xmlns:w16du="http://schemas.microsoft.com/office/word/2023/wordml/word16du" xmlns:w16sdtdh="http://schemas.microsoft.com/office/word/2020/wordml/sdtdatahash" xmlns:w16se="http://schemas.microsoft.com/office/word/2015/wordml/symex" xmlns:wpg="http://schemas.microsoft.com/office/word/2010/wordprocessingGroup" xmlns:wpi="http://schemas.microsoft.com/office/word/2010/wordprocessingInk" xmlns:wne="http://schemas.microsoft.com/office/word/2006/wordml" xmlns:wps="http://schemas.microsoft.com/office/word/2010/wordprocessingShape" mc:Ignorable="w14 w15 w16se w16cid w16 w16cex w16sdtdh w16du wp14">
+<w:numbering xmlns:wpc="http://schemas.microsoft.com/office/word/2010/wordprocessingCanvas" xmlns:cx="http://schemas.microsoft.com/office/drawing/2014/chartex" xmlns:cx1="http://schemas.microsoft.com/office/drawing/2015/9/8/chartex" xmlns:cx2="http://schemas.microsoft.com/office/drawing/2015/10/21/chartex" xmlns:cx3="http://schemas.microsoft.com/office/drawing/2016/5/9/chartex" xmlns:cx4="http://schemas.microsoft.com/office/drawing/2016/5/10/chartex" xmlns:cx5="http://schemas.microsoft.com/office/drawing/2016/5/11/chartex" xmlns:cx6="http://schemas.microsoft.com/office/drawing/2016/5/12/chartex" xmlns:cx7="http://schemas.microsoft.com/office/drawing/2016/5/13/chartex" xmlns:cx8="http://schemas.microsoft.com/office/drawing/2016/5/14/chartex" xmlns:mc="http://schemas.openxmlformats.org/markup-compatibility/2006" xmlns:aink="http://schemas.microsoft.com/office/drawing/2016/ink" xmlns:am3d="http://schemas.microsoft.com/office/drawing/2017/model3d" xmlns:o="urn:schemas-microsoft-com:office:office" xmlns:oel="http://schemas.microsoft.com/office/2019/extlst" xmlns:r="http://schemas.openxmlformats.org/officeDocument/2006/relationships" xmlns:m="http://schemas.openxmlformats.org/officeDocument/2006/math" xmlns:v="urn:schemas-microsoft-com:vml" xmlns:wp14="http://schemas.microsoft.com/office/word/2010/wordprocessingDrawing" xmlns:wp="http://schemas.openxmlformats.org/drawingml/2006/wordprocessingDrawing" xmlns:w10="urn:schemas-microsoft-com:office:word" xmlns:w="http://schemas.openxmlformats.org/wordprocessingml/2006/main" xmlns:w14="http://schemas.microsoft.com/office/word/2010/wordml" xmlns:w15="http://schemas.microsoft.com/office/word/2012/wordml" xmlns:w16cex="http://schemas.microsoft.com/office/word/2018/wordml/cex" xmlns:w16cid="http://schemas.microsoft.com/office/word/2016/wordml/cid" xmlns:w16="http://schemas.microsoft.com/office/word/2018/wordml" xmlns:w16du="http://schemas.microsoft.com/office/word/2023/wordml/word16du" xmlns:w16sdtdh="http://schemas.microsoft.com/office/word/2020/wordml/sdtdatahash" xmlns:w16sdtfl="http://schemas.microsoft.com/office/word/2024/wordml/sdtformatlock" xmlns:w16se="http://schemas.microsoft.com/office/word/2015/wordml/symex" xmlns:wpg="http://schemas.microsoft.com/office/word/2010/wordprocessingGroup" xmlns:wpi="http://schemas.microsoft.com/office/word/2010/wordprocessingInk" xmlns:wne="http://schemas.microsoft.com/office/word/2006/wordml" xmlns:wps="http://schemas.microsoft.com/office/word/2010/wordprocessingShape" mc:Ignorable="w14 w15 w16se w16cid w16 w16cex w16sdtdh w16sdtfl w16du wp14">
   <w:abstractNum w:abstractNumId="0" w15:restartNumberingAfterBreak="0">
     <w:nsid w:val="00777E13"/>
     <w:multiLevelType w:val="hybridMultilevel"/>
@@ -7045,6 +4434,178 @@
     </w:lvl>
   </w:abstractNum>
   <w:abstractNum w:abstractNumId="1" w15:restartNumberingAfterBreak="0">
+    <w:nsid w:val="1A3171E2"/>
+    <w:multiLevelType w:val="hybridMultilevel"/>
+    <w:tmpl w:val="FFFFFFFF"/>
+    <w:lvl w:ilvl="0" w:tplc="0EBEEAAE">
+      <w:start w:val="1"/>
+      <w:numFmt w:val="decimal"/>
+      <w:lvlText w:val="%1."/>
+      <w:lvlJc w:val="left"/>
+      <w:pPr>
+        <w:ind w:left="720" w:hanging="360"/>
+      </w:pPr>
+    </w:lvl>
+    <w:lvl w:ilvl="1" w:tplc="BC98A5C2">
+      <w:start w:val="1"/>
+      <w:numFmt w:val="lowerLetter"/>
+      <w:lvlText w:val="%2."/>
+      <w:lvlJc w:val="left"/>
+      <w:pPr>
+        <w:ind w:left="1440" w:hanging="360"/>
+      </w:pPr>
+    </w:lvl>
+    <w:lvl w:ilvl="2" w:tplc="97A652D6">
+      <w:start w:val="1"/>
+      <w:numFmt w:val="lowerRoman"/>
+      <w:lvlText w:val="%3."/>
+      <w:lvlJc w:val="right"/>
+      <w:pPr>
+        <w:ind w:left="2160" w:hanging="180"/>
+      </w:pPr>
+    </w:lvl>
+    <w:lvl w:ilvl="3" w:tplc="65308020">
+      <w:start w:val="1"/>
+      <w:numFmt w:val="decimal"/>
+      <w:lvlText w:val="%4."/>
+      <w:lvlJc w:val="left"/>
+      <w:pPr>
+        <w:ind w:left="2880" w:hanging="360"/>
+      </w:pPr>
+    </w:lvl>
+    <w:lvl w:ilvl="4" w:tplc="F3FEF2AA">
+      <w:start w:val="1"/>
+      <w:numFmt w:val="lowerLetter"/>
+      <w:lvlText w:val="%5."/>
+      <w:lvlJc w:val="left"/>
+      <w:pPr>
+        <w:ind w:left="3600" w:hanging="360"/>
+      </w:pPr>
+    </w:lvl>
+    <w:lvl w:ilvl="5" w:tplc="24149420">
+      <w:start w:val="1"/>
+      <w:numFmt w:val="lowerRoman"/>
+      <w:lvlText w:val="%6."/>
+      <w:lvlJc w:val="right"/>
+      <w:pPr>
+        <w:ind w:left="4320" w:hanging="180"/>
+      </w:pPr>
+    </w:lvl>
+    <w:lvl w:ilvl="6" w:tplc="1BD2AD7C">
+      <w:start w:val="1"/>
+      <w:numFmt w:val="decimal"/>
+      <w:lvlText w:val="%7."/>
+      <w:lvlJc w:val="left"/>
+      <w:pPr>
+        <w:ind w:left="5040" w:hanging="360"/>
+      </w:pPr>
+    </w:lvl>
+    <w:lvl w:ilvl="7" w:tplc="D8E421C0">
+      <w:start w:val="1"/>
+      <w:numFmt w:val="lowerLetter"/>
+      <w:lvlText w:val="%8."/>
+      <w:lvlJc w:val="left"/>
+      <w:pPr>
+        <w:ind w:left="5760" w:hanging="360"/>
+      </w:pPr>
+    </w:lvl>
+    <w:lvl w:ilvl="8" w:tplc="04C449F4">
+      <w:start w:val="1"/>
+      <w:numFmt w:val="lowerRoman"/>
+      <w:lvlText w:val="%9."/>
+      <w:lvlJc w:val="right"/>
+      <w:pPr>
+        <w:ind w:left="6480" w:hanging="180"/>
+      </w:pPr>
+    </w:lvl>
+  </w:abstractNum>
+  <w:abstractNum w:abstractNumId="2" w15:restartNumberingAfterBreak="0">
+    <w:nsid w:val="2AF89737"/>
+    <w:multiLevelType w:val="hybridMultilevel"/>
+    <w:tmpl w:val="FFFFFFFF"/>
+    <w:lvl w:ilvl="0" w:tplc="40962004">
+      <w:start w:val="1"/>
+      <w:numFmt w:val="decimal"/>
+      <w:lvlText w:val="%1."/>
+      <w:lvlJc w:val="left"/>
+      <w:pPr>
+        <w:ind w:left="720" w:hanging="360"/>
+      </w:pPr>
+    </w:lvl>
+    <w:lvl w:ilvl="1" w:tplc="AF446DE0">
+      <w:start w:val="1"/>
+      <w:numFmt w:val="lowerLetter"/>
+      <w:lvlText w:val="%2."/>
+      <w:lvlJc w:val="left"/>
+      <w:pPr>
+        <w:ind w:left="1440" w:hanging="360"/>
+      </w:pPr>
+    </w:lvl>
+    <w:lvl w:ilvl="2" w:tplc="9AC625A8">
+      <w:start w:val="1"/>
+      <w:numFmt w:val="lowerRoman"/>
+      <w:lvlText w:val="%3."/>
+      <w:lvlJc w:val="right"/>
+      <w:pPr>
+        <w:ind w:left="2160" w:hanging="180"/>
+      </w:pPr>
+    </w:lvl>
+    <w:lvl w:ilvl="3" w:tplc="F2C88044">
+      <w:start w:val="1"/>
+      <w:numFmt w:val="decimal"/>
+      <w:lvlText w:val="%4."/>
+      <w:lvlJc w:val="left"/>
+      <w:pPr>
+        <w:ind w:left="2880" w:hanging="360"/>
+      </w:pPr>
+    </w:lvl>
+    <w:lvl w:ilvl="4" w:tplc="300CA2A8">
+      <w:start w:val="1"/>
+      <w:numFmt w:val="lowerLetter"/>
+      <w:lvlText w:val="%5."/>
+      <w:lvlJc w:val="left"/>
+      <w:pPr>
+        <w:ind w:left="3600" w:hanging="360"/>
+      </w:pPr>
+    </w:lvl>
+    <w:lvl w:ilvl="5" w:tplc="7C3C7202">
+      <w:start w:val="1"/>
+      <w:numFmt w:val="lowerRoman"/>
+      <w:lvlText w:val="%6."/>
+      <w:lvlJc w:val="right"/>
+      <w:pPr>
+        <w:ind w:left="4320" w:hanging="180"/>
+      </w:pPr>
+    </w:lvl>
+    <w:lvl w:ilvl="6" w:tplc="2FAE7ED4">
+      <w:start w:val="1"/>
+      <w:numFmt w:val="decimal"/>
+      <w:lvlText w:val="%7."/>
+      <w:lvlJc w:val="left"/>
+      <w:pPr>
+        <w:ind w:left="5040" w:hanging="360"/>
+      </w:pPr>
+    </w:lvl>
+    <w:lvl w:ilvl="7" w:tplc="33C42C86">
+      <w:start w:val="1"/>
+      <w:numFmt w:val="lowerLetter"/>
+      <w:lvlText w:val="%8."/>
+      <w:lvlJc w:val="left"/>
+      <w:pPr>
+        <w:ind w:left="5760" w:hanging="360"/>
+      </w:pPr>
+    </w:lvl>
+    <w:lvl w:ilvl="8" w:tplc="94C6F7E2">
+      <w:start w:val="1"/>
+      <w:numFmt w:val="lowerRoman"/>
+      <w:lvlText w:val="%9."/>
+      <w:lvlJc w:val="right"/>
+      <w:pPr>
+        <w:ind w:left="6480" w:hanging="180"/>
+      </w:pPr>
+    </w:lvl>
+  </w:abstractNum>
+  <w:abstractNum w:abstractNumId="3" w15:restartNumberingAfterBreak="0">
     <w:nsid w:val="319A0E1D"/>
     <w:multiLevelType w:val="multilevel"/>
     <w:tmpl w:val="45E23CAA"/>
@@ -7157,7 +4718,7 @@
       </w:rPr>
     </w:lvl>
   </w:abstractNum>
-  <w:abstractNum w:abstractNumId="2" w15:restartNumberingAfterBreak="0">
+  <w:abstractNum w:abstractNumId="4" w15:restartNumberingAfterBreak="0">
     <w:nsid w:val="34CE03EF"/>
     <w:multiLevelType w:val="multilevel"/>
     <w:tmpl w:val="104EF444"/>
@@ -7267,7 +4828,179 @@
       </w:rPr>
     </w:lvl>
   </w:abstractNum>
-  <w:abstractNum w:abstractNumId="3" w15:restartNumberingAfterBreak="0">
+  <w:abstractNum w:abstractNumId="5" w15:restartNumberingAfterBreak="0">
+    <w:nsid w:val="3DD3AE83"/>
+    <w:multiLevelType w:val="hybridMultilevel"/>
+    <w:tmpl w:val="FFFFFFFF"/>
+    <w:lvl w:ilvl="0" w:tplc="6A9A0B32">
+      <w:start w:val="1"/>
+      <w:numFmt w:val="decimal"/>
+      <w:lvlText w:val="%1."/>
+      <w:lvlJc w:val="left"/>
+      <w:pPr>
+        <w:ind w:left="720" w:hanging="360"/>
+      </w:pPr>
+    </w:lvl>
+    <w:lvl w:ilvl="1" w:tplc="C032B59C">
+      <w:start w:val="1"/>
+      <w:numFmt w:val="lowerLetter"/>
+      <w:lvlText w:val="%2."/>
+      <w:lvlJc w:val="left"/>
+      <w:pPr>
+        <w:ind w:left="1440" w:hanging="360"/>
+      </w:pPr>
+    </w:lvl>
+    <w:lvl w:ilvl="2" w:tplc="A426D5A6">
+      <w:start w:val="1"/>
+      <w:numFmt w:val="lowerRoman"/>
+      <w:lvlText w:val="%3."/>
+      <w:lvlJc w:val="right"/>
+      <w:pPr>
+        <w:ind w:left="2160" w:hanging="180"/>
+      </w:pPr>
+    </w:lvl>
+    <w:lvl w:ilvl="3" w:tplc="E1F28080">
+      <w:start w:val="1"/>
+      <w:numFmt w:val="decimal"/>
+      <w:lvlText w:val="%4."/>
+      <w:lvlJc w:val="left"/>
+      <w:pPr>
+        <w:ind w:left="2880" w:hanging="360"/>
+      </w:pPr>
+    </w:lvl>
+    <w:lvl w:ilvl="4" w:tplc="52D04C08">
+      <w:start w:val="1"/>
+      <w:numFmt w:val="lowerLetter"/>
+      <w:lvlText w:val="%5."/>
+      <w:lvlJc w:val="left"/>
+      <w:pPr>
+        <w:ind w:left="3600" w:hanging="360"/>
+      </w:pPr>
+    </w:lvl>
+    <w:lvl w:ilvl="5" w:tplc="3FFC0BA4">
+      <w:start w:val="1"/>
+      <w:numFmt w:val="lowerRoman"/>
+      <w:lvlText w:val="%6."/>
+      <w:lvlJc w:val="right"/>
+      <w:pPr>
+        <w:ind w:left="4320" w:hanging="180"/>
+      </w:pPr>
+    </w:lvl>
+    <w:lvl w:ilvl="6" w:tplc="DD2A23BE">
+      <w:start w:val="1"/>
+      <w:numFmt w:val="decimal"/>
+      <w:lvlText w:val="%7."/>
+      <w:lvlJc w:val="left"/>
+      <w:pPr>
+        <w:ind w:left="5040" w:hanging="360"/>
+      </w:pPr>
+    </w:lvl>
+    <w:lvl w:ilvl="7" w:tplc="B61605DE">
+      <w:start w:val="1"/>
+      <w:numFmt w:val="lowerLetter"/>
+      <w:lvlText w:val="%8."/>
+      <w:lvlJc w:val="left"/>
+      <w:pPr>
+        <w:ind w:left="5760" w:hanging="360"/>
+      </w:pPr>
+    </w:lvl>
+    <w:lvl w:ilvl="8" w:tplc="72FA4238">
+      <w:start w:val="1"/>
+      <w:numFmt w:val="lowerRoman"/>
+      <w:lvlText w:val="%9."/>
+      <w:lvlJc w:val="right"/>
+      <w:pPr>
+        <w:ind w:left="6480" w:hanging="180"/>
+      </w:pPr>
+    </w:lvl>
+  </w:abstractNum>
+  <w:abstractNum w:abstractNumId="6" w15:restartNumberingAfterBreak="0">
+    <w:nsid w:val="434F3384"/>
+    <w:multiLevelType w:val="hybridMultilevel"/>
+    <w:tmpl w:val="4860DA54"/>
+    <w:lvl w:ilvl="0" w:tplc="64C8AF9E">
+      <w:start w:val="1"/>
+      <w:numFmt w:val="decimal"/>
+      <w:lvlText w:val="%1."/>
+      <w:lvlJc w:val="left"/>
+      <w:pPr>
+        <w:ind w:left="720" w:hanging="360"/>
+      </w:pPr>
+    </w:lvl>
+    <w:lvl w:ilvl="1" w:tplc="C43A63FE">
+      <w:start w:val="1"/>
+      <w:numFmt w:val="lowerLetter"/>
+      <w:lvlText w:val="%2."/>
+      <w:lvlJc w:val="left"/>
+      <w:pPr>
+        <w:ind w:left="1440" w:hanging="360"/>
+      </w:pPr>
+    </w:lvl>
+    <w:lvl w:ilvl="2" w:tplc="5DC6C84E">
+      <w:start w:val="1"/>
+      <w:numFmt w:val="lowerRoman"/>
+      <w:lvlText w:val="%3."/>
+      <w:lvlJc w:val="right"/>
+      <w:pPr>
+        <w:ind w:left="2160" w:hanging="180"/>
+      </w:pPr>
+    </w:lvl>
+    <w:lvl w:ilvl="3" w:tplc="F80C752E">
+      <w:start w:val="1"/>
+      <w:numFmt w:val="decimal"/>
+      <w:lvlText w:val="%4."/>
+      <w:lvlJc w:val="left"/>
+      <w:pPr>
+        <w:ind w:left="2880" w:hanging="360"/>
+      </w:pPr>
+    </w:lvl>
+    <w:lvl w:ilvl="4" w:tplc="0A76C96E">
+      <w:start w:val="1"/>
+      <w:numFmt w:val="lowerLetter"/>
+      <w:lvlText w:val="%5."/>
+      <w:lvlJc w:val="left"/>
+      <w:pPr>
+        <w:ind w:left="3600" w:hanging="360"/>
+      </w:pPr>
+    </w:lvl>
+    <w:lvl w:ilvl="5" w:tplc="1E54CF34">
+      <w:start w:val="1"/>
+      <w:numFmt w:val="lowerRoman"/>
+      <w:lvlText w:val="%6."/>
+      <w:lvlJc w:val="right"/>
+      <w:pPr>
+        <w:ind w:left="4320" w:hanging="180"/>
+      </w:pPr>
+    </w:lvl>
+    <w:lvl w:ilvl="6" w:tplc="81C03E40">
+      <w:start w:val="1"/>
+      <w:numFmt w:val="decimal"/>
+      <w:lvlText w:val="%7."/>
+      <w:lvlJc w:val="left"/>
+      <w:pPr>
+        <w:ind w:left="5040" w:hanging="360"/>
+      </w:pPr>
+    </w:lvl>
+    <w:lvl w:ilvl="7" w:tplc="79BED85C">
+      <w:start w:val="1"/>
+      <w:numFmt w:val="lowerLetter"/>
+      <w:lvlText w:val="%8."/>
+      <w:lvlJc w:val="left"/>
+      <w:pPr>
+        <w:ind w:left="5760" w:hanging="360"/>
+      </w:pPr>
+    </w:lvl>
+    <w:lvl w:ilvl="8" w:tplc="F5DA39DA">
+      <w:start w:val="1"/>
+      <w:numFmt w:val="lowerRoman"/>
+      <w:lvlText w:val="%9."/>
+      <w:lvlJc w:val="right"/>
+      <w:pPr>
+        <w:ind w:left="6480" w:hanging="180"/>
+      </w:pPr>
+    </w:lvl>
+  </w:abstractNum>
+  <w:abstractNum w:abstractNumId="7" w15:restartNumberingAfterBreak="0">
     <w:nsid w:val="46502C8D"/>
     <w:multiLevelType w:val="hybridMultilevel"/>
     <w:tmpl w:val="9B208932"/>
@@ -7353,7 +5086,7 @@
       </w:pPr>
     </w:lvl>
   </w:abstractNum>
-  <w:abstractNum w:abstractNumId="4" w15:restartNumberingAfterBreak="0">
+  <w:abstractNum w:abstractNumId="8" w15:restartNumberingAfterBreak="0">
     <w:nsid w:val="4875675F"/>
     <w:multiLevelType w:val="multilevel"/>
     <w:tmpl w:val="DF902E84"/>
@@ -7466,7 +5199,179 @@
       </w:rPr>
     </w:lvl>
   </w:abstractNum>
-  <w:abstractNum w:abstractNumId="5" w15:restartNumberingAfterBreak="0">
+  <w:abstractNum w:abstractNumId="9" w15:restartNumberingAfterBreak="0">
+    <w:nsid w:val="4CA0EE86"/>
+    <w:multiLevelType w:val="hybridMultilevel"/>
+    <w:tmpl w:val="FFFFFFFF"/>
+    <w:lvl w:ilvl="0" w:tplc="FC829054">
+      <w:start w:val="1"/>
+      <w:numFmt w:val="decimal"/>
+      <w:lvlText w:val="%1."/>
+      <w:lvlJc w:val="left"/>
+      <w:pPr>
+        <w:ind w:left="720" w:hanging="360"/>
+      </w:pPr>
+    </w:lvl>
+    <w:lvl w:ilvl="1" w:tplc="4DCE49F4">
+      <w:start w:val="1"/>
+      <w:numFmt w:val="lowerLetter"/>
+      <w:lvlText w:val="%2."/>
+      <w:lvlJc w:val="left"/>
+      <w:pPr>
+        <w:ind w:left="1440" w:hanging="360"/>
+      </w:pPr>
+    </w:lvl>
+    <w:lvl w:ilvl="2" w:tplc="A3AC79AE">
+      <w:start w:val="1"/>
+      <w:numFmt w:val="lowerRoman"/>
+      <w:lvlText w:val="%3."/>
+      <w:lvlJc w:val="right"/>
+      <w:pPr>
+        <w:ind w:left="2160" w:hanging="180"/>
+      </w:pPr>
+    </w:lvl>
+    <w:lvl w:ilvl="3" w:tplc="AE36FDBC">
+      <w:start w:val="1"/>
+      <w:numFmt w:val="decimal"/>
+      <w:lvlText w:val="%4."/>
+      <w:lvlJc w:val="left"/>
+      <w:pPr>
+        <w:ind w:left="2880" w:hanging="360"/>
+      </w:pPr>
+    </w:lvl>
+    <w:lvl w:ilvl="4" w:tplc="CCD215B0">
+      <w:start w:val="1"/>
+      <w:numFmt w:val="lowerLetter"/>
+      <w:lvlText w:val="%5."/>
+      <w:lvlJc w:val="left"/>
+      <w:pPr>
+        <w:ind w:left="3600" w:hanging="360"/>
+      </w:pPr>
+    </w:lvl>
+    <w:lvl w:ilvl="5" w:tplc="89F4E07C">
+      <w:start w:val="1"/>
+      <w:numFmt w:val="lowerRoman"/>
+      <w:lvlText w:val="%6."/>
+      <w:lvlJc w:val="right"/>
+      <w:pPr>
+        <w:ind w:left="4320" w:hanging="180"/>
+      </w:pPr>
+    </w:lvl>
+    <w:lvl w:ilvl="6" w:tplc="B88C472A">
+      <w:start w:val="1"/>
+      <w:numFmt w:val="decimal"/>
+      <w:lvlText w:val="%7."/>
+      <w:lvlJc w:val="left"/>
+      <w:pPr>
+        <w:ind w:left="5040" w:hanging="360"/>
+      </w:pPr>
+    </w:lvl>
+    <w:lvl w:ilvl="7" w:tplc="6352AE3E">
+      <w:start w:val="1"/>
+      <w:numFmt w:val="lowerLetter"/>
+      <w:lvlText w:val="%8."/>
+      <w:lvlJc w:val="left"/>
+      <w:pPr>
+        <w:ind w:left="5760" w:hanging="360"/>
+      </w:pPr>
+    </w:lvl>
+    <w:lvl w:ilvl="8" w:tplc="19C619FC">
+      <w:start w:val="1"/>
+      <w:numFmt w:val="lowerRoman"/>
+      <w:lvlText w:val="%9."/>
+      <w:lvlJc w:val="right"/>
+      <w:pPr>
+        <w:ind w:left="6480" w:hanging="180"/>
+      </w:pPr>
+    </w:lvl>
+  </w:abstractNum>
+  <w:abstractNum w:abstractNumId="10" w15:restartNumberingAfterBreak="0">
+    <w:nsid w:val="5C97E456"/>
+    <w:multiLevelType w:val="hybridMultilevel"/>
+    <w:tmpl w:val="FFFFFFFF"/>
+    <w:lvl w:ilvl="0" w:tplc="BB288552">
+      <w:start w:val="1"/>
+      <w:numFmt w:val="decimal"/>
+      <w:lvlText w:val="%1."/>
+      <w:lvlJc w:val="left"/>
+      <w:pPr>
+        <w:ind w:left="720" w:hanging="360"/>
+      </w:pPr>
+    </w:lvl>
+    <w:lvl w:ilvl="1" w:tplc="25327678">
+      <w:start w:val="1"/>
+      <w:numFmt w:val="lowerLetter"/>
+      <w:lvlText w:val="%2."/>
+      <w:lvlJc w:val="left"/>
+      <w:pPr>
+        <w:ind w:left="1440" w:hanging="360"/>
+      </w:pPr>
+    </w:lvl>
+    <w:lvl w:ilvl="2" w:tplc="61D47CC4">
+      <w:start w:val="1"/>
+      <w:numFmt w:val="lowerRoman"/>
+      <w:lvlText w:val="%3."/>
+      <w:lvlJc w:val="right"/>
+      <w:pPr>
+        <w:ind w:left="2160" w:hanging="180"/>
+      </w:pPr>
+    </w:lvl>
+    <w:lvl w:ilvl="3" w:tplc="E8A0F018">
+      <w:start w:val="1"/>
+      <w:numFmt w:val="decimal"/>
+      <w:lvlText w:val="%4."/>
+      <w:lvlJc w:val="left"/>
+      <w:pPr>
+        <w:ind w:left="2880" w:hanging="360"/>
+      </w:pPr>
+    </w:lvl>
+    <w:lvl w:ilvl="4" w:tplc="62F01708">
+      <w:start w:val="1"/>
+      <w:numFmt w:val="lowerLetter"/>
+      <w:lvlText w:val="%5."/>
+      <w:lvlJc w:val="left"/>
+      <w:pPr>
+        <w:ind w:left="3600" w:hanging="360"/>
+      </w:pPr>
+    </w:lvl>
+    <w:lvl w:ilvl="5" w:tplc="0C104538">
+      <w:start w:val="1"/>
+      <w:numFmt w:val="lowerRoman"/>
+      <w:lvlText w:val="%6."/>
+      <w:lvlJc w:val="right"/>
+      <w:pPr>
+        <w:ind w:left="4320" w:hanging="180"/>
+      </w:pPr>
+    </w:lvl>
+    <w:lvl w:ilvl="6" w:tplc="F006B392">
+      <w:start w:val="1"/>
+      <w:numFmt w:val="decimal"/>
+      <w:lvlText w:val="%7."/>
+      <w:lvlJc w:val="left"/>
+      <w:pPr>
+        <w:ind w:left="5040" w:hanging="360"/>
+      </w:pPr>
+    </w:lvl>
+    <w:lvl w:ilvl="7" w:tplc="74A0A382">
+      <w:start w:val="1"/>
+      <w:numFmt w:val="lowerLetter"/>
+      <w:lvlText w:val="%8."/>
+      <w:lvlJc w:val="left"/>
+      <w:pPr>
+        <w:ind w:left="5760" w:hanging="360"/>
+      </w:pPr>
+    </w:lvl>
+    <w:lvl w:ilvl="8" w:tplc="4CEA225E">
+      <w:start w:val="1"/>
+      <w:numFmt w:val="lowerRoman"/>
+      <w:lvlText w:val="%9."/>
+      <w:lvlJc w:val="right"/>
+      <w:pPr>
+        <w:ind w:left="6480" w:hanging="180"/>
+      </w:pPr>
+    </w:lvl>
+  </w:abstractNum>
+  <w:abstractNum w:abstractNumId="11" w15:restartNumberingAfterBreak="0">
     <w:nsid w:val="63493B4C"/>
     <w:multiLevelType w:val="hybridMultilevel"/>
     <w:tmpl w:val="2F5C3E20"/>
@@ -7552,7 +5457,93 @@
       </w:pPr>
     </w:lvl>
   </w:abstractNum>
-  <w:abstractNum w:abstractNumId="6" w15:restartNumberingAfterBreak="0">
+  <w:abstractNum w:abstractNumId="12" w15:restartNumberingAfterBreak="0">
+    <w:nsid w:val="6694595C"/>
+    <w:multiLevelType w:val="hybridMultilevel"/>
+    <w:tmpl w:val="FFFFFFFF"/>
+    <w:lvl w:ilvl="0" w:tplc="5664B894">
+      <w:start w:val="1"/>
+      <w:numFmt w:val="decimal"/>
+      <w:lvlText w:val="%1."/>
+      <w:lvlJc w:val="left"/>
+      <w:pPr>
+        <w:ind w:left="720" w:hanging="360"/>
+      </w:pPr>
+    </w:lvl>
+    <w:lvl w:ilvl="1" w:tplc="88F6E9B0">
+      <w:start w:val="1"/>
+      <w:numFmt w:val="lowerLetter"/>
+      <w:lvlText w:val="%2."/>
+      <w:lvlJc w:val="left"/>
+      <w:pPr>
+        <w:ind w:left="1440" w:hanging="360"/>
+      </w:pPr>
+    </w:lvl>
+    <w:lvl w:ilvl="2" w:tplc="9BD247B6">
+      <w:start w:val="1"/>
+      <w:numFmt w:val="lowerRoman"/>
+      <w:lvlText w:val="%3."/>
+      <w:lvlJc w:val="right"/>
+      <w:pPr>
+        <w:ind w:left="2160" w:hanging="180"/>
+      </w:pPr>
+    </w:lvl>
+    <w:lvl w:ilvl="3" w:tplc="5F18AC84">
+      <w:start w:val="1"/>
+      <w:numFmt w:val="decimal"/>
+      <w:lvlText w:val="%4."/>
+      <w:lvlJc w:val="left"/>
+      <w:pPr>
+        <w:ind w:left="2880" w:hanging="360"/>
+      </w:pPr>
+    </w:lvl>
+    <w:lvl w:ilvl="4" w:tplc="CB0E57EA">
+      <w:start w:val="1"/>
+      <w:numFmt w:val="lowerLetter"/>
+      <w:lvlText w:val="%5."/>
+      <w:lvlJc w:val="left"/>
+      <w:pPr>
+        <w:ind w:left="3600" w:hanging="360"/>
+      </w:pPr>
+    </w:lvl>
+    <w:lvl w:ilvl="5" w:tplc="1892DC2C">
+      <w:start w:val="1"/>
+      <w:numFmt w:val="lowerRoman"/>
+      <w:lvlText w:val="%6."/>
+      <w:lvlJc w:val="right"/>
+      <w:pPr>
+        <w:ind w:left="4320" w:hanging="180"/>
+      </w:pPr>
+    </w:lvl>
+    <w:lvl w:ilvl="6" w:tplc="093475C6">
+      <w:start w:val="1"/>
+      <w:numFmt w:val="decimal"/>
+      <w:lvlText w:val="%7."/>
+      <w:lvlJc w:val="left"/>
+      <w:pPr>
+        <w:ind w:left="5040" w:hanging="360"/>
+      </w:pPr>
+    </w:lvl>
+    <w:lvl w:ilvl="7" w:tplc="9D368606">
+      <w:start w:val="1"/>
+      <w:numFmt w:val="lowerLetter"/>
+      <w:lvlText w:val="%8."/>
+      <w:lvlJc w:val="left"/>
+      <w:pPr>
+        <w:ind w:left="5760" w:hanging="360"/>
+      </w:pPr>
+    </w:lvl>
+    <w:lvl w:ilvl="8" w:tplc="254E9D84">
+      <w:start w:val="1"/>
+      <w:numFmt w:val="lowerRoman"/>
+      <w:lvlText w:val="%9."/>
+      <w:lvlJc w:val="right"/>
+      <w:pPr>
+        <w:ind w:left="6480" w:hanging="180"/>
+      </w:pPr>
+    </w:lvl>
+  </w:abstractNum>
+  <w:abstractNum w:abstractNumId="13" w15:restartNumberingAfterBreak="0">
     <w:nsid w:val="6F264CBD"/>
     <w:multiLevelType w:val="hybridMultilevel"/>
     <w:tmpl w:val="3A88C73A"/>
@@ -7641,7 +5632,93 @@
       </w:pPr>
     </w:lvl>
   </w:abstractNum>
-  <w:abstractNum w:abstractNumId="7" w15:restartNumberingAfterBreak="0">
+  <w:abstractNum w:abstractNumId="14" w15:restartNumberingAfterBreak="0">
+    <w:nsid w:val="7032E5B3"/>
+    <w:multiLevelType w:val="hybridMultilevel"/>
+    <w:tmpl w:val="FFFFFFFF"/>
+    <w:lvl w:ilvl="0" w:tplc="39BEBBBA">
+      <w:start w:val="1"/>
+      <w:numFmt w:val="decimal"/>
+      <w:lvlText w:val="%1."/>
+      <w:lvlJc w:val="left"/>
+      <w:pPr>
+        <w:ind w:left="720" w:hanging="360"/>
+      </w:pPr>
+    </w:lvl>
+    <w:lvl w:ilvl="1" w:tplc="533EE1EA">
+      <w:start w:val="1"/>
+      <w:numFmt w:val="lowerLetter"/>
+      <w:lvlText w:val="%2."/>
+      <w:lvlJc w:val="left"/>
+      <w:pPr>
+        <w:ind w:left="1440" w:hanging="360"/>
+      </w:pPr>
+    </w:lvl>
+    <w:lvl w:ilvl="2" w:tplc="57DAE22A">
+      <w:start w:val="1"/>
+      <w:numFmt w:val="lowerRoman"/>
+      <w:lvlText w:val="%3."/>
+      <w:lvlJc w:val="right"/>
+      <w:pPr>
+        <w:ind w:left="2160" w:hanging="180"/>
+      </w:pPr>
+    </w:lvl>
+    <w:lvl w:ilvl="3" w:tplc="FB7089BC">
+      <w:start w:val="1"/>
+      <w:numFmt w:val="decimal"/>
+      <w:lvlText w:val="%4."/>
+      <w:lvlJc w:val="left"/>
+      <w:pPr>
+        <w:ind w:left="2880" w:hanging="360"/>
+      </w:pPr>
+    </w:lvl>
+    <w:lvl w:ilvl="4" w:tplc="6AD6F86C">
+      <w:start w:val="1"/>
+      <w:numFmt w:val="lowerLetter"/>
+      <w:lvlText w:val="%5."/>
+      <w:lvlJc w:val="left"/>
+      <w:pPr>
+        <w:ind w:left="3600" w:hanging="360"/>
+      </w:pPr>
+    </w:lvl>
+    <w:lvl w:ilvl="5" w:tplc="CBD8BA30">
+      <w:start w:val="1"/>
+      <w:numFmt w:val="lowerRoman"/>
+      <w:lvlText w:val="%6."/>
+      <w:lvlJc w:val="right"/>
+      <w:pPr>
+        <w:ind w:left="4320" w:hanging="180"/>
+      </w:pPr>
+    </w:lvl>
+    <w:lvl w:ilvl="6" w:tplc="35348110">
+      <w:start w:val="1"/>
+      <w:numFmt w:val="decimal"/>
+      <w:lvlText w:val="%7."/>
+      <w:lvlJc w:val="left"/>
+      <w:pPr>
+        <w:ind w:left="5040" w:hanging="360"/>
+      </w:pPr>
+    </w:lvl>
+    <w:lvl w:ilvl="7" w:tplc="BD6690A4">
+      <w:start w:val="1"/>
+      <w:numFmt w:val="lowerLetter"/>
+      <w:lvlText w:val="%8."/>
+      <w:lvlJc w:val="left"/>
+      <w:pPr>
+        <w:ind w:left="5760" w:hanging="360"/>
+      </w:pPr>
+    </w:lvl>
+    <w:lvl w:ilvl="8" w:tplc="6B2E5EEE">
+      <w:start w:val="1"/>
+      <w:numFmt w:val="lowerRoman"/>
+      <w:lvlText w:val="%9."/>
+      <w:lvlJc w:val="right"/>
+      <w:pPr>
+        <w:ind w:left="6480" w:hanging="180"/>
+      </w:pPr>
+    </w:lvl>
+  </w:abstractNum>
+  <w:abstractNum w:abstractNumId="15" w15:restartNumberingAfterBreak="0">
     <w:nsid w:val="7E6837EB"/>
     <w:multiLevelType w:val="multilevel"/>
     <w:tmpl w:val="21D2B816"/>
@@ -7730,35 +5807,59 @@
       </w:pPr>
     </w:lvl>
   </w:abstractNum>
-  <w:num w:numId="1" w16cid:durableId="396247652">
+  <w:num w:numId="1" w16cid:durableId="1846628907">
+    <w:abstractNumId w:val="6"/>
+  </w:num>
+  <w:num w:numId="2" w16cid:durableId="871576165">
+    <w:abstractNumId w:val="10"/>
+  </w:num>
+  <w:num w:numId="3" w16cid:durableId="1851142597">
     <w:abstractNumId w:val="2"/>
   </w:num>
-  <w:num w:numId="2" w16cid:durableId="679432027">
+  <w:num w:numId="4" w16cid:durableId="282731052">
+    <w:abstractNumId w:val="14"/>
+  </w:num>
+  <w:num w:numId="5" w16cid:durableId="152185397">
+    <w:abstractNumId w:val="9"/>
+  </w:num>
+  <w:num w:numId="6" w16cid:durableId="2000426296">
     <w:abstractNumId w:val="1"/>
   </w:num>
-  <w:num w:numId="3" w16cid:durableId="1505822839">
+  <w:num w:numId="7" w16cid:durableId="44570674">
+    <w:abstractNumId w:val="5"/>
+  </w:num>
+  <w:num w:numId="8" w16cid:durableId="1072434079">
+    <w:abstractNumId w:val="12"/>
+  </w:num>
+  <w:num w:numId="9" w16cid:durableId="396247652">
     <w:abstractNumId w:val="4"/>
   </w:num>
-  <w:num w:numId="4" w16cid:durableId="20861033">
+  <w:num w:numId="10" w16cid:durableId="679432027">
+    <w:abstractNumId w:val="3"/>
+  </w:num>
+  <w:num w:numId="11" w16cid:durableId="1505822839">
+    <w:abstractNumId w:val="8"/>
+  </w:num>
+  <w:num w:numId="12" w16cid:durableId="20861033">
     <w:abstractNumId w:val="0"/>
   </w:num>
-  <w:num w:numId="5" w16cid:durableId="1896425130">
-    <w:abstractNumId w:val="6"/>
+  <w:num w:numId="13" w16cid:durableId="1896425130">
+    <w:abstractNumId w:val="13"/>
   </w:num>
-  <w:num w:numId="6" w16cid:durableId="637809538">
+  <w:num w:numId="14" w16cid:durableId="637809538">
+    <w:abstractNumId w:val="15"/>
+  </w:num>
+  <w:num w:numId="15" w16cid:durableId="1444227950">
     <w:abstractNumId w:val="7"/>
   </w:num>
-  <w:num w:numId="7" w16cid:durableId="1444227950">
-    <w:abstractNumId w:val="3"/>
-  </w:num>
-  <w:num w:numId="8" w16cid:durableId="102456365">
-    <w:abstractNumId w:val="5"/>
+  <w:num w:numId="16" w16cid:durableId="102456365">
+    <w:abstractNumId w:val="11"/>
   </w:num>
 </w:numbering>
 </file>
 
 <file path=word/styles.xml><?xml version="1.0" encoding="utf-8"?>
-<w:styles xmlns:mc="http://schemas.openxmlformats.org/markup-compatibility/2006" xmlns:r="http://schemas.openxmlformats.org/officeDocument/2006/relationships" xmlns:w="http://schemas.openxmlformats.org/wordprocessingml/2006/main" xmlns:w14="http://schemas.microsoft.com/office/word/2010/wordml" xmlns:w15="http://schemas.microsoft.com/office/word/2012/wordml" xmlns:w16cex="http://schemas.microsoft.com/office/word/2018/wordml/cex" xmlns:w16cid="http://schemas.microsoft.com/office/word/2016/wordml/cid" xmlns:w16="http://schemas.microsoft.com/office/word/2018/wordml" xmlns:w16du="http://schemas.microsoft.com/office/word/2023/wordml/word16du" xmlns:w16sdtdh="http://schemas.microsoft.com/office/word/2020/wordml/sdtdatahash" xmlns:w16se="http://schemas.microsoft.com/office/word/2015/wordml/symex" mc:Ignorable="w14 w15 w16se w16cid w16 w16cex w16sdtdh w16du">
+<w:styles xmlns:mc="http://schemas.openxmlformats.org/markup-compatibility/2006" xmlns:r="http://schemas.openxmlformats.org/officeDocument/2006/relationships" xmlns:w="http://schemas.openxmlformats.org/wordprocessingml/2006/main" xmlns:w14="http://schemas.microsoft.com/office/word/2010/wordml" xmlns:w15="http://schemas.microsoft.com/office/word/2012/wordml" xmlns:w16cex="http://schemas.microsoft.com/office/word/2018/wordml/cex" xmlns:w16cid="http://schemas.microsoft.com/office/word/2016/wordml/cid" xmlns:w16="http://schemas.microsoft.com/office/word/2018/wordml" xmlns:w16du="http://schemas.microsoft.com/office/word/2023/wordml/word16du" xmlns:w16sdtdh="http://schemas.microsoft.com/office/word/2020/wordml/sdtdatahash" xmlns:w16sdtfl="http://schemas.microsoft.com/office/word/2024/wordml/sdtformatlock" xmlns:w16se="http://schemas.microsoft.com/office/word/2015/wordml/symex" mc:Ignorable="w14 w15 w16se w16cid w16 w16cex w16sdtdh w16sdtfl w16du">
   <w:docDefaults>
     <w:rPrDefault>
       <w:rPr>
